--- a/履歴書/기업 면담/面談用スクリプト（李相雨）_最新版.docx
+++ b/履歴書/기업 면담/面談用スクリプト（李相雨）_最新版.docx
@@ -1248,7 +1248,7 @@
       <w:pPr>
         <w:spacing w:line="400" w:lineRule="exact"/>
         <w:rPr>
-          <w:rFonts w:ascii="Meiryo" w:eastAsia="Meiryo" w:hAnsi="Meiryo"/>
+          <w:rFonts w:ascii="Meiryo" w:eastAsia="맑은 고딕" w:hAnsi="Meiryo"/>
           <w:sz w:val="24"/>
           <w:szCs w:val="24"/>
         </w:rPr>
@@ -1260,6 +1260,5240 @@
           <w:szCs w:val="24"/>
         </w:rPr>
         <w:t>どうぞよろしくお願いいたします。</w:t>
+      </w:r>
+    </w:p>
+    <w:p>
+      <w:pPr>
+        <w:spacing w:line="400" w:lineRule="exact"/>
+        <w:rPr>
+          <w:rFonts w:ascii="Meiryo" w:eastAsia="맑은 고딕" w:hAnsi="Meiryo"/>
+          <w:sz w:val="24"/>
+          <w:szCs w:val="24"/>
+          <w:lang w:eastAsia="ko-KR"/>
+        </w:rPr>
+      </w:pPr>
+    </w:p>
+    <w:p>
+      <w:pPr>
+        <w:spacing w:line="400" w:lineRule="exact"/>
+        <w:rPr>
+          <w:rFonts w:ascii="Meiryo" w:eastAsia="맑은 고딕" w:hAnsi="Meiryo"/>
+          <w:sz w:val="24"/>
+          <w:szCs w:val="24"/>
+          <w:lang w:eastAsia="ko-KR"/>
+        </w:rPr>
+      </w:pPr>
+    </w:p>
+    <w:p>
+      <w:pPr>
+        <w:spacing w:line="400" w:lineRule="exact"/>
+        <w:rPr>
+          <w:rFonts w:ascii="Meiryo" w:eastAsia="맑은 고딕" w:hAnsi="Meiryo"/>
+          <w:sz w:val="24"/>
+          <w:szCs w:val="24"/>
+          <w:lang w:eastAsia="ko-KR"/>
+        </w:rPr>
+      </w:pPr>
+    </w:p>
+    <w:p>
+      <w:pPr>
+        <w:spacing w:line="400" w:lineRule="exact"/>
+        <w:rPr>
+          <w:rFonts w:ascii="Meiryo" w:eastAsia="맑은 고딕" w:hAnsi="Meiryo"/>
+          <w:sz w:val="24"/>
+          <w:szCs w:val="24"/>
+          <w:lang w:eastAsia="ko-KR"/>
+        </w:rPr>
+      </w:pPr>
+    </w:p>
+    <w:p>
+      <w:pPr>
+        <w:spacing w:line="400" w:lineRule="exact"/>
+        <w:rPr>
+          <w:rFonts w:ascii="Meiryo" w:eastAsia="맑은 고딕" w:hAnsi="Meiryo"/>
+          <w:sz w:val="24"/>
+          <w:szCs w:val="24"/>
+          <w:lang w:eastAsia="ko-KR"/>
+        </w:rPr>
+      </w:pPr>
+    </w:p>
+    <w:p>
+      <w:pPr>
+        <w:spacing w:line="400" w:lineRule="exact"/>
+        <w:rPr>
+          <w:rFonts w:ascii="Meiryo" w:eastAsia="맑은 고딕" w:hAnsi="Meiryo"/>
+          <w:sz w:val="24"/>
+          <w:szCs w:val="24"/>
+          <w:lang w:eastAsia="ko-KR"/>
+        </w:rPr>
+      </w:pPr>
+    </w:p>
+    <w:p>
+      <w:pPr>
+        <w:spacing w:line="400" w:lineRule="exact"/>
+        <w:rPr>
+          <w:rFonts w:ascii="Meiryo" w:eastAsia="맑은 고딕" w:hAnsi="Meiryo"/>
+          <w:sz w:val="24"/>
+          <w:szCs w:val="24"/>
+          <w:lang w:eastAsia="ko-KR"/>
+        </w:rPr>
+      </w:pPr>
+    </w:p>
+    <w:p>
+      <w:pPr>
+        <w:spacing w:line="400" w:lineRule="exact"/>
+        <w:rPr>
+          <w:rFonts w:ascii="Meiryo" w:eastAsia="맑은 고딕" w:hAnsi="Meiryo"/>
+          <w:sz w:val="24"/>
+          <w:szCs w:val="24"/>
+          <w:lang w:eastAsia="ko-KR"/>
+        </w:rPr>
+      </w:pPr>
+    </w:p>
+    <w:p>
+      <w:pPr>
+        <w:spacing w:line="400" w:lineRule="exact"/>
+        <w:rPr>
+          <w:rFonts w:ascii="Meiryo" w:eastAsia="맑은 고딕" w:hAnsi="Meiryo"/>
+          <w:sz w:val="24"/>
+          <w:szCs w:val="24"/>
+          <w:lang w:eastAsia="ko-KR"/>
+        </w:rPr>
+      </w:pPr>
+    </w:p>
+    <w:p>
+      <w:pPr>
+        <w:spacing w:line="400" w:lineRule="exact"/>
+        <w:rPr>
+          <w:rFonts w:ascii="Meiryo" w:eastAsia="맑은 고딕" w:hAnsi="Meiryo"/>
+          <w:sz w:val="24"/>
+          <w:szCs w:val="24"/>
+          <w:lang w:eastAsia="ko-KR"/>
+        </w:rPr>
+      </w:pPr>
+    </w:p>
+    <w:p>
+      <w:pPr>
+        <w:spacing w:line="400" w:lineRule="exact"/>
+        <w:rPr>
+          <w:rFonts w:ascii="Meiryo" w:eastAsia="맑은 고딕" w:hAnsi="Meiryo"/>
+          <w:sz w:val="24"/>
+          <w:szCs w:val="24"/>
+          <w:lang w:eastAsia="ko-KR"/>
+        </w:rPr>
+      </w:pPr>
+    </w:p>
+    <w:p>
+      <w:pPr>
+        <w:spacing w:line="400" w:lineRule="exact"/>
+        <w:rPr>
+          <w:rFonts w:ascii="Meiryo" w:eastAsia="맑은 고딕" w:hAnsi="Meiryo"/>
+          <w:sz w:val="24"/>
+          <w:szCs w:val="24"/>
+          <w:lang w:eastAsia="ko-KR"/>
+        </w:rPr>
+      </w:pPr>
+    </w:p>
+    <w:p>
+      <w:pPr>
+        <w:spacing w:line="400" w:lineRule="exact"/>
+        <w:rPr>
+          <w:rFonts w:ascii="Meiryo" w:eastAsia="맑은 고딕" w:hAnsi="Meiryo"/>
+          <w:sz w:val="24"/>
+          <w:szCs w:val="24"/>
+          <w:lang w:eastAsia="ko-KR"/>
+        </w:rPr>
+      </w:pPr>
+    </w:p>
+    <w:p>
+      <w:pPr>
+        <w:spacing w:line="400" w:lineRule="exact"/>
+        <w:rPr>
+          <w:rFonts w:ascii="Meiryo" w:eastAsia="맑은 고딕" w:hAnsi="Meiryo"/>
+          <w:sz w:val="24"/>
+          <w:szCs w:val="24"/>
+          <w:lang w:eastAsia="ko-KR"/>
+        </w:rPr>
+      </w:pPr>
+    </w:p>
+    <w:p>
+      <w:pPr>
+        <w:spacing w:line="400" w:lineRule="exact"/>
+        <w:rPr>
+          <w:rFonts w:ascii="Meiryo" w:eastAsia="맑은 고딕" w:hAnsi="Meiryo" w:hint="eastAsia"/>
+          <w:sz w:val="24"/>
+          <w:szCs w:val="24"/>
+          <w:lang w:eastAsia="ko-KR"/>
+        </w:rPr>
+      </w:pPr>
+    </w:p>
+    <w:p>
+      <w:pPr>
+        <w:spacing w:line="400" w:lineRule="exact"/>
+        <w:rPr>
+          <w:rFonts w:ascii="Meiryo" w:eastAsia="맑은 고딕" w:hAnsi="Meiryo"/>
+          <w:sz w:val="24"/>
+          <w:szCs w:val="24"/>
+          <w:lang w:eastAsia="ko-KR"/>
+        </w:rPr>
+      </w:pPr>
+      <w:r>
+        <w:rPr>
+          <w:rFonts w:ascii="Meiryo" w:eastAsia="맑은 고딕" w:hAnsi="Meiryo" w:hint="eastAsia"/>
+          <w:sz w:val="24"/>
+          <w:szCs w:val="24"/>
+          <w:lang w:eastAsia="ko-KR"/>
+        </w:rPr>
+        <w:lastRenderedPageBreak/>
+        <w:t>전체</w:t>
+      </w:r>
+      <w:r>
+        <w:rPr>
+          <w:rFonts w:ascii="Meiryo" w:eastAsia="맑은 고딕" w:hAnsi="Meiryo" w:hint="eastAsia"/>
+          <w:sz w:val="24"/>
+          <w:szCs w:val="24"/>
+          <w:lang w:eastAsia="ko-KR"/>
+        </w:rPr>
+        <w:t xml:space="preserve"> </w:t>
+      </w:r>
+      <w:r>
+        <w:rPr>
+          <w:rFonts w:ascii="Meiryo" w:eastAsia="맑은 고딕" w:hAnsi="Meiryo" w:hint="eastAsia"/>
+          <w:sz w:val="24"/>
+          <w:szCs w:val="24"/>
+          <w:lang w:eastAsia="ko-KR"/>
+        </w:rPr>
+        <w:t>흐름</w:t>
+      </w:r>
+    </w:p>
+    <w:p>
+      <w:pPr>
+        <w:spacing w:line="400" w:lineRule="exact"/>
+        <w:rPr>
+          <w:rFonts w:ascii="Meiryo" w:eastAsia="맑은 고딕" w:hAnsi="Meiryo"/>
+          <w:sz w:val="24"/>
+          <w:szCs w:val="24"/>
+          <w:lang w:eastAsia="ko-KR"/>
+        </w:rPr>
+      </w:pPr>
+      <w:r>
+        <w:rPr>
+          <w:rFonts w:ascii="Meiryo" w:eastAsia="맑은 고딕" w:hAnsi="Meiryo" w:hint="eastAsia"/>
+          <w:sz w:val="24"/>
+          <w:szCs w:val="24"/>
+          <w:lang w:eastAsia="ko-KR"/>
+        </w:rPr>
+        <w:t>자기소개</w:t>
+      </w:r>
+      <w:r>
+        <w:rPr>
+          <w:rFonts w:ascii="Meiryo" w:eastAsia="맑은 고딕" w:hAnsi="Meiryo" w:hint="eastAsia"/>
+          <w:sz w:val="24"/>
+          <w:szCs w:val="24"/>
+          <w:lang w:eastAsia="ko-KR"/>
+        </w:rPr>
+        <w:t xml:space="preserve"> ( </w:t>
+      </w:r>
+      <w:r>
+        <w:rPr>
+          <w:rFonts w:ascii="Meiryo" w:eastAsia="맑은 고딕" w:hAnsi="Meiryo" w:hint="eastAsia"/>
+          <w:sz w:val="24"/>
+          <w:szCs w:val="24"/>
+          <w:lang w:eastAsia="ko-KR"/>
+        </w:rPr>
+        <w:t>바쁜</w:t>
+      </w:r>
+      <w:r>
+        <w:rPr>
+          <w:rFonts w:ascii="Meiryo" w:eastAsia="맑은 고딕" w:hAnsi="Meiryo" w:hint="eastAsia"/>
+          <w:sz w:val="24"/>
+          <w:szCs w:val="24"/>
+          <w:lang w:eastAsia="ko-KR"/>
+        </w:rPr>
+        <w:t xml:space="preserve"> </w:t>
+      </w:r>
+      <w:r>
+        <w:rPr>
+          <w:rFonts w:ascii="Meiryo" w:eastAsia="맑은 고딕" w:hAnsi="Meiryo" w:hint="eastAsia"/>
+          <w:sz w:val="24"/>
+          <w:szCs w:val="24"/>
+          <w:lang w:eastAsia="ko-KR"/>
+        </w:rPr>
+        <w:t>와중에</w:t>
+      </w:r>
+      <w:r>
+        <w:rPr>
+          <w:rFonts w:ascii="Meiryo" w:eastAsia="맑은 고딕" w:hAnsi="Meiryo" w:hint="eastAsia"/>
+          <w:sz w:val="24"/>
+          <w:szCs w:val="24"/>
+          <w:lang w:eastAsia="ko-KR"/>
+        </w:rPr>
+        <w:t xml:space="preserve"> </w:t>
+      </w:r>
+      <w:r>
+        <w:rPr>
+          <w:rFonts w:ascii="Meiryo" w:eastAsia="맑은 고딕" w:hAnsi="Meiryo" w:hint="eastAsia"/>
+          <w:sz w:val="24"/>
+          <w:szCs w:val="24"/>
+          <w:lang w:eastAsia="ko-KR"/>
+        </w:rPr>
+        <w:t>시간</w:t>
+      </w:r>
+      <w:r>
+        <w:rPr>
+          <w:rFonts w:ascii="Meiryo" w:eastAsia="맑은 고딕" w:hAnsi="Meiryo" w:hint="eastAsia"/>
+          <w:sz w:val="24"/>
+          <w:szCs w:val="24"/>
+          <w:lang w:eastAsia="ko-KR"/>
+        </w:rPr>
+        <w:t xml:space="preserve"> </w:t>
+      </w:r>
+      <w:r>
+        <w:rPr>
+          <w:rFonts w:ascii="Meiryo" w:eastAsia="맑은 고딕" w:hAnsi="Meiryo" w:hint="eastAsia"/>
+          <w:sz w:val="24"/>
+          <w:szCs w:val="24"/>
+          <w:lang w:eastAsia="ko-KR"/>
+        </w:rPr>
+        <w:t>내줘서</w:t>
+      </w:r>
+      <w:r>
+        <w:rPr>
+          <w:rFonts w:ascii="Meiryo" w:eastAsia="맑은 고딕" w:hAnsi="Meiryo" w:hint="eastAsia"/>
+          <w:sz w:val="24"/>
+          <w:szCs w:val="24"/>
+          <w:lang w:eastAsia="ko-KR"/>
+        </w:rPr>
+        <w:t xml:space="preserve"> </w:t>
+      </w:r>
+      <w:r>
+        <w:rPr>
+          <w:rFonts w:ascii="Meiryo" w:eastAsia="맑은 고딕" w:hAnsi="Meiryo" w:hint="eastAsia"/>
+          <w:sz w:val="24"/>
+          <w:szCs w:val="24"/>
+          <w:lang w:eastAsia="ko-KR"/>
+        </w:rPr>
+        <w:t>감사하다</w:t>
+      </w:r>
+      <w:r>
+        <w:rPr>
+          <w:rFonts w:ascii="Meiryo" w:eastAsia="맑은 고딕" w:hAnsi="Meiryo" w:hint="eastAsia"/>
+          <w:sz w:val="24"/>
+          <w:szCs w:val="24"/>
+          <w:lang w:eastAsia="ko-KR"/>
+        </w:rPr>
+        <w:t>. )</w:t>
+      </w:r>
+    </w:p>
+    <w:p>
+      <w:pPr>
+        <w:spacing w:line="400" w:lineRule="exact"/>
+        <w:rPr>
+          <w:rFonts w:ascii="Meiryo" w:eastAsia="맑은 고딕" w:hAnsi="Meiryo"/>
+          <w:sz w:val="24"/>
+          <w:szCs w:val="24"/>
+          <w:lang w:eastAsia="ko-KR"/>
+        </w:rPr>
+      </w:pPr>
+      <w:r>
+        <w:rPr>
+          <w:rFonts w:ascii="Meiryo" w:eastAsia="맑은 고딕" w:hAnsi="Meiryo" w:hint="eastAsia"/>
+          <w:sz w:val="24"/>
+          <w:szCs w:val="24"/>
+          <w:lang w:eastAsia="ko-KR"/>
+        </w:rPr>
+        <w:t>2022</w:t>
+      </w:r>
+      <w:r>
+        <w:rPr>
+          <w:rFonts w:ascii="Meiryo" w:eastAsia="맑은 고딕" w:hAnsi="Meiryo" w:hint="eastAsia"/>
+          <w:sz w:val="24"/>
+          <w:szCs w:val="24"/>
+          <w:lang w:eastAsia="ko-KR"/>
+        </w:rPr>
+        <w:t>년에</w:t>
+      </w:r>
+      <w:r>
+        <w:rPr>
+          <w:rFonts w:ascii="Meiryo" w:eastAsia="맑은 고딕" w:hAnsi="Meiryo" w:hint="eastAsia"/>
+          <w:sz w:val="24"/>
+          <w:szCs w:val="24"/>
+          <w:lang w:eastAsia="ko-KR"/>
+        </w:rPr>
+        <w:t xml:space="preserve"> </w:t>
+      </w:r>
+      <w:r>
+        <w:rPr>
+          <w:rFonts w:ascii="Meiryo" w:eastAsia="맑은 고딕" w:hAnsi="Meiryo" w:hint="eastAsia"/>
+          <w:sz w:val="24"/>
+          <w:szCs w:val="24"/>
+          <w:lang w:eastAsia="ko-KR"/>
+        </w:rPr>
+        <w:t>한국</w:t>
+      </w:r>
+      <w:r>
+        <w:rPr>
+          <w:rFonts w:ascii="Meiryo" w:eastAsia="맑은 고딕" w:hAnsi="Meiryo" w:hint="eastAsia"/>
+          <w:sz w:val="24"/>
+          <w:szCs w:val="24"/>
+          <w:lang w:eastAsia="ko-KR"/>
+        </w:rPr>
+        <w:t xml:space="preserve"> IT </w:t>
+      </w:r>
+      <w:r>
+        <w:rPr>
+          <w:rFonts w:ascii="Meiryo" w:eastAsia="맑은 고딕" w:hAnsi="Meiryo" w:hint="eastAsia"/>
+          <w:sz w:val="24"/>
+          <w:szCs w:val="24"/>
+          <w:lang w:eastAsia="ko-KR"/>
+        </w:rPr>
+        <w:t>기업에서</w:t>
+      </w:r>
+      <w:r>
+        <w:rPr>
+          <w:rFonts w:ascii="Meiryo" w:eastAsia="맑은 고딕" w:hAnsi="Meiryo" w:hint="eastAsia"/>
+          <w:sz w:val="24"/>
+          <w:szCs w:val="24"/>
+          <w:lang w:eastAsia="ko-KR"/>
+        </w:rPr>
+        <w:t xml:space="preserve"> </w:t>
+      </w:r>
+      <w:r>
+        <w:rPr>
+          <w:rFonts w:ascii="Meiryo" w:eastAsia="맑은 고딕" w:hAnsi="Meiryo" w:hint="eastAsia"/>
+          <w:sz w:val="24"/>
+          <w:szCs w:val="24"/>
+          <w:lang w:eastAsia="ko-KR"/>
+        </w:rPr>
+        <w:t>개발</w:t>
+      </w:r>
+      <w:r>
+        <w:rPr>
+          <w:rFonts w:ascii="Meiryo" w:eastAsia="맑은 고딕" w:hAnsi="Meiryo" w:hint="eastAsia"/>
+          <w:sz w:val="24"/>
+          <w:szCs w:val="24"/>
+          <w:lang w:eastAsia="ko-KR"/>
+        </w:rPr>
+        <w:t xml:space="preserve"> </w:t>
+      </w:r>
+      <w:proofErr w:type="spellStart"/>
+      <w:r>
+        <w:rPr>
+          <w:rFonts w:ascii="Meiryo" w:eastAsia="맑은 고딕" w:hAnsi="Meiryo" w:hint="eastAsia"/>
+          <w:sz w:val="24"/>
+          <w:szCs w:val="24"/>
+          <w:lang w:eastAsia="ko-KR"/>
+        </w:rPr>
+        <w:t>경험있다는거</w:t>
+      </w:r>
+      <w:proofErr w:type="spellEnd"/>
+      <w:r>
+        <w:rPr>
+          <w:rFonts w:ascii="Meiryo" w:eastAsia="맑은 고딕" w:hAnsi="Meiryo" w:hint="eastAsia"/>
+          <w:sz w:val="24"/>
+          <w:szCs w:val="24"/>
+          <w:lang w:eastAsia="ko-KR"/>
+        </w:rPr>
+        <w:t xml:space="preserve"> </w:t>
+      </w:r>
+      <w:r>
+        <w:rPr>
+          <w:rFonts w:ascii="Meiryo" w:eastAsia="맑은 고딕" w:hAnsi="Meiryo" w:hint="eastAsia"/>
+          <w:sz w:val="24"/>
+          <w:szCs w:val="24"/>
+          <w:lang w:eastAsia="ko-KR"/>
+        </w:rPr>
+        <w:t>밝히고</w:t>
+      </w:r>
+    </w:p>
+    <w:p>
+      <w:pPr>
+        <w:spacing w:line="400" w:lineRule="exact"/>
+        <w:rPr>
+          <w:rFonts w:ascii="Meiryo" w:eastAsia="맑은 고딕" w:hAnsi="Meiryo"/>
+          <w:sz w:val="24"/>
+          <w:szCs w:val="24"/>
+          <w:lang w:eastAsia="ko-KR"/>
+        </w:rPr>
+      </w:pPr>
+      <w:r>
+        <w:rPr>
+          <w:rFonts w:ascii="Meiryo" w:eastAsia="맑은 고딕" w:hAnsi="Meiryo" w:hint="eastAsia"/>
+          <w:sz w:val="24"/>
+          <w:szCs w:val="24"/>
+          <w:lang w:eastAsia="ko-KR"/>
+        </w:rPr>
+        <w:t>프로젝트</w:t>
+      </w:r>
+      <w:r>
+        <w:rPr>
+          <w:rFonts w:ascii="Meiryo" w:eastAsia="맑은 고딕" w:hAnsi="Meiryo" w:hint="eastAsia"/>
+          <w:sz w:val="24"/>
+          <w:szCs w:val="24"/>
+          <w:lang w:eastAsia="ko-KR"/>
+        </w:rPr>
+        <w:t xml:space="preserve"> 3</w:t>
+      </w:r>
+      <w:r>
+        <w:rPr>
+          <w:rFonts w:ascii="Meiryo" w:eastAsia="맑은 고딕" w:hAnsi="Meiryo" w:hint="eastAsia"/>
+          <w:sz w:val="24"/>
+          <w:szCs w:val="24"/>
+          <w:lang w:eastAsia="ko-KR"/>
+        </w:rPr>
+        <w:t>개</w:t>
+      </w:r>
+      <w:r>
+        <w:rPr>
+          <w:rFonts w:ascii="Meiryo" w:eastAsia="맑은 고딕" w:hAnsi="Meiryo" w:hint="eastAsia"/>
+          <w:sz w:val="24"/>
+          <w:szCs w:val="24"/>
+          <w:lang w:eastAsia="ko-KR"/>
+        </w:rPr>
+        <w:t xml:space="preserve"> </w:t>
+      </w:r>
+      <w:r>
+        <w:rPr>
+          <w:rFonts w:ascii="Meiryo" w:eastAsia="맑은 고딕" w:hAnsi="Meiryo" w:hint="eastAsia"/>
+          <w:sz w:val="24"/>
+          <w:szCs w:val="24"/>
+          <w:lang w:eastAsia="ko-KR"/>
+        </w:rPr>
+        <w:t>소개</w:t>
+      </w:r>
+    </w:p>
+    <w:p>
+      <w:pPr>
+        <w:pStyle w:val="a6"/>
+        <w:numPr>
+          <w:ilvl w:val="0"/>
+          <w:numId w:val="2"/>
+        </w:numPr>
+        <w:spacing w:line="400" w:lineRule="exact"/>
+        <w:rPr>
+          <w:rFonts w:ascii="Meiryo" w:eastAsia="맑은 고딕" w:hAnsi="Meiryo"/>
+          <w:sz w:val="24"/>
+          <w:szCs w:val="24"/>
+          <w:lang w:eastAsia="ko-KR"/>
+        </w:rPr>
+      </w:pPr>
+      <w:r>
+        <w:rPr>
+          <w:rFonts w:ascii="Meiryo" w:eastAsia="맑은 고딕" w:hAnsi="Meiryo" w:hint="eastAsia"/>
+          <w:sz w:val="24"/>
+          <w:szCs w:val="24"/>
+          <w:lang w:eastAsia="ko-KR"/>
+        </w:rPr>
+        <w:t>여행보험</w:t>
+      </w:r>
+      <w:r>
+        <w:rPr>
+          <w:rFonts w:ascii="Meiryo" w:eastAsia="맑은 고딕" w:hAnsi="Meiryo" w:hint="eastAsia"/>
+          <w:sz w:val="24"/>
+          <w:szCs w:val="24"/>
+          <w:lang w:eastAsia="ko-KR"/>
+        </w:rPr>
+        <w:t xml:space="preserve"> </w:t>
+      </w:r>
+      <w:r>
+        <w:rPr>
+          <w:rFonts w:ascii="Meiryo" w:eastAsia="맑은 고딕" w:hAnsi="Meiryo" w:hint="eastAsia"/>
+          <w:sz w:val="24"/>
+          <w:szCs w:val="24"/>
+          <w:lang w:eastAsia="ko-KR"/>
+        </w:rPr>
+        <w:t>서비스</w:t>
+      </w:r>
+      <w:r>
+        <w:rPr>
+          <w:rFonts w:ascii="Meiryo" w:eastAsia="맑은 고딕" w:hAnsi="Meiryo" w:hint="eastAsia"/>
+          <w:sz w:val="24"/>
+          <w:szCs w:val="24"/>
+          <w:lang w:eastAsia="ko-KR"/>
+        </w:rPr>
+        <w:t xml:space="preserve"> -&gt; </w:t>
+      </w:r>
+      <w:r>
+        <w:rPr>
+          <w:rFonts w:ascii="Meiryo" w:eastAsia="맑은 고딕" w:hAnsi="Meiryo" w:hint="eastAsia"/>
+          <w:sz w:val="24"/>
+          <w:szCs w:val="24"/>
+          <w:lang w:eastAsia="ko-KR"/>
+        </w:rPr>
+        <w:t>안건정의부터</w:t>
+      </w:r>
+      <w:r>
+        <w:rPr>
+          <w:rFonts w:ascii="Meiryo" w:eastAsia="맑은 고딕" w:hAnsi="Meiryo" w:hint="eastAsia"/>
+          <w:sz w:val="24"/>
+          <w:szCs w:val="24"/>
+          <w:lang w:eastAsia="ko-KR"/>
+        </w:rPr>
+        <w:t xml:space="preserve"> </w:t>
+      </w:r>
+      <w:r>
+        <w:rPr>
+          <w:rFonts w:ascii="Meiryo" w:eastAsia="맑은 고딕" w:hAnsi="Meiryo" w:hint="eastAsia"/>
+          <w:sz w:val="24"/>
+          <w:szCs w:val="24"/>
+          <w:lang w:eastAsia="ko-KR"/>
+        </w:rPr>
+        <w:t>운용보수까지</w:t>
+      </w:r>
+      <w:r>
+        <w:rPr>
+          <w:rFonts w:ascii="Meiryo" w:eastAsia="맑은 고딕" w:hAnsi="Meiryo" w:hint="eastAsia"/>
+          <w:sz w:val="24"/>
+          <w:szCs w:val="24"/>
+          <w:lang w:eastAsia="ko-KR"/>
+        </w:rPr>
+        <w:t xml:space="preserve"> </w:t>
+      </w:r>
+      <w:r>
+        <w:rPr>
+          <w:rFonts w:ascii="Meiryo" w:eastAsia="맑은 고딕" w:hAnsi="Meiryo" w:hint="eastAsia"/>
+          <w:sz w:val="24"/>
+          <w:szCs w:val="24"/>
+          <w:lang w:eastAsia="ko-KR"/>
+        </w:rPr>
+        <w:t>단기간에</w:t>
+      </w:r>
+      <w:r>
+        <w:rPr>
+          <w:rFonts w:ascii="Meiryo" w:eastAsia="맑은 고딕" w:hAnsi="Meiryo" w:hint="eastAsia"/>
+          <w:sz w:val="24"/>
+          <w:szCs w:val="24"/>
+          <w:lang w:eastAsia="ko-KR"/>
+        </w:rPr>
+        <w:t xml:space="preserve"> </w:t>
+      </w:r>
+      <w:r>
+        <w:rPr>
+          <w:rFonts w:ascii="Meiryo" w:eastAsia="맑은 고딕" w:hAnsi="Meiryo" w:hint="eastAsia"/>
+          <w:sz w:val="24"/>
+          <w:szCs w:val="24"/>
+          <w:lang w:eastAsia="ko-KR"/>
+        </w:rPr>
+        <w:t>많은</w:t>
+      </w:r>
+      <w:r>
+        <w:rPr>
+          <w:rFonts w:ascii="Meiryo" w:eastAsia="맑은 고딕" w:hAnsi="Meiryo" w:hint="eastAsia"/>
+          <w:sz w:val="24"/>
+          <w:szCs w:val="24"/>
+          <w:lang w:eastAsia="ko-KR"/>
+        </w:rPr>
+        <w:t xml:space="preserve"> </w:t>
+      </w:r>
+      <w:r>
+        <w:rPr>
+          <w:rFonts w:ascii="Meiryo" w:eastAsia="맑은 고딕" w:hAnsi="Meiryo" w:hint="eastAsia"/>
+          <w:sz w:val="24"/>
+          <w:szCs w:val="24"/>
+          <w:lang w:eastAsia="ko-KR"/>
+        </w:rPr>
+        <w:t>경험</w:t>
+      </w:r>
+      <w:r>
+        <w:rPr>
+          <w:rFonts w:ascii="Meiryo" w:eastAsia="맑은 고딕" w:hAnsi="Meiryo" w:hint="eastAsia"/>
+          <w:sz w:val="24"/>
+          <w:szCs w:val="24"/>
+          <w:lang w:eastAsia="ko-KR"/>
+        </w:rPr>
+        <w:t xml:space="preserve"> </w:t>
+      </w:r>
+      <w:r>
+        <w:rPr>
+          <w:rFonts w:ascii="Meiryo" w:eastAsia="맑은 고딕" w:hAnsi="Meiryo" w:hint="eastAsia"/>
+          <w:sz w:val="24"/>
+          <w:szCs w:val="24"/>
+          <w:lang w:eastAsia="ko-KR"/>
+        </w:rPr>
+        <w:t>했고</w:t>
+      </w:r>
+      <w:r>
+        <w:rPr>
+          <w:rFonts w:ascii="Meiryo" w:eastAsia="맑은 고딕" w:hAnsi="Meiryo" w:hint="eastAsia"/>
+          <w:sz w:val="24"/>
+          <w:szCs w:val="24"/>
+          <w:lang w:eastAsia="ko-KR"/>
+        </w:rPr>
+        <w:t>,</w:t>
+      </w:r>
+    </w:p>
+    <w:p>
+      <w:pPr>
+        <w:pStyle w:val="a6"/>
+        <w:spacing w:line="400" w:lineRule="exact"/>
+        <w:ind w:left="800"/>
+        <w:rPr>
+          <w:rFonts w:ascii="Meiryo" w:eastAsia="맑은 고딕" w:hAnsi="Meiryo"/>
+          <w:sz w:val="24"/>
+          <w:szCs w:val="24"/>
+          <w:lang w:eastAsia="ko-KR"/>
+        </w:rPr>
+      </w:pPr>
+      <w:r>
+        <w:rPr>
+          <w:rFonts w:ascii="Meiryo" w:eastAsia="맑은 고딕" w:hAnsi="Meiryo" w:hint="eastAsia"/>
+          <w:sz w:val="24"/>
+          <w:szCs w:val="24"/>
+          <w:lang w:eastAsia="ko-KR"/>
+        </w:rPr>
+        <w:t>기존에</w:t>
+      </w:r>
+      <w:r>
+        <w:rPr>
+          <w:rFonts w:ascii="Meiryo" w:eastAsia="맑은 고딕" w:hAnsi="Meiryo" w:hint="eastAsia"/>
+          <w:sz w:val="24"/>
+          <w:szCs w:val="24"/>
+          <w:lang w:eastAsia="ko-KR"/>
+        </w:rPr>
+        <w:t xml:space="preserve"> </w:t>
+      </w:r>
+      <w:r>
+        <w:rPr>
+          <w:rFonts w:ascii="Meiryo" w:eastAsia="맑은 고딕" w:hAnsi="Meiryo" w:hint="eastAsia"/>
+          <w:sz w:val="24"/>
+          <w:szCs w:val="24"/>
+          <w:lang w:eastAsia="ko-KR"/>
+        </w:rPr>
+        <w:t>수작업으로</w:t>
+      </w:r>
+      <w:r>
+        <w:rPr>
+          <w:rFonts w:ascii="Meiryo" w:eastAsia="맑은 고딕" w:hAnsi="Meiryo" w:hint="eastAsia"/>
+          <w:sz w:val="24"/>
+          <w:szCs w:val="24"/>
+          <w:lang w:eastAsia="ko-KR"/>
+        </w:rPr>
+        <w:t xml:space="preserve"> </w:t>
+      </w:r>
+      <w:proofErr w:type="spellStart"/>
+      <w:r>
+        <w:rPr>
+          <w:rFonts w:ascii="Meiryo" w:eastAsia="맑은 고딕" w:hAnsi="Meiryo" w:hint="eastAsia"/>
+          <w:sz w:val="24"/>
+          <w:szCs w:val="24"/>
+          <w:lang w:eastAsia="ko-KR"/>
+        </w:rPr>
+        <w:t>진행하던거</w:t>
+      </w:r>
+      <w:proofErr w:type="spellEnd"/>
+      <w:r>
+        <w:rPr>
+          <w:rFonts w:ascii="Meiryo" w:eastAsia="맑은 고딕" w:hAnsi="Meiryo" w:hint="eastAsia"/>
+          <w:sz w:val="24"/>
+          <w:szCs w:val="24"/>
+          <w:lang w:eastAsia="ko-KR"/>
+        </w:rPr>
+        <w:t xml:space="preserve"> </w:t>
+      </w:r>
+      <w:r>
+        <w:rPr>
+          <w:rFonts w:ascii="Meiryo" w:eastAsia="맑은 고딕" w:hAnsi="Meiryo" w:hint="eastAsia"/>
+          <w:sz w:val="24"/>
+          <w:szCs w:val="24"/>
+          <w:lang w:eastAsia="ko-KR"/>
+        </w:rPr>
+        <w:t>시스템화</w:t>
+      </w:r>
+      <w:r>
+        <w:rPr>
+          <w:rFonts w:ascii="Meiryo" w:eastAsia="맑은 고딕" w:hAnsi="Meiryo" w:hint="eastAsia"/>
+          <w:sz w:val="24"/>
+          <w:szCs w:val="24"/>
+          <w:lang w:eastAsia="ko-KR"/>
+        </w:rPr>
+        <w:t xml:space="preserve"> </w:t>
+      </w:r>
+      <w:r>
+        <w:rPr>
+          <w:rFonts w:ascii="Meiryo" w:eastAsia="맑은 고딕" w:hAnsi="Meiryo" w:hint="eastAsia"/>
+          <w:sz w:val="24"/>
+          <w:szCs w:val="24"/>
+          <w:lang w:eastAsia="ko-KR"/>
+        </w:rPr>
+        <w:t>하여</w:t>
+      </w:r>
+      <w:r>
+        <w:rPr>
+          <w:rFonts w:ascii="Meiryo" w:eastAsia="맑은 고딕" w:hAnsi="Meiryo" w:hint="eastAsia"/>
+          <w:sz w:val="24"/>
+          <w:szCs w:val="24"/>
+          <w:lang w:eastAsia="ko-KR"/>
+        </w:rPr>
+        <w:t xml:space="preserve"> </w:t>
+      </w:r>
+      <w:r>
+        <w:rPr>
+          <w:rFonts w:ascii="Meiryo" w:eastAsia="맑은 고딕" w:hAnsi="Meiryo" w:hint="eastAsia"/>
+          <w:sz w:val="24"/>
+          <w:szCs w:val="24"/>
+          <w:lang w:eastAsia="ko-KR"/>
+        </w:rPr>
+        <w:t>업무효율</w:t>
+      </w:r>
+      <w:r>
+        <w:rPr>
+          <w:rFonts w:ascii="Meiryo" w:eastAsia="맑은 고딕" w:hAnsi="Meiryo" w:hint="eastAsia"/>
+          <w:sz w:val="24"/>
+          <w:szCs w:val="24"/>
+          <w:lang w:eastAsia="ko-KR"/>
+        </w:rPr>
+        <w:t xml:space="preserve">, </w:t>
+      </w:r>
+      <w:r>
+        <w:rPr>
+          <w:rFonts w:ascii="Meiryo" w:eastAsia="맑은 고딕" w:hAnsi="Meiryo" w:hint="eastAsia"/>
+          <w:sz w:val="24"/>
+          <w:szCs w:val="24"/>
+          <w:lang w:eastAsia="ko-KR"/>
+        </w:rPr>
+        <w:t>편의성</w:t>
+      </w:r>
+      <w:r>
+        <w:rPr>
+          <w:rFonts w:ascii="Meiryo" w:eastAsia="맑은 고딕" w:hAnsi="Meiryo" w:hint="eastAsia"/>
+          <w:sz w:val="24"/>
+          <w:szCs w:val="24"/>
+          <w:lang w:eastAsia="ko-KR"/>
+        </w:rPr>
+        <w:t>(</w:t>
+      </w:r>
+      <w:r>
+        <w:rPr>
+          <w:rFonts w:asciiTheme="minorEastAsia" w:hAnsiTheme="minorEastAsia" w:hint="eastAsia"/>
+          <w:sz w:val="24"/>
+          <w:szCs w:val="24"/>
+          <w:lang w:eastAsia="ko-KR"/>
+        </w:rPr>
+        <w:t>利便性</w:t>
+      </w:r>
+      <w:r>
+        <w:rPr>
+          <w:rFonts w:ascii="Meiryo" w:eastAsia="맑은 고딕" w:hAnsi="Meiryo" w:hint="eastAsia"/>
+          <w:sz w:val="24"/>
+          <w:szCs w:val="24"/>
+          <w:lang w:eastAsia="ko-KR"/>
+        </w:rPr>
+        <w:t xml:space="preserve">) </w:t>
+      </w:r>
+      <w:r>
+        <w:rPr>
+          <w:rFonts w:ascii="Meiryo" w:eastAsia="맑은 고딕" w:hAnsi="Meiryo" w:hint="eastAsia"/>
+          <w:sz w:val="24"/>
+          <w:szCs w:val="24"/>
+          <w:lang w:eastAsia="ko-KR"/>
+        </w:rPr>
+        <w:t>향상에</w:t>
+      </w:r>
+      <w:r>
+        <w:rPr>
+          <w:rFonts w:ascii="Meiryo" w:eastAsia="맑은 고딕" w:hAnsi="Meiryo" w:hint="eastAsia"/>
+          <w:sz w:val="24"/>
+          <w:szCs w:val="24"/>
+          <w:lang w:eastAsia="ko-KR"/>
+        </w:rPr>
+        <w:t xml:space="preserve"> </w:t>
+      </w:r>
+      <w:proofErr w:type="spellStart"/>
+      <w:r>
+        <w:rPr>
+          <w:rFonts w:ascii="Meiryo" w:eastAsia="맑은 고딕" w:hAnsi="Meiryo" w:hint="eastAsia"/>
+          <w:sz w:val="24"/>
+          <w:szCs w:val="24"/>
+          <w:lang w:eastAsia="ko-KR"/>
+        </w:rPr>
+        <w:t>공험함</w:t>
+      </w:r>
+      <w:proofErr w:type="spellEnd"/>
+      <w:r>
+        <w:rPr>
+          <w:rFonts w:ascii="Meiryo" w:eastAsia="맑은 고딕" w:hAnsi="Meiryo" w:hint="eastAsia"/>
+          <w:sz w:val="24"/>
+          <w:szCs w:val="24"/>
+          <w:lang w:eastAsia="ko-KR"/>
+        </w:rPr>
+        <w:t>.</w:t>
+      </w:r>
+    </w:p>
+    <w:p>
+      <w:pPr>
+        <w:pStyle w:val="a6"/>
+        <w:spacing w:line="400" w:lineRule="exact"/>
+        <w:ind w:left="800"/>
+        <w:rPr>
+          <w:rFonts w:ascii="Meiryo" w:eastAsia="맑은 고딕" w:hAnsi="Meiryo"/>
+          <w:sz w:val="24"/>
+          <w:szCs w:val="24"/>
+          <w:lang w:eastAsia="ko-KR"/>
+        </w:rPr>
+      </w:pPr>
+    </w:p>
+    <w:p>
+      <w:pPr>
+        <w:pStyle w:val="a6"/>
+        <w:numPr>
+          <w:ilvl w:val="0"/>
+          <w:numId w:val="2"/>
+        </w:numPr>
+        <w:spacing w:line="400" w:lineRule="exact"/>
+        <w:rPr>
+          <w:rFonts w:ascii="Meiryo" w:hAnsi="Meiryo"/>
+          <w:sz w:val="24"/>
+          <w:szCs w:val="24"/>
+          <w:lang w:eastAsia="ko-KR"/>
+        </w:rPr>
+      </w:pPr>
+      <w:proofErr w:type="spellStart"/>
+      <w:r>
+        <w:rPr>
+          <w:rFonts w:ascii="Meiryo" w:eastAsia="맑은 고딕" w:hAnsi="Meiryo" w:hint="eastAsia"/>
+          <w:sz w:val="24"/>
+          <w:szCs w:val="24"/>
+          <w:lang w:eastAsia="ko-KR"/>
+        </w:rPr>
+        <w:t>레포트</w:t>
+      </w:r>
+      <w:proofErr w:type="spellEnd"/>
+      <w:r>
+        <w:rPr>
+          <w:rFonts w:ascii="Meiryo" w:eastAsia="맑은 고딕" w:hAnsi="Meiryo" w:hint="eastAsia"/>
+          <w:sz w:val="24"/>
+          <w:szCs w:val="24"/>
+          <w:lang w:eastAsia="ko-KR"/>
+        </w:rPr>
+        <w:t xml:space="preserve"> </w:t>
+      </w:r>
+      <w:r>
+        <w:rPr>
+          <w:rFonts w:ascii="Meiryo" w:eastAsia="맑은 고딕" w:hAnsi="Meiryo" w:hint="eastAsia"/>
+          <w:sz w:val="24"/>
+          <w:szCs w:val="24"/>
+          <w:lang w:eastAsia="ko-KR"/>
+        </w:rPr>
+        <w:t>기능</w:t>
+      </w:r>
+      <w:r>
+        <w:rPr>
+          <w:rFonts w:ascii="Meiryo" w:eastAsia="맑은 고딕" w:hAnsi="Meiryo" w:hint="eastAsia"/>
+          <w:sz w:val="24"/>
+          <w:szCs w:val="24"/>
+          <w:lang w:eastAsia="ko-KR"/>
+        </w:rPr>
+        <w:t xml:space="preserve"> </w:t>
+      </w:r>
+      <w:r>
+        <w:rPr>
+          <w:rFonts w:ascii="Meiryo" w:eastAsia="맑은 고딕" w:hAnsi="Meiryo" w:hint="eastAsia"/>
+          <w:sz w:val="24"/>
+          <w:szCs w:val="24"/>
+          <w:lang w:eastAsia="ko-KR"/>
+        </w:rPr>
+        <w:t>개발</w:t>
+      </w:r>
+      <w:r>
+        <w:rPr>
+          <w:rFonts w:ascii="Meiryo" w:eastAsia="맑은 고딕" w:hAnsi="Meiryo" w:hint="eastAsia"/>
+          <w:sz w:val="24"/>
+          <w:szCs w:val="24"/>
+          <w:lang w:eastAsia="ko-KR"/>
+        </w:rPr>
+        <w:t xml:space="preserve"> -&gt; </w:t>
+      </w:r>
+      <w:r>
+        <w:rPr>
+          <w:rFonts w:ascii="Meiryo" w:eastAsia="맑은 고딕" w:hAnsi="Meiryo" w:hint="eastAsia"/>
+          <w:sz w:val="24"/>
+          <w:szCs w:val="24"/>
+          <w:lang w:eastAsia="ko-KR"/>
+        </w:rPr>
+        <w:t>리얼타임으로</w:t>
+      </w:r>
+      <w:r>
+        <w:rPr>
+          <w:rFonts w:ascii="Meiryo" w:eastAsia="맑은 고딕" w:hAnsi="Meiryo" w:hint="eastAsia"/>
+          <w:sz w:val="24"/>
+          <w:szCs w:val="24"/>
+          <w:lang w:eastAsia="ko-KR"/>
+        </w:rPr>
+        <w:t xml:space="preserve"> </w:t>
+      </w:r>
+      <w:proofErr w:type="spellStart"/>
+      <w:r>
+        <w:rPr>
+          <w:rFonts w:ascii="Meiryo" w:eastAsia="맑은 고딕" w:hAnsi="Meiryo" w:hint="eastAsia"/>
+          <w:sz w:val="24"/>
+          <w:szCs w:val="24"/>
+          <w:lang w:eastAsia="ko-KR"/>
+        </w:rPr>
+        <w:t>레포트</w:t>
+      </w:r>
+      <w:proofErr w:type="spellEnd"/>
+      <w:r>
+        <w:rPr>
+          <w:rFonts w:ascii="Meiryo" w:eastAsia="맑은 고딕" w:hAnsi="Meiryo" w:hint="eastAsia"/>
+          <w:sz w:val="24"/>
+          <w:szCs w:val="24"/>
+          <w:lang w:eastAsia="ko-KR"/>
+        </w:rPr>
+        <w:t xml:space="preserve"> </w:t>
+      </w:r>
+      <w:r>
+        <w:rPr>
+          <w:rFonts w:ascii="Meiryo" w:eastAsia="맑은 고딕" w:hAnsi="Meiryo" w:hint="eastAsia"/>
+          <w:sz w:val="24"/>
+          <w:szCs w:val="24"/>
+          <w:lang w:eastAsia="ko-KR"/>
+        </w:rPr>
+        <w:t>추출</w:t>
+      </w:r>
+      <w:r>
+        <w:rPr>
+          <w:rFonts w:ascii="Meiryo" w:eastAsia="맑은 고딕" w:hAnsi="Meiryo" w:hint="eastAsia"/>
+          <w:sz w:val="24"/>
+          <w:szCs w:val="24"/>
+          <w:lang w:eastAsia="ko-KR"/>
+        </w:rPr>
+        <w:t xml:space="preserve">, </w:t>
+      </w:r>
+      <w:r>
+        <w:rPr>
+          <w:rFonts w:ascii="Meiryo" w:eastAsia="맑은 고딕" w:hAnsi="Meiryo" w:hint="eastAsia"/>
+          <w:sz w:val="24"/>
+          <w:szCs w:val="24"/>
+          <w:lang w:eastAsia="ko-KR"/>
+        </w:rPr>
+        <w:t>열람이</w:t>
+      </w:r>
+      <w:r>
+        <w:rPr>
+          <w:rFonts w:ascii="Meiryo" w:eastAsia="맑은 고딕" w:hAnsi="Meiryo" w:hint="eastAsia"/>
+          <w:sz w:val="24"/>
+          <w:szCs w:val="24"/>
+          <w:lang w:eastAsia="ko-KR"/>
+        </w:rPr>
+        <w:t xml:space="preserve"> </w:t>
+      </w:r>
+      <w:r>
+        <w:rPr>
+          <w:rFonts w:ascii="Meiryo" w:eastAsia="맑은 고딕" w:hAnsi="Meiryo" w:hint="eastAsia"/>
+          <w:sz w:val="24"/>
+          <w:szCs w:val="24"/>
+          <w:lang w:eastAsia="ko-KR"/>
+        </w:rPr>
+        <w:t>가능하도록</w:t>
+      </w:r>
+      <w:r>
+        <w:rPr>
+          <w:rFonts w:ascii="Meiryo" w:eastAsia="맑은 고딕" w:hAnsi="Meiryo" w:hint="eastAsia"/>
+          <w:sz w:val="24"/>
+          <w:szCs w:val="24"/>
+          <w:lang w:eastAsia="ko-KR"/>
+        </w:rPr>
+        <w:t xml:space="preserve"> </w:t>
+      </w:r>
+      <w:r>
+        <w:rPr>
+          <w:rFonts w:ascii="Meiryo" w:eastAsia="맑은 고딕" w:hAnsi="Meiryo" w:hint="eastAsia"/>
+          <w:sz w:val="24"/>
+          <w:szCs w:val="24"/>
+          <w:lang w:eastAsia="ko-KR"/>
+        </w:rPr>
+        <w:t>시스템화</w:t>
+      </w:r>
+      <w:r>
+        <w:rPr>
+          <w:rFonts w:ascii="Meiryo" w:eastAsia="맑은 고딕" w:hAnsi="Meiryo" w:hint="eastAsia"/>
+          <w:sz w:val="24"/>
+          <w:szCs w:val="24"/>
+          <w:lang w:eastAsia="ko-KR"/>
+        </w:rPr>
+        <w:t xml:space="preserve"> </w:t>
+      </w:r>
+      <w:r>
+        <w:rPr>
+          <w:rFonts w:ascii="Meiryo" w:eastAsia="맑은 고딕" w:hAnsi="Meiryo" w:hint="eastAsia"/>
+          <w:sz w:val="24"/>
+          <w:szCs w:val="24"/>
+          <w:lang w:eastAsia="ko-KR"/>
+        </w:rPr>
+        <w:t>구축하는</w:t>
+      </w:r>
+      <w:r>
+        <w:rPr>
+          <w:rFonts w:ascii="Meiryo" w:eastAsia="맑은 고딕" w:hAnsi="Meiryo" w:hint="eastAsia"/>
+          <w:sz w:val="24"/>
+          <w:szCs w:val="24"/>
+          <w:lang w:eastAsia="ko-KR"/>
+        </w:rPr>
+        <w:t xml:space="preserve"> </w:t>
+      </w:r>
+      <w:r>
+        <w:rPr>
+          <w:rFonts w:ascii="Meiryo" w:eastAsia="맑은 고딕" w:hAnsi="Meiryo" w:hint="eastAsia"/>
+          <w:sz w:val="24"/>
+          <w:szCs w:val="24"/>
+          <w:lang w:eastAsia="ko-KR"/>
+        </w:rPr>
+        <w:t>안건이며</w:t>
+      </w:r>
+      <w:r>
+        <w:rPr>
+          <w:rFonts w:ascii="Meiryo" w:eastAsia="맑은 고딕" w:hAnsi="Meiryo" w:hint="eastAsia"/>
+          <w:sz w:val="24"/>
+          <w:szCs w:val="24"/>
+          <w:lang w:eastAsia="ko-KR"/>
+        </w:rPr>
+        <w:t xml:space="preserve">, </w:t>
+      </w:r>
+      <w:r>
+        <w:rPr>
+          <w:rFonts w:ascii="Meiryo" w:eastAsia="맑은 고딕" w:hAnsi="Meiryo" w:hint="eastAsia"/>
+          <w:sz w:val="24"/>
+          <w:szCs w:val="24"/>
+          <w:lang w:eastAsia="ko-KR"/>
+        </w:rPr>
+        <w:t>주로</w:t>
+      </w:r>
+      <w:r>
+        <w:rPr>
+          <w:rFonts w:ascii="Meiryo" w:eastAsia="맑은 고딕" w:hAnsi="Meiryo" w:hint="eastAsia"/>
+          <w:sz w:val="24"/>
+          <w:szCs w:val="24"/>
+          <w:lang w:eastAsia="ko-KR"/>
+        </w:rPr>
+        <w:t xml:space="preserve"> </w:t>
+      </w:r>
+      <w:proofErr w:type="spellStart"/>
+      <w:r>
+        <w:rPr>
+          <w:rFonts w:ascii="Meiryo" w:eastAsia="맑은 고딕" w:hAnsi="Meiryo" w:hint="eastAsia"/>
+          <w:sz w:val="24"/>
+          <w:szCs w:val="24"/>
+          <w:lang w:eastAsia="ko-KR"/>
+        </w:rPr>
+        <w:t>프론트엔드를</w:t>
+      </w:r>
+      <w:proofErr w:type="spellEnd"/>
+      <w:r>
+        <w:rPr>
+          <w:rFonts w:ascii="Meiryo" w:eastAsia="맑은 고딕" w:hAnsi="Meiryo" w:hint="eastAsia"/>
+          <w:sz w:val="24"/>
+          <w:szCs w:val="24"/>
+          <w:lang w:eastAsia="ko-KR"/>
+        </w:rPr>
+        <w:t xml:space="preserve"> </w:t>
+      </w:r>
+      <w:r>
+        <w:rPr>
+          <w:rFonts w:ascii="Meiryo" w:eastAsia="맑은 고딕" w:hAnsi="Meiryo" w:hint="eastAsia"/>
+          <w:sz w:val="24"/>
+          <w:szCs w:val="24"/>
+          <w:lang w:eastAsia="ko-KR"/>
+        </w:rPr>
+        <w:t>담당했었다</w:t>
+      </w:r>
+      <w:r>
+        <w:rPr>
+          <w:rFonts w:ascii="Meiryo" w:eastAsia="맑은 고딕" w:hAnsi="Meiryo" w:hint="eastAsia"/>
+          <w:sz w:val="24"/>
+          <w:szCs w:val="24"/>
+          <w:lang w:eastAsia="ko-KR"/>
+        </w:rPr>
+        <w:t xml:space="preserve">. </w:t>
+      </w:r>
+      <w:r>
+        <w:rPr>
+          <w:rFonts w:ascii="Meiryo" w:eastAsia="맑은 고딕" w:hAnsi="Meiryo" w:hint="eastAsia"/>
+          <w:sz w:val="24"/>
+          <w:szCs w:val="24"/>
+          <w:lang w:eastAsia="ko-KR"/>
+        </w:rPr>
+        <w:t>기존에</w:t>
+      </w:r>
+      <w:r>
+        <w:rPr>
+          <w:rFonts w:ascii="Meiryo" w:eastAsia="맑은 고딕" w:hAnsi="Meiryo" w:hint="eastAsia"/>
+          <w:sz w:val="24"/>
+          <w:szCs w:val="24"/>
+          <w:lang w:eastAsia="ko-KR"/>
+        </w:rPr>
+        <w:t xml:space="preserve"> </w:t>
+      </w:r>
+      <w:r>
+        <w:rPr>
+          <w:rFonts w:ascii="Meiryo" w:eastAsia="맑은 고딕" w:hAnsi="Meiryo" w:hint="eastAsia"/>
+          <w:sz w:val="24"/>
+          <w:szCs w:val="24"/>
+          <w:lang w:eastAsia="ko-KR"/>
+        </w:rPr>
+        <w:t>사내</w:t>
+      </w:r>
+      <w:r>
+        <w:rPr>
+          <w:rFonts w:ascii="Meiryo" w:eastAsia="맑은 고딕" w:hAnsi="Meiryo" w:hint="eastAsia"/>
+          <w:sz w:val="24"/>
+          <w:szCs w:val="24"/>
+          <w:lang w:eastAsia="ko-KR"/>
+        </w:rPr>
+        <w:t xml:space="preserve"> </w:t>
+      </w:r>
+      <w:r>
+        <w:rPr>
+          <w:rFonts w:ascii="Meiryo" w:eastAsia="맑은 고딕" w:hAnsi="Meiryo" w:hint="eastAsia"/>
+          <w:sz w:val="24"/>
+          <w:szCs w:val="24"/>
+          <w:lang w:eastAsia="ko-KR"/>
+        </w:rPr>
+        <w:t>프레임워크에서</w:t>
+      </w:r>
+      <w:r>
+        <w:rPr>
+          <w:rFonts w:ascii="Meiryo" w:eastAsia="맑은 고딕" w:hAnsi="Meiryo" w:hint="eastAsia"/>
+          <w:sz w:val="24"/>
+          <w:szCs w:val="24"/>
+          <w:lang w:eastAsia="ko-KR"/>
+        </w:rPr>
+        <w:t xml:space="preserve"> </w:t>
+      </w:r>
+      <w:r>
+        <w:rPr>
+          <w:rFonts w:ascii="Meiryo" w:eastAsia="맑은 고딕" w:hAnsi="Meiryo" w:hint="eastAsia"/>
+          <w:sz w:val="24"/>
+          <w:szCs w:val="24"/>
+          <w:lang w:eastAsia="ko-KR"/>
+        </w:rPr>
+        <w:t>비동기</w:t>
+      </w:r>
+      <w:r>
+        <w:rPr>
+          <w:rFonts w:ascii="Meiryo" w:eastAsia="맑은 고딕" w:hAnsi="Meiryo" w:hint="eastAsia"/>
+          <w:sz w:val="24"/>
+          <w:szCs w:val="24"/>
+          <w:lang w:eastAsia="ko-KR"/>
+        </w:rPr>
+        <w:t xml:space="preserve"> </w:t>
+      </w:r>
+      <w:r>
+        <w:rPr>
+          <w:rFonts w:ascii="Meiryo" w:eastAsia="맑은 고딕" w:hAnsi="Meiryo" w:hint="eastAsia"/>
+          <w:sz w:val="24"/>
+          <w:szCs w:val="24"/>
+          <w:lang w:eastAsia="ko-KR"/>
+        </w:rPr>
+        <w:t>지원이</w:t>
+      </w:r>
+      <w:r>
+        <w:rPr>
+          <w:rFonts w:ascii="Meiryo" w:eastAsia="맑은 고딕" w:hAnsi="Meiryo" w:hint="eastAsia"/>
+          <w:sz w:val="24"/>
+          <w:szCs w:val="24"/>
+          <w:lang w:eastAsia="ko-KR"/>
+        </w:rPr>
+        <w:t xml:space="preserve"> </w:t>
+      </w:r>
+      <w:r>
+        <w:rPr>
+          <w:rFonts w:ascii="Meiryo" w:eastAsia="맑은 고딕" w:hAnsi="Meiryo" w:hint="eastAsia"/>
+          <w:sz w:val="24"/>
+          <w:szCs w:val="24"/>
+          <w:lang w:eastAsia="ko-KR"/>
+        </w:rPr>
+        <w:t>안되던</w:t>
+      </w:r>
+      <w:r>
+        <w:rPr>
+          <w:rFonts w:ascii="Meiryo" w:eastAsia="맑은 고딕" w:hAnsi="Meiryo" w:hint="eastAsia"/>
+          <w:sz w:val="24"/>
+          <w:szCs w:val="24"/>
+          <w:lang w:eastAsia="ko-KR"/>
+        </w:rPr>
+        <w:t xml:space="preserve"> </w:t>
+      </w:r>
+      <w:r>
+        <w:rPr>
+          <w:rFonts w:ascii="Meiryo" w:eastAsia="맑은 고딕" w:hAnsi="Meiryo" w:hint="eastAsia"/>
+          <w:sz w:val="24"/>
+          <w:szCs w:val="24"/>
+          <w:lang w:eastAsia="ko-KR"/>
+        </w:rPr>
+        <w:t>부분이</w:t>
+      </w:r>
+      <w:r>
+        <w:rPr>
+          <w:rFonts w:ascii="Meiryo" w:eastAsia="맑은 고딕" w:hAnsi="Meiryo" w:hint="eastAsia"/>
+          <w:sz w:val="24"/>
+          <w:szCs w:val="24"/>
+          <w:lang w:eastAsia="ko-KR"/>
+        </w:rPr>
+        <w:t xml:space="preserve"> </w:t>
+      </w:r>
+      <w:r>
+        <w:rPr>
+          <w:rFonts w:ascii="Meiryo" w:eastAsia="맑은 고딕" w:hAnsi="Meiryo" w:hint="eastAsia"/>
+          <w:sz w:val="24"/>
+          <w:szCs w:val="24"/>
+          <w:lang w:eastAsia="ko-KR"/>
+        </w:rPr>
+        <w:t>있어</w:t>
+      </w:r>
+      <w:r>
+        <w:rPr>
+          <w:rFonts w:ascii="Meiryo" w:eastAsia="맑은 고딕" w:hAnsi="Meiryo" w:hint="eastAsia"/>
+          <w:sz w:val="24"/>
+          <w:szCs w:val="24"/>
+          <w:lang w:eastAsia="ko-KR"/>
+        </w:rPr>
+        <w:t xml:space="preserve">, </w:t>
+      </w:r>
+      <w:r>
+        <w:rPr>
+          <w:rFonts w:ascii="Meiryo" w:eastAsia="맑은 고딕" w:hAnsi="Meiryo" w:hint="eastAsia"/>
+          <w:sz w:val="24"/>
+          <w:szCs w:val="24"/>
+          <w:lang w:eastAsia="ko-KR"/>
+        </w:rPr>
+        <w:t>필요한</w:t>
+      </w:r>
+      <w:r>
+        <w:rPr>
+          <w:rFonts w:ascii="Meiryo" w:eastAsia="맑은 고딕" w:hAnsi="Meiryo" w:hint="eastAsia"/>
+          <w:sz w:val="24"/>
+          <w:szCs w:val="24"/>
+          <w:lang w:eastAsia="ko-KR"/>
+        </w:rPr>
+        <w:t xml:space="preserve"> </w:t>
+      </w:r>
+      <w:r>
+        <w:rPr>
+          <w:rFonts w:ascii="Meiryo" w:eastAsia="맑은 고딕" w:hAnsi="Meiryo" w:hint="eastAsia"/>
+          <w:sz w:val="24"/>
+          <w:szCs w:val="24"/>
+          <w:lang w:eastAsia="ko-KR"/>
+        </w:rPr>
+        <w:t>일부</w:t>
+      </w:r>
+      <w:r>
+        <w:rPr>
+          <w:rFonts w:ascii="Meiryo" w:eastAsia="맑은 고딕" w:hAnsi="Meiryo" w:hint="eastAsia"/>
+          <w:sz w:val="24"/>
+          <w:szCs w:val="24"/>
+          <w:lang w:eastAsia="ko-KR"/>
+        </w:rPr>
+        <w:t xml:space="preserve"> </w:t>
+      </w:r>
+      <w:r>
+        <w:rPr>
+          <w:rFonts w:ascii="Meiryo" w:eastAsia="맑은 고딕" w:hAnsi="Meiryo" w:hint="eastAsia"/>
+          <w:sz w:val="24"/>
+          <w:szCs w:val="24"/>
+          <w:lang w:eastAsia="ko-KR"/>
+        </w:rPr>
+        <w:t>화면에</w:t>
+      </w:r>
+      <w:r>
+        <w:rPr>
+          <w:rFonts w:ascii="Meiryo" w:eastAsia="맑은 고딕" w:hAnsi="Meiryo" w:hint="eastAsia"/>
+          <w:sz w:val="24"/>
+          <w:szCs w:val="24"/>
+          <w:lang w:eastAsia="ko-KR"/>
+        </w:rPr>
+        <w:t xml:space="preserve"> </w:t>
+      </w:r>
+      <w:r>
+        <w:rPr>
+          <w:rFonts w:ascii="Meiryo" w:eastAsia="맑은 고딕" w:hAnsi="Meiryo" w:hint="eastAsia"/>
+          <w:sz w:val="24"/>
+          <w:szCs w:val="24"/>
+          <w:lang w:eastAsia="ko-KR"/>
+        </w:rPr>
+        <w:t>대해</w:t>
+      </w:r>
+      <w:r>
+        <w:rPr>
+          <w:rFonts w:ascii="Meiryo" w:eastAsia="맑은 고딕" w:hAnsi="Meiryo" w:hint="eastAsia"/>
+          <w:sz w:val="24"/>
+          <w:szCs w:val="24"/>
+          <w:lang w:eastAsia="ko-KR"/>
+        </w:rPr>
+        <w:t xml:space="preserve"> </w:t>
+      </w:r>
+      <w:r>
+        <w:rPr>
+          <w:rFonts w:ascii="Meiryo" w:eastAsia="맑은 고딕" w:hAnsi="Meiryo" w:hint="eastAsia"/>
+          <w:sz w:val="24"/>
+          <w:szCs w:val="24"/>
+          <w:lang w:eastAsia="ko-KR"/>
+        </w:rPr>
+        <w:t>내가</w:t>
+      </w:r>
+      <w:r>
+        <w:rPr>
+          <w:rFonts w:ascii="Meiryo" w:eastAsia="맑은 고딕" w:hAnsi="Meiryo" w:hint="eastAsia"/>
+          <w:sz w:val="24"/>
+          <w:szCs w:val="24"/>
+          <w:lang w:eastAsia="ko-KR"/>
+        </w:rPr>
+        <w:t xml:space="preserve"> </w:t>
+      </w:r>
+      <w:r>
+        <w:rPr>
+          <w:rFonts w:ascii="Meiryo" w:eastAsia="맑은 고딕" w:hAnsi="Meiryo" w:hint="eastAsia"/>
+          <w:sz w:val="24"/>
+          <w:szCs w:val="24"/>
+          <w:lang w:eastAsia="ko-KR"/>
+        </w:rPr>
+        <w:t>먼저</w:t>
+      </w:r>
+      <w:r>
+        <w:rPr>
+          <w:rFonts w:ascii="Meiryo" w:eastAsia="맑은 고딕" w:hAnsi="Meiryo" w:hint="eastAsia"/>
+          <w:sz w:val="24"/>
+          <w:szCs w:val="24"/>
+          <w:lang w:eastAsia="ko-KR"/>
+        </w:rPr>
+        <w:t xml:space="preserve"> </w:t>
+      </w:r>
+      <w:r>
+        <w:rPr>
+          <w:rFonts w:ascii="Meiryo" w:eastAsia="맑은 고딕" w:hAnsi="Meiryo" w:hint="eastAsia"/>
+          <w:sz w:val="24"/>
+          <w:szCs w:val="24"/>
+          <w:lang w:eastAsia="ko-KR"/>
+        </w:rPr>
+        <w:t>제안</w:t>
+      </w:r>
+      <w:r>
+        <w:rPr>
+          <w:rFonts w:ascii="Meiryo" w:eastAsia="맑은 고딕" w:hAnsi="Meiryo" w:hint="eastAsia"/>
+          <w:sz w:val="24"/>
+          <w:szCs w:val="24"/>
+          <w:lang w:eastAsia="ko-KR"/>
+        </w:rPr>
+        <w:t xml:space="preserve"> </w:t>
+      </w:r>
+      <w:r>
+        <w:rPr>
+          <w:rFonts w:ascii="Meiryo" w:eastAsia="맑은 고딕" w:hAnsi="Meiryo" w:hint="eastAsia"/>
+          <w:sz w:val="24"/>
+          <w:szCs w:val="24"/>
+          <w:lang w:eastAsia="ko-KR"/>
+        </w:rPr>
+        <w:t>하여</w:t>
+      </w:r>
+      <w:r>
+        <w:rPr>
+          <w:rFonts w:ascii="Meiryo" w:eastAsia="맑은 고딕" w:hAnsi="Meiryo" w:hint="eastAsia"/>
+          <w:sz w:val="24"/>
+          <w:szCs w:val="24"/>
+          <w:lang w:eastAsia="ko-KR"/>
+        </w:rPr>
+        <w:t xml:space="preserve"> JavaScript</w:t>
+      </w:r>
+      <w:r>
+        <w:rPr>
+          <w:rFonts w:ascii="Meiryo" w:eastAsia="맑은 고딕" w:hAnsi="Meiryo" w:hint="eastAsia"/>
+          <w:sz w:val="24"/>
+          <w:szCs w:val="24"/>
+          <w:lang w:eastAsia="ko-KR"/>
+        </w:rPr>
+        <w:t>를</w:t>
+      </w:r>
+      <w:r>
+        <w:rPr>
+          <w:rFonts w:ascii="Meiryo" w:eastAsia="맑은 고딕" w:hAnsi="Meiryo" w:hint="eastAsia"/>
+          <w:sz w:val="24"/>
+          <w:szCs w:val="24"/>
+          <w:lang w:eastAsia="ko-KR"/>
+        </w:rPr>
+        <w:t xml:space="preserve"> </w:t>
+      </w:r>
+      <w:r>
+        <w:rPr>
+          <w:rFonts w:ascii="Meiryo" w:eastAsia="맑은 고딕" w:hAnsi="Meiryo" w:hint="eastAsia"/>
+          <w:sz w:val="24"/>
+          <w:szCs w:val="24"/>
+          <w:lang w:eastAsia="ko-KR"/>
+        </w:rPr>
+        <w:t>사용하여</w:t>
+      </w:r>
+      <w:r>
+        <w:rPr>
+          <w:rFonts w:ascii="Meiryo" w:eastAsia="맑은 고딕" w:hAnsi="Meiryo" w:hint="eastAsia"/>
+          <w:sz w:val="24"/>
+          <w:szCs w:val="24"/>
+          <w:lang w:eastAsia="ko-KR"/>
+        </w:rPr>
+        <w:t xml:space="preserve"> </w:t>
+      </w:r>
+      <w:r>
+        <w:rPr>
+          <w:rFonts w:ascii="Meiryo" w:eastAsia="맑은 고딕" w:hAnsi="Meiryo" w:hint="eastAsia"/>
+          <w:sz w:val="24"/>
+          <w:szCs w:val="24"/>
+          <w:lang w:eastAsia="ko-KR"/>
+        </w:rPr>
+        <w:t>비동기</w:t>
+      </w:r>
+      <w:r>
+        <w:rPr>
+          <w:rFonts w:ascii="Meiryo" w:eastAsia="맑은 고딕" w:hAnsi="Meiryo" w:hint="eastAsia"/>
+          <w:sz w:val="24"/>
+          <w:szCs w:val="24"/>
+          <w:lang w:eastAsia="ko-KR"/>
+        </w:rPr>
+        <w:t xml:space="preserve"> </w:t>
+      </w:r>
+      <w:r>
+        <w:rPr>
+          <w:rFonts w:ascii="Meiryo" w:eastAsia="맑은 고딕" w:hAnsi="Meiryo" w:hint="eastAsia"/>
+          <w:sz w:val="24"/>
+          <w:szCs w:val="24"/>
+          <w:lang w:eastAsia="ko-KR"/>
+        </w:rPr>
+        <w:t>처리가</w:t>
+      </w:r>
+      <w:r>
+        <w:rPr>
+          <w:rFonts w:ascii="Meiryo" w:eastAsia="맑은 고딕" w:hAnsi="Meiryo" w:hint="eastAsia"/>
+          <w:sz w:val="24"/>
+          <w:szCs w:val="24"/>
+          <w:lang w:eastAsia="ko-KR"/>
+        </w:rPr>
+        <w:t xml:space="preserve"> </w:t>
+      </w:r>
+      <w:r>
+        <w:rPr>
+          <w:rFonts w:ascii="Meiryo" w:eastAsia="맑은 고딕" w:hAnsi="Meiryo" w:hint="eastAsia"/>
+          <w:sz w:val="24"/>
+          <w:szCs w:val="24"/>
+          <w:lang w:eastAsia="ko-KR"/>
+        </w:rPr>
+        <w:t>되도록</w:t>
+      </w:r>
+      <w:r>
+        <w:rPr>
+          <w:rFonts w:ascii="Meiryo" w:eastAsia="맑은 고딕" w:hAnsi="Meiryo" w:hint="eastAsia"/>
+          <w:sz w:val="24"/>
+          <w:szCs w:val="24"/>
+          <w:lang w:eastAsia="ko-KR"/>
+        </w:rPr>
+        <w:t xml:space="preserve"> </w:t>
+      </w:r>
+      <w:r>
+        <w:rPr>
+          <w:rFonts w:ascii="Meiryo" w:eastAsia="맑은 고딕" w:hAnsi="Meiryo" w:hint="eastAsia"/>
+          <w:sz w:val="24"/>
+          <w:szCs w:val="24"/>
+          <w:lang w:eastAsia="ko-KR"/>
+        </w:rPr>
+        <w:t>구현하였으며</w:t>
+      </w:r>
+      <w:r>
+        <w:rPr>
+          <w:rFonts w:ascii="Meiryo" w:eastAsia="맑은 고딕" w:hAnsi="Meiryo" w:hint="eastAsia"/>
+          <w:sz w:val="24"/>
+          <w:szCs w:val="24"/>
+          <w:lang w:eastAsia="ko-KR"/>
+        </w:rPr>
+        <w:t xml:space="preserve"> </w:t>
+      </w:r>
+      <w:r>
+        <w:rPr>
+          <w:rFonts w:ascii="Meiryo" w:eastAsia="맑은 고딕" w:hAnsi="Meiryo" w:hint="eastAsia"/>
+          <w:sz w:val="24"/>
+          <w:szCs w:val="24"/>
+          <w:lang w:eastAsia="ko-KR"/>
+        </w:rPr>
+        <w:t>이로</w:t>
+      </w:r>
+      <w:r>
+        <w:rPr>
+          <w:rFonts w:ascii="Meiryo" w:eastAsia="맑은 고딕" w:hAnsi="Meiryo" w:hint="eastAsia"/>
+          <w:sz w:val="24"/>
+          <w:szCs w:val="24"/>
+          <w:lang w:eastAsia="ko-KR"/>
+        </w:rPr>
+        <w:t xml:space="preserve"> </w:t>
+      </w:r>
+      <w:r>
+        <w:rPr>
+          <w:rFonts w:ascii="Meiryo" w:eastAsia="맑은 고딕" w:hAnsi="Meiryo" w:hint="eastAsia"/>
+          <w:sz w:val="24"/>
+          <w:szCs w:val="24"/>
+          <w:lang w:eastAsia="ko-KR"/>
+        </w:rPr>
+        <w:t>인해</w:t>
+      </w:r>
+      <w:r>
+        <w:rPr>
+          <w:rFonts w:ascii="Meiryo" w:eastAsia="맑은 고딕" w:hAnsi="Meiryo" w:hint="eastAsia"/>
+          <w:sz w:val="24"/>
+          <w:szCs w:val="24"/>
+          <w:lang w:eastAsia="ko-KR"/>
+        </w:rPr>
+        <w:t xml:space="preserve"> </w:t>
+      </w:r>
+      <w:r>
+        <w:rPr>
+          <w:rFonts w:ascii="Meiryo" w:eastAsia="맑은 고딕" w:hAnsi="Meiryo" w:hint="eastAsia"/>
+          <w:sz w:val="24"/>
+          <w:szCs w:val="24"/>
+          <w:lang w:eastAsia="ko-KR"/>
+        </w:rPr>
+        <w:t>퍼포먼스</w:t>
+      </w:r>
+      <w:r>
+        <w:rPr>
+          <w:rFonts w:ascii="Meiryo" w:eastAsia="맑은 고딕" w:hAnsi="Meiryo" w:hint="eastAsia"/>
+          <w:sz w:val="24"/>
+          <w:szCs w:val="24"/>
+          <w:lang w:eastAsia="ko-KR"/>
+        </w:rPr>
+        <w:t xml:space="preserve"> </w:t>
+      </w:r>
+      <w:r>
+        <w:rPr>
+          <w:rFonts w:ascii="Meiryo" w:eastAsia="맑은 고딕" w:hAnsi="Meiryo" w:hint="eastAsia"/>
+          <w:sz w:val="24"/>
+          <w:szCs w:val="24"/>
+          <w:lang w:eastAsia="ko-KR"/>
+        </w:rPr>
+        <w:t>떨어질</w:t>
+      </w:r>
+      <w:r>
+        <w:rPr>
+          <w:rFonts w:ascii="Meiryo" w:eastAsia="맑은 고딕" w:hAnsi="Meiryo" w:hint="eastAsia"/>
+          <w:sz w:val="24"/>
+          <w:szCs w:val="24"/>
+          <w:lang w:eastAsia="ko-KR"/>
+        </w:rPr>
+        <w:t xml:space="preserve"> </w:t>
+      </w:r>
+      <w:r>
+        <w:rPr>
+          <w:rFonts w:ascii="Meiryo" w:eastAsia="맑은 고딕" w:hAnsi="Meiryo" w:hint="eastAsia"/>
+          <w:sz w:val="24"/>
+          <w:szCs w:val="24"/>
+          <w:lang w:eastAsia="ko-KR"/>
+        </w:rPr>
+        <w:t>일</w:t>
+      </w:r>
+      <w:r>
+        <w:rPr>
+          <w:rFonts w:ascii="Meiryo" w:eastAsia="맑은 고딕" w:hAnsi="Meiryo" w:hint="eastAsia"/>
+          <w:sz w:val="24"/>
+          <w:szCs w:val="24"/>
+          <w:lang w:eastAsia="ko-KR"/>
+        </w:rPr>
+        <w:t xml:space="preserve"> </w:t>
+      </w:r>
+      <w:r>
+        <w:rPr>
+          <w:rFonts w:ascii="Meiryo" w:eastAsia="맑은 고딕" w:hAnsi="Meiryo" w:hint="eastAsia"/>
+          <w:sz w:val="24"/>
+          <w:szCs w:val="24"/>
+          <w:lang w:eastAsia="ko-KR"/>
+        </w:rPr>
+        <w:t>없이</w:t>
+      </w:r>
+      <w:r>
+        <w:rPr>
+          <w:rFonts w:ascii="Meiryo" w:eastAsia="맑은 고딕" w:hAnsi="Meiryo" w:hint="eastAsia"/>
+          <w:sz w:val="24"/>
+          <w:szCs w:val="24"/>
+          <w:lang w:eastAsia="ko-KR"/>
+        </w:rPr>
+        <w:t xml:space="preserve"> </w:t>
+      </w:r>
+      <w:r>
+        <w:rPr>
+          <w:rFonts w:ascii="Meiryo" w:eastAsia="맑은 고딕" w:hAnsi="Meiryo" w:hint="eastAsia"/>
+          <w:sz w:val="24"/>
+          <w:szCs w:val="24"/>
+          <w:lang w:eastAsia="ko-KR"/>
+        </w:rPr>
+        <w:t>안정적으로</w:t>
+      </w:r>
+      <w:r>
+        <w:rPr>
+          <w:rFonts w:ascii="Meiryo" w:eastAsia="맑은 고딕" w:hAnsi="Meiryo" w:hint="eastAsia"/>
+          <w:sz w:val="24"/>
+          <w:szCs w:val="24"/>
+          <w:lang w:eastAsia="ko-KR"/>
+        </w:rPr>
+        <w:t xml:space="preserve"> </w:t>
+      </w:r>
+      <w:r>
+        <w:rPr>
+          <w:rFonts w:ascii="Meiryo" w:eastAsia="맑은 고딕" w:hAnsi="Meiryo" w:hint="eastAsia"/>
+          <w:sz w:val="24"/>
+          <w:szCs w:val="24"/>
+          <w:lang w:eastAsia="ko-KR"/>
+        </w:rPr>
+        <w:t>데이터</w:t>
+      </w:r>
+      <w:r>
+        <w:rPr>
+          <w:rFonts w:ascii="Meiryo" w:eastAsia="맑은 고딕" w:hAnsi="Meiryo" w:hint="eastAsia"/>
+          <w:sz w:val="24"/>
+          <w:szCs w:val="24"/>
+          <w:lang w:eastAsia="ko-KR"/>
+        </w:rPr>
+        <w:t xml:space="preserve"> </w:t>
+      </w:r>
+      <w:r>
+        <w:rPr>
+          <w:rFonts w:ascii="Meiryo" w:eastAsia="맑은 고딕" w:hAnsi="Meiryo" w:hint="eastAsia"/>
+          <w:sz w:val="24"/>
+          <w:szCs w:val="24"/>
+          <w:lang w:eastAsia="ko-KR"/>
+        </w:rPr>
+        <w:t>표현이</w:t>
+      </w:r>
+      <w:r>
+        <w:rPr>
+          <w:rFonts w:ascii="Meiryo" w:eastAsia="맑은 고딕" w:hAnsi="Meiryo" w:hint="eastAsia"/>
+          <w:sz w:val="24"/>
+          <w:szCs w:val="24"/>
+          <w:lang w:eastAsia="ko-KR"/>
+        </w:rPr>
+        <w:t xml:space="preserve"> </w:t>
+      </w:r>
+      <w:r>
+        <w:rPr>
+          <w:rFonts w:ascii="Meiryo" w:eastAsia="맑은 고딕" w:hAnsi="Meiryo" w:hint="eastAsia"/>
+          <w:sz w:val="24"/>
+          <w:szCs w:val="24"/>
+          <w:lang w:eastAsia="ko-KR"/>
+        </w:rPr>
+        <w:t>가능해</w:t>
+      </w:r>
+      <w:r>
+        <w:rPr>
+          <w:rFonts w:ascii="Meiryo" w:eastAsia="맑은 고딕" w:hAnsi="Meiryo" w:hint="eastAsia"/>
+          <w:sz w:val="24"/>
+          <w:szCs w:val="24"/>
+          <w:lang w:eastAsia="ko-KR"/>
+        </w:rPr>
+        <w:t xml:space="preserve"> </w:t>
+      </w:r>
+      <w:r>
+        <w:rPr>
+          <w:rFonts w:ascii="Meiryo" w:eastAsia="맑은 고딕" w:hAnsi="Meiryo" w:hint="eastAsia"/>
+          <w:sz w:val="24"/>
+          <w:szCs w:val="24"/>
+          <w:lang w:eastAsia="ko-KR"/>
+        </w:rPr>
+        <w:t>짐</w:t>
+      </w:r>
+    </w:p>
+    <w:p>
+      <w:pPr>
+        <w:pStyle w:val="a6"/>
+        <w:numPr>
+          <w:ilvl w:val="0"/>
+          <w:numId w:val="2"/>
+        </w:numPr>
+        <w:spacing w:line="400" w:lineRule="exact"/>
+        <w:rPr>
+          <w:rFonts w:ascii="Meiryo" w:hAnsi="Meiryo"/>
+          <w:sz w:val="24"/>
+          <w:szCs w:val="24"/>
+          <w:lang w:eastAsia="ko-KR"/>
+        </w:rPr>
+      </w:pPr>
+      <w:r>
+        <w:rPr>
+          <w:rFonts w:ascii="맑은 고딕" w:eastAsia="맑은 고딕" w:hAnsi="맑은 고딕" w:cs="맑은 고딕" w:hint="eastAsia"/>
+          <w:sz w:val="24"/>
+          <w:szCs w:val="24"/>
+          <w:lang w:eastAsia="ko-KR"/>
+        </w:rPr>
+        <w:t>출장자 위기관리 서비스 개</w:t>
+      </w:r>
+      <w:r>
+        <w:rPr>
+          <w:rFonts w:ascii="맑은 고딕" w:eastAsia="맑은 고딕" w:hAnsi="맑은 고딕" w:cs="맑은 고딕" w:hint="eastAsia"/>
+          <w:sz w:val="24"/>
+          <w:szCs w:val="24"/>
+          <w:lang w:eastAsia="ko-KR"/>
+        </w:rPr>
+        <w:t xml:space="preserve">발 -&gt; 재난이야 긴급상태 발생시 출장자에게 연락 및 대응이 가능하도록 서비스를 제공하는 건이었으며, </w:t>
+      </w:r>
+      <w:proofErr w:type="spellStart"/>
+      <w:r>
+        <w:rPr>
+          <w:rFonts w:ascii="맑은 고딕" w:eastAsia="맑은 고딕" w:hAnsi="맑은 고딕" w:cs="맑은 고딕" w:hint="eastAsia"/>
+          <w:sz w:val="24"/>
+          <w:szCs w:val="24"/>
+          <w:lang w:eastAsia="ko-KR"/>
+        </w:rPr>
+        <w:t>백엔드</w:t>
+      </w:r>
+      <w:proofErr w:type="spellEnd"/>
+      <w:r>
+        <w:rPr>
+          <w:rFonts w:ascii="맑은 고딕" w:eastAsia="맑은 고딕" w:hAnsi="맑은 고딕" w:cs="맑은 고딕" w:hint="eastAsia"/>
+          <w:sz w:val="24"/>
+          <w:szCs w:val="24"/>
+          <w:lang w:eastAsia="ko-KR"/>
+        </w:rPr>
+        <w:t xml:space="preserve">, DB 를 담당해 구현함. 상세설계 처음부터 참석하였으며, 그 외에도 클라이언트 와의 커뮤니케이션도 중요한 프로젝트여서 </w:t>
+      </w:r>
+      <w:proofErr w:type="spellStart"/>
+      <w:r>
+        <w:rPr>
+          <w:rFonts w:ascii="맑은 고딕" w:eastAsia="맑은 고딕" w:hAnsi="맑은 고딕" w:cs="맑은 고딕" w:hint="eastAsia"/>
+          <w:sz w:val="24"/>
+          <w:szCs w:val="24"/>
+          <w:lang w:eastAsia="ko-KR"/>
+        </w:rPr>
+        <w:t>대인스킬을</w:t>
+      </w:r>
+      <w:proofErr w:type="spellEnd"/>
+      <w:r>
+        <w:rPr>
+          <w:rFonts w:ascii="맑은 고딕" w:eastAsia="맑은 고딕" w:hAnsi="맑은 고딕" w:cs="맑은 고딕" w:hint="eastAsia"/>
+          <w:sz w:val="24"/>
+          <w:szCs w:val="24"/>
+          <w:lang w:eastAsia="ko-KR"/>
+        </w:rPr>
+        <w:t xml:space="preserve"> 기를 수 있는 좋은 </w:t>
+      </w:r>
+      <w:proofErr w:type="spellStart"/>
+      <w:r>
+        <w:rPr>
+          <w:rFonts w:ascii="맑은 고딕" w:eastAsia="맑은 고딕" w:hAnsi="맑은 고딕" w:cs="맑은 고딕" w:hint="eastAsia"/>
+          <w:sz w:val="24"/>
+          <w:szCs w:val="24"/>
+          <w:lang w:eastAsia="ko-KR"/>
+        </w:rPr>
+        <w:t>기회였었다</w:t>
+      </w:r>
+      <w:proofErr w:type="spellEnd"/>
+      <w:r>
+        <w:rPr>
+          <w:rFonts w:ascii="맑은 고딕" w:eastAsia="맑은 고딕" w:hAnsi="맑은 고딕" w:cs="맑은 고딕" w:hint="eastAsia"/>
+          <w:sz w:val="24"/>
+          <w:szCs w:val="24"/>
+          <w:lang w:eastAsia="ko-KR"/>
+        </w:rPr>
+        <w:t>.</w:t>
+      </w:r>
+    </w:p>
+    <w:p>
+      <w:pPr>
+        <w:spacing w:line="400" w:lineRule="exact"/>
+        <w:rPr>
+          <w:rFonts w:ascii="Meiryo" w:eastAsia="맑은 고딕" w:hAnsi="Meiryo"/>
+          <w:sz w:val="24"/>
+          <w:szCs w:val="24"/>
+          <w:lang w:eastAsia="ko-KR"/>
+        </w:rPr>
+      </w:pPr>
+    </w:p>
+    <w:p>
+      <w:pPr>
+        <w:spacing w:line="400" w:lineRule="exact"/>
+        <w:rPr>
+          <w:rFonts w:ascii="Meiryo" w:eastAsia="맑은 고딕" w:hAnsi="Meiryo"/>
+          <w:sz w:val="24"/>
+          <w:szCs w:val="24"/>
+          <w:lang w:eastAsia="ko-KR"/>
+        </w:rPr>
+      </w:pPr>
+      <w:r>
+        <w:rPr>
+          <w:rFonts w:ascii="Meiryo" w:eastAsia="맑은 고딕" w:hAnsi="Meiryo" w:hint="eastAsia"/>
+          <w:sz w:val="24"/>
+          <w:szCs w:val="24"/>
+          <w:lang w:eastAsia="ko-KR"/>
+        </w:rPr>
+        <w:t>왜</w:t>
+      </w:r>
+      <w:r>
+        <w:rPr>
+          <w:rFonts w:ascii="Meiryo" w:eastAsia="맑은 고딕" w:hAnsi="Meiryo" w:hint="eastAsia"/>
+          <w:sz w:val="24"/>
+          <w:szCs w:val="24"/>
+          <w:lang w:eastAsia="ko-KR"/>
+        </w:rPr>
+        <w:t xml:space="preserve"> </w:t>
+      </w:r>
+      <w:r>
+        <w:rPr>
+          <w:rFonts w:ascii="Meiryo" w:eastAsia="맑은 고딕" w:hAnsi="Meiryo" w:hint="eastAsia"/>
+          <w:sz w:val="24"/>
+          <w:szCs w:val="24"/>
+          <w:lang w:eastAsia="ko-KR"/>
+        </w:rPr>
+        <w:t>일본에</w:t>
+      </w:r>
+      <w:r>
+        <w:rPr>
+          <w:rFonts w:ascii="Meiryo" w:eastAsia="맑은 고딕" w:hAnsi="Meiryo" w:hint="eastAsia"/>
+          <w:sz w:val="24"/>
+          <w:szCs w:val="24"/>
+          <w:lang w:eastAsia="ko-KR"/>
+        </w:rPr>
+        <w:t xml:space="preserve"> </w:t>
+      </w:r>
+      <w:r>
+        <w:rPr>
+          <w:rFonts w:ascii="Meiryo" w:eastAsia="맑은 고딕" w:hAnsi="Meiryo" w:hint="eastAsia"/>
+          <w:sz w:val="24"/>
+          <w:szCs w:val="24"/>
+          <w:lang w:eastAsia="ko-KR"/>
+        </w:rPr>
+        <w:t>오게</w:t>
+      </w:r>
+      <w:r>
+        <w:rPr>
+          <w:rFonts w:ascii="Meiryo" w:eastAsia="맑은 고딕" w:hAnsi="Meiryo" w:hint="eastAsia"/>
+          <w:sz w:val="24"/>
+          <w:szCs w:val="24"/>
+          <w:lang w:eastAsia="ko-KR"/>
+        </w:rPr>
+        <w:t xml:space="preserve"> </w:t>
+      </w:r>
+      <w:r>
+        <w:rPr>
+          <w:rFonts w:ascii="Meiryo" w:eastAsia="맑은 고딕" w:hAnsi="Meiryo" w:hint="eastAsia"/>
+          <w:sz w:val="24"/>
+          <w:szCs w:val="24"/>
+          <w:lang w:eastAsia="ko-KR"/>
+        </w:rPr>
+        <w:t>되었는지</w:t>
+      </w:r>
+    </w:p>
+    <w:p>
+      <w:pPr>
+        <w:pStyle w:val="a6"/>
+        <w:numPr>
+          <w:ilvl w:val="0"/>
+          <w:numId w:val="4"/>
+        </w:numPr>
+        <w:spacing w:line="400" w:lineRule="exact"/>
+        <w:rPr>
+          <w:rFonts w:ascii="Meiryo" w:eastAsia="맑은 고딕" w:hAnsi="Meiryo"/>
+          <w:sz w:val="24"/>
+          <w:szCs w:val="24"/>
+          <w:lang w:eastAsia="ko-KR"/>
+        </w:rPr>
+      </w:pPr>
+      <w:r>
+        <w:rPr>
+          <w:rFonts w:ascii="Meiryo" w:eastAsia="맑은 고딕" w:hAnsi="Meiryo" w:hint="eastAsia"/>
+          <w:sz w:val="24"/>
+          <w:szCs w:val="24"/>
+          <w:lang w:eastAsia="ko-KR"/>
+        </w:rPr>
+        <w:t>한국에서</w:t>
+      </w:r>
+      <w:r>
+        <w:rPr>
+          <w:rFonts w:ascii="Meiryo" w:eastAsia="맑은 고딕" w:hAnsi="Meiryo" w:hint="eastAsia"/>
+          <w:sz w:val="24"/>
+          <w:szCs w:val="24"/>
+          <w:lang w:eastAsia="ko-KR"/>
+        </w:rPr>
+        <w:t xml:space="preserve"> </w:t>
+      </w:r>
+      <w:r>
+        <w:rPr>
+          <w:rFonts w:ascii="Meiryo" w:eastAsia="맑은 고딕" w:hAnsi="Meiryo" w:hint="eastAsia"/>
+          <w:sz w:val="24"/>
+          <w:szCs w:val="24"/>
+          <w:lang w:eastAsia="ko-KR"/>
+        </w:rPr>
+        <w:t>다양한</w:t>
+      </w:r>
+      <w:r>
+        <w:rPr>
+          <w:rFonts w:ascii="Meiryo" w:eastAsia="맑은 고딕" w:hAnsi="Meiryo" w:hint="eastAsia"/>
+          <w:sz w:val="24"/>
+          <w:szCs w:val="24"/>
+          <w:lang w:eastAsia="ko-KR"/>
+        </w:rPr>
+        <w:t xml:space="preserve"> </w:t>
+      </w:r>
+      <w:r>
+        <w:rPr>
+          <w:rFonts w:ascii="Meiryo" w:eastAsia="맑은 고딕" w:hAnsi="Meiryo" w:hint="eastAsia"/>
+          <w:sz w:val="24"/>
+          <w:szCs w:val="24"/>
+          <w:lang w:eastAsia="ko-KR"/>
+        </w:rPr>
+        <w:t>경험을</w:t>
+      </w:r>
+      <w:r>
+        <w:rPr>
+          <w:rFonts w:ascii="Meiryo" w:eastAsia="맑은 고딕" w:hAnsi="Meiryo" w:hint="eastAsia"/>
+          <w:sz w:val="24"/>
+          <w:szCs w:val="24"/>
+          <w:lang w:eastAsia="ko-KR"/>
+        </w:rPr>
+        <w:t xml:space="preserve"> </w:t>
+      </w:r>
+      <w:r>
+        <w:rPr>
+          <w:rFonts w:ascii="Meiryo" w:eastAsia="맑은 고딕" w:hAnsi="Meiryo" w:hint="eastAsia"/>
+          <w:sz w:val="24"/>
+          <w:szCs w:val="24"/>
+          <w:lang w:eastAsia="ko-KR"/>
+        </w:rPr>
+        <w:t>거치면서</w:t>
+      </w:r>
+      <w:r>
+        <w:rPr>
+          <w:rFonts w:ascii="Meiryo" w:eastAsia="맑은 고딕" w:hAnsi="Meiryo" w:hint="eastAsia"/>
+          <w:sz w:val="24"/>
+          <w:szCs w:val="24"/>
+          <w:lang w:eastAsia="ko-KR"/>
+        </w:rPr>
+        <w:t xml:space="preserve">, </w:t>
+      </w:r>
+      <w:r>
+        <w:rPr>
+          <w:rFonts w:ascii="Meiryo" w:eastAsia="맑은 고딕" w:hAnsi="Meiryo" w:hint="eastAsia"/>
+          <w:sz w:val="24"/>
+          <w:szCs w:val="24"/>
+          <w:lang w:eastAsia="ko-KR"/>
+        </w:rPr>
+        <w:t>좀</w:t>
+      </w:r>
+      <w:r>
+        <w:rPr>
+          <w:rFonts w:ascii="Meiryo" w:eastAsia="맑은 고딕" w:hAnsi="Meiryo" w:hint="eastAsia"/>
+          <w:sz w:val="24"/>
+          <w:szCs w:val="24"/>
+          <w:lang w:eastAsia="ko-KR"/>
+        </w:rPr>
+        <w:t xml:space="preserve"> </w:t>
+      </w:r>
+      <w:r>
+        <w:rPr>
+          <w:rFonts w:ascii="Meiryo" w:eastAsia="맑은 고딕" w:hAnsi="Meiryo" w:hint="eastAsia"/>
+          <w:sz w:val="24"/>
+          <w:szCs w:val="24"/>
+          <w:lang w:eastAsia="ko-KR"/>
+        </w:rPr>
+        <w:t>더</w:t>
+      </w:r>
+      <w:r>
+        <w:rPr>
+          <w:rFonts w:ascii="Meiryo" w:eastAsia="맑은 고딕" w:hAnsi="Meiryo" w:hint="eastAsia"/>
+          <w:sz w:val="24"/>
+          <w:szCs w:val="24"/>
+          <w:lang w:eastAsia="ko-KR"/>
+        </w:rPr>
+        <w:t xml:space="preserve"> </w:t>
+      </w:r>
+      <w:r>
+        <w:rPr>
+          <w:rFonts w:ascii="Meiryo" w:eastAsia="맑은 고딕" w:hAnsi="Meiryo" w:hint="eastAsia"/>
+          <w:sz w:val="24"/>
+          <w:szCs w:val="24"/>
+          <w:lang w:eastAsia="ko-KR"/>
+        </w:rPr>
+        <w:t>다양하고</w:t>
+      </w:r>
+      <w:r>
+        <w:rPr>
+          <w:rFonts w:ascii="Meiryo" w:eastAsia="맑은 고딕" w:hAnsi="Meiryo" w:hint="eastAsia"/>
+          <w:sz w:val="24"/>
+          <w:szCs w:val="24"/>
+          <w:lang w:eastAsia="ko-KR"/>
+        </w:rPr>
+        <w:t xml:space="preserve"> </w:t>
+      </w:r>
+      <w:r>
+        <w:rPr>
+          <w:rFonts w:ascii="Meiryo" w:eastAsia="맑은 고딕" w:hAnsi="Meiryo" w:hint="eastAsia"/>
+          <w:sz w:val="24"/>
+          <w:szCs w:val="24"/>
+          <w:lang w:eastAsia="ko-KR"/>
+        </w:rPr>
+        <w:t>넓은</w:t>
+      </w:r>
+      <w:r>
+        <w:rPr>
+          <w:rFonts w:ascii="Meiryo" w:eastAsia="맑은 고딕" w:hAnsi="Meiryo" w:hint="eastAsia"/>
+          <w:sz w:val="24"/>
+          <w:szCs w:val="24"/>
+          <w:lang w:eastAsia="ko-KR"/>
+        </w:rPr>
+        <w:t xml:space="preserve"> </w:t>
+      </w:r>
+      <w:r>
+        <w:rPr>
+          <w:rFonts w:ascii="Meiryo" w:eastAsia="맑은 고딕" w:hAnsi="Meiryo" w:hint="eastAsia"/>
+          <w:sz w:val="24"/>
+          <w:szCs w:val="24"/>
+          <w:lang w:eastAsia="ko-KR"/>
+        </w:rPr>
+        <w:t>기회를</w:t>
+      </w:r>
+      <w:r>
+        <w:rPr>
+          <w:rFonts w:ascii="Meiryo" w:eastAsia="맑은 고딕" w:hAnsi="Meiryo" w:hint="eastAsia"/>
+          <w:sz w:val="24"/>
+          <w:szCs w:val="24"/>
+          <w:lang w:eastAsia="ko-KR"/>
+        </w:rPr>
+        <w:t xml:space="preserve"> </w:t>
+      </w:r>
+      <w:r>
+        <w:rPr>
+          <w:rFonts w:ascii="Meiryo" w:eastAsia="맑은 고딕" w:hAnsi="Meiryo" w:hint="eastAsia"/>
+          <w:sz w:val="24"/>
+          <w:szCs w:val="24"/>
+          <w:lang w:eastAsia="ko-KR"/>
+        </w:rPr>
+        <w:t>쌓아가고</w:t>
+      </w:r>
+      <w:r>
+        <w:rPr>
+          <w:rFonts w:ascii="Meiryo" w:eastAsia="맑은 고딕" w:hAnsi="Meiryo" w:hint="eastAsia"/>
+          <w:sz w:val="24"/>
+          <w:szCs w:val="24"/>
+          <w:lang w:eastAsia="ko-KR"/>
+        </w:rPr>
+        <w:t xml:space="preserve"> </w:t>
+      </w:r>
+      <w:r>
+        <w:rPr>
+          <w:rFonts w:ascii="Meiryo" w:eastAsia="맑은 고딕" w:hAnsi="Meiryo" w:hint="eastAsia"/>
+          <w:sz w:val="24"/>
+          <w:szCs w:val="24"/>
+          <w:lang w:eastAsia="ko-KR"/>
+        </w:rPr>
+        <w:t>싶다고</w:t>
+      </w:r>
+      <w:r>
+        <w:rPr>
+          <w:rFonts w:ascii="Meiryo" w:eastAsia="맑은 고딕" w:hAnsi="Meiryo" w:hint="eastAsia"/>
+          <w:sz w:val="24"/>
+          <w:szCs w:val="24"/>
+          <w:lang w:eastAsia="ko-KR"/>
+        </w:rPr>
+        <w:t xml:space="preserve"> </w:t>
+      </w:r>
+      <w:r>
+        <w:rPr>
+          <w:rFonts w:ascii="Meiryo" w:eastAsia="맑은 고딕" w:hAnsi="Meiryo" w:hint="eastAsia"/>
+          <w:sz w:val="24"/>
+          <w:szCs w:val="24"/>
+          <w:lang w:eastAsia="ko-KR"/>
+        </w:rPr>
+        <w:t>생각하였으며</w:t>
+      </w:r>
+      <w:r>
+        <w:rPr>
+          <w:rFonts w:ascii="Meiryo" w:eastAsia="맑은 고딕" w:hAnsi="Meiryo" w:hint="eastAsia"/>
+          <w:sz w:val="24"/>
+          <w:szCs w:val="24"/>
+          <w:lang w:eastAsia="ko-KR"/>
+        </w:rPr>
+        <w:t xml:space="preserve">, </w:t>
+      </w:r>
+      <w:r>
+        <w:rPr>
+          <w:rFonts w:ascii="Meiryo" w:eastAsia="맑은 고딕" w:hAnsi="Meiryo" w:hint="eastAsia"/>
+          <w:sz w:val="24"/>
+          <w:szCs w:val="24"/>
+          <w:lang w:eastAsia="ko-KR"/>
+        </w:rPr>
+        <w:t>마침</w:t>
+      </w:r>
+      <w:r>
+        <w:rPr>
+          <w:rFonts w:ascii="Meiryo" w:eastAsia="맑은 고딕" w:hAnsi="Meiryo" w:hint="eastAsia"/>
+          <w:sz w:val="24"/>
+          <w:szCs w:val="24"/>
+          <w:lang w:eastAsia="ko-KR"/>
+        </w:rPr>
+        <w:t xml:space="preserve"> (</w:t>
+      </w:r>
+      <w:r>
+        <w:rPr>
+          <w:rFonts w:ascii="Meiryo" w:hAnsi="Meiryo" w:hint="eastAsia"/>
+          <w:sz w:val="24"/>
+          <w:szCs w:val="24"/>
+        </w:rPr>
+        <w:t>ちょうど</w:t>
+      </w:r>
+      <w:r>
+        <w:rPr>
+          <w:rFonts w:ascii="Meiryo" w:hAnsi="Meiryo" w:hint="eastAsia"/>
+          <w:sz w:val="24"/>
+          <w:szCs w:val="24"/>
+          <w:lang w:eastAsia="ko-KR"/>
+        </w:rPr>
+        <w:t>)</w:t>
+      </w:r>
+      <w:r>
+        <w:rPr>
+          <w:rFonts w:ascii="Meiryo" w:hAnsi="Meiryo" w:hint="eastAsia"/>
+          <w:sz w:val="24"/>
+          <w:szCs w:val="24"/>
+          <w:lang w:eastAsia="ko-KR"/>
+        </w:rPr>
+        <w:t xml:space="preserve">　</w:t>
+      </w:r>
+      <w:r>
+        <w:rPr>
+          <w:rFonts w:ascii="Meiryo" w:eastAsia="맑은 고딕" w:hAnsi="Meiryo" w:hint="eastAsia"/>
+          <w:sz w:val="24"/>
+          <w:szCs w:val="24"/>
+          <w:lang w:eastAsia="ko-KR"/>
+        </w:rPr>
+        <w:t>일본어도</w:t>
+      </w:r>
+      <w:r>
+        <w:rPr>
+          <w:rFonts w:ascii="Meiryo" w:eastAsia="맑은 고딕" w:hAnsi="Meiryo" w:hint="eastAsia"/>
+          <w:sz w:val="24"/>
+          <w:szCs w:val="24"/>
+          <w:lang w:eastAsia="ko-KR"/>
+        </w:rPr>
+        <w:t xml:space="preserve"> </w:t>
+      </w:r>
+      <w:r>
+        <w:rPr>
+          <w:rFonts w:ascii="Meiryo" w:eastAsia="맑은 고딕" w:hAnsi="Meiryo" w:hint="eastAsia"/>
+          <w:sz w:val="24"/>
+          <w:szCs w:val="24"/>
+          <w:lang w:eastAsia="ko-KR"/>
+        </w:rPr>
+        <w:t>공부하고</w:t>
+      </w:r>
+      <w:r>
+        <w:rPr>
+          <w:rFonts w:ascii="Meiryo" w:eastAsia="맑은 고딕" w:hAnsi="Meiryo" w:hint="eastAsia"/>
+          <w:sz w:val="24"/>
+          <w:szCs w:val="24"/>
+          <w:lang w:eastAsia="ko-KR"/>
+        </w:rPr>
+        <w:t xml:space="preserve"> </w:t>
+      </w:r>
+      <w:r>
+        <w:rPr>
+          <w:rFonts w:ascii="Meiryo" w:eastAsia="맑은 고딕" w:hAnsi="Meiryo" w:hint="eastAsia"/>
+          <w:sz w:val="24"/>
+          <w:szCs w:val="24"/>
+          <w:lang w:eastAsia="ko-KR"/>
+        </w:rPr>
+        <w:t>있었고</w:t>
+      </w:r>
+      <w:r>
+        <w:rPr>
+          <w:rFonts w:ascii="Meiryo" w:eastAsia="맑은 고딕" w:hAnsi="Meiryo" w:hint="eastAsia"/>
+          <w:sz w:val="24"/>
+          <w:szCs w:val="24"/>
+          <w:lang w:eastAsia="ko-KR"/>
+        </w:rPr>
+        <w:t xml:space="preserve">, </w:t>
+      </w:r>
+      <w:r>
+        <w:rPr>
+          <w:rFonts w:ascii="Meiryo" w:eastAsia="맑은 고딕" w:hAnsi="Meiryo" w:hint="eastAsia"/>
+          <w:sz w:val="24"/>
+          <w:szCs w:val="24"/>
+          <w:lang w:eastAsia="ko-KR"/>
+        </w:rPr>
+        <w:t>예전부터</w:t>
+      </w:r>
+      <w:r>
+        <w:rPr>
+          <w:rFonts w:ascii="Meiryo" w:eastAsia="맑은 고딕" w:hAnsi="Meiryo" w:hint="eastAsia"/>
+          <w:sz w:val="24"/>
+          <w:szCs w:val="24"/>
+          <w:lang w:eastAsia="ko-KR"/>
+        </w:rPr>
+        <w:t xml:space="preserve"> </w:t>
+      </w:r>
+      <w:r>
+        <w:rPr>
+          <w:rFonts w:ascii="Meiryo" w:eastAsia="맑은 고딕" w:hAnsi="Meiryo" w:hint="eastAsia"/>
+          <w:sz w:val="24"/>
+          <w:szCs w:val="24"/>
+          <w:lang w:eastAsia="ko-KR"/>
+        </w:rPr>
+        <w:t>큰</w:t>
+      </w:r>
+      <w:r>
+        <w:rPr>
+          <w:rFonts w:ascii="Meiryo" w:eastAsia="맑은 고딕" w:hAnsi="Meiryo" w:hint="eastAsia"/>
+          <w:sz w:val="24"/>
+          <w:szCs w:val="24"/>
+          <w:lang w:eastAsia="ko-KR"/>
+        </w:rPr>
+        <w:t xml:space="preserve"> </w:t>
+      </w:r>
+      <w:r>
+        <w:rPr>
+          <w:rFonts w:ascii="Meiryo" w:eastAsia="맑은 고딕" w:hAnsi="Meiryo" w:hint="eastAsia"/>
+          <w:sz w:val="24"/>
+          <w:szCs w:val="24"/>
+          <w:lang w:eastAsia="ko-KR"/>
+        </w:rPr>
+        <w:t>관심을</w:t>
+      </w:r>
+      <w:r>
+        <w:rPr>
+          <w:rFonts w:ascii="Meiryo" w:eastAsia="맑은 고딕" w:hAnsi="Meiryo" w:hint="eastAsia"/>
+          <w:sz w:val="24"/>
+          <w:szCs w:val="24"/>
+          <w:lang w:eastAsia="ko-KR"/>
+        </w:rPr>
+        <w:t xml:space="preserve"> </w:t>
+      </w:r>
+      <w:r>
+        <w:rPr>
+          <w:rFonts w:ascii="Meiryo" w:eastAsia="맑은 고딕" w:hAnsi="Meiryo" w:hint="eastAsia"/>
+          <w:sz w:val="24"/>
+          <w:szCs w:val="24"/>
+          <w:lang w:eastAsia="ko-KR"/>
+        </w:rPr>
+        <w:t>갖고</w:t>
+      </w:r>
+      <w:r>
+        <w:rPr>
+          <w:rFonts w:ascii="Meiryo" w:eastAsia="맑은 고딕" w:hAnsi="Meiryo" w:hint="eastAsia"/>
+          <w:sz w:val="24"/>
+          <w:szCs w:val="24"/>
+          <w:lang w:eastAsia="ko-KR"/>
+        </w:rPr>
+        <w:t xml:space="preserve"> </w:t>
+      </w:r>
+      <w:r>
+        <w:rPr>
+          <w:rFonts w:ascii="Meiryo" w:eastAsia="맑은 고딕" w:hAnsi="Meiryo" w:hint="eastAsia"/>
+          <w:sz w:val="24"/>
+          <w:szCs w:val="24"/>
+          <w:lang w:eastAsia="ko-KR"/>
+        </w:rPr>
+        <w:t>있어</w:t>
+      </w:r>
+      <w:r>
+        <w:rPr>
+          <w:rFonts w:ascii="Meiryo" w:eastAsia="맑은 고딕" w:hAnsi="Meiryo" w:hint="eastAsia"/>
+          <w:sz w:val="24"/>
+          <w:szCs w:val="24"/>
+          <w:lang w:eastAsia="ko-KR"/>
+        </w:rPr>
+        <w:t xml:space="preserve">, </w:t>
+      </w:r>
+      <w:r>
+        <w:rPr>
+          <w:rFonts w:ascii="Meiryo" w:eastAsia="맑은 고딕" w:hAnsi="Meiryo" w:hint="eastAsia"/>
+          <w:sz w:val="24"/>
+          <w:szCs w:val="24"/>
+          <w:lang w:eastAsia="ko-KR"/>
+        </w:rPr>
+        <w:t>일본으로</w:t>
+      </w:r>
+      <w:r>
+        <w:rPr>
+          <w:rFonts w:ascii="Meiryo" w:eastAsia="맑은 고딕" w:hAnsi="Meiryo" w:hint="eastAsia"/>
+          <w:sz w:val="24"/>
+          <w:szCs w:val="24"/>
+          <w:lang w:eastAsia="ko-KR"/>
+        </w:rPr>
+        <w:t xml:space="preserve"> </w:t>
+      </w:r>
+      <w:r>
+        <w:rPr>
+          <w:rFonts w:ascii="Meiryo" w:eastAsia="맑은 고딕" w:hAnsi="Meiryo" w:hint="eastAsia"/>
+          <w:sz w:val="24"/>
+          <w:szCs w:val="24"/>
+          <w:lang w:eastAsia="ko-KR"/>
+        </w:rPr>
+        <w:t>취직을</w:t>
+      </w:r>
+      <w:r>
+        <w:rPr>
+          <w:rFonts w:ascii="Meiryo" w:eastAsia="맑은 고딕" w:hAnsi="Meiryo" w:hint="eastAsia"/>
+          <w:sz w:val="24"/>
+          <w:szCs w:val="24"/>
+          <w:lang w:eastAsia="ko-KR"/>
+        </w:rPr>
+        <w:t xml:space="preserve"> </w:t>
+      </w:r>
+      <w:r>
+        <w:rPr>
+          <w:rFonts w:ascii="Meiryo" w:eastAsia="맑은 고딕" w:hAnsi="Meiryo" w:hint="eastAsia"/>
+          <w:sz w:val="24"/>
+          <w:szCs w:val="24"/>
+          <w:lang w:eastAsia="ko-KR"/>
+        </w:rPr>
+        <w:t>목표하게</w:t>
+      </w:r>
+      <w:r>
+        <w:rPr>
+          <w:rFonts w:ascii="Meiryo" w:eastAsia="맑은 고딕" w:hAnsi="Meiryo" w:hint="eastAsia"/>
+          <w:sz w:val="24"/>
+          <w:szCs w:val="24"/>
+          <w:lang w:eastAsia="ko-KR"/>
+        </w:rPr>
+        <w:t xml:space="preserve"> </w:t>
+      </w:r>
+      <w:r>
+        <w:rPr>
+          <w:rFonts w:ascii="Meiryo" w:eastAsia="맑은 고딕" w:hAnsi="Meiryo" w:hint="eastAsia"/>
+          <w:sz w:val="24"/>
+          <w:szCs w:val="24"/>
+          <w:lang w:eastAsia="ko-KR"/>
+        </w:rPr>
+        <w:t>되었다</w:t>
+      </w:r>
+      <w:r>
+        <w:rPr>
+          <w:rFonts w:ascii="Meiryo" w:eastAsia="맑은 고딕" w:hAnsi="Meiryo" w:hint="eastAsia"/>
+          <w:sz w:val="24"/>
+          <w:szCs w:val="24"/>
+          <w:lang w:eastAsia="ko-KR"/>
+        </w:rPr>
+        <w:t>.</w:t>
+      </w:r>
+    </w:p>
+    <w:p>
+      <w:pPr>
+        <w:spacing w:line="400" w:lineRule="exact"/>
+        <w:rPr>
+          <w:rFonts w:ascii="Meiryo" w:eastAsia="맑은 고딕" w:hAnsi="Meiryo"/>
+          <w:sz w:val="24"/>
+          <w:szCs w:val="24"/>
+          <w:lang w:eastAsia="ko-KR"/>
+        </w:rPr>
+      </w:pPr>
+      <w:r>
+        <w:rPr>
+          <w:rFonts w:ascii="Meiryo" w:eastAsia="맑은 고딕" w:hAnsi="Meiryo" w:hint="eastAsia"/>
+          <w:sz w:val="24"/>
+          <w:szCs w:val="24"/>
+          <w:lang w:eastAsia="ko-KR"/>
+        </w:rPr>
+        <w:t>현재</w:t>
+      </w:r>
+      <w:r>
+        <w:rPr>
+          <w:rFonts w:ascii="Meiryo" w:eastAsia="맑은 고딕" w:hAnsi="Meiryo" w:hint="eastAsia"/>
+          <w:sz w:val="24"/>
+          <w:szCs w:val="24"/>
+          <w:lang w:eastAsia="ko-KR"/>
+        </w:rPr>
+        <w:t xml:space="preserve"> </w:t>
+      </w:r>
+      <w:r>
+        <w:rPr>
+          <w:rFonts w:ascii="Meiryo" w:eastAsia="맑은 고딕" w:hAnsi="Meiryo" w:hint="eastAsia"/>
+          <w:sz w:val="24"/>
+          <w:szCs w:val="24"/>
+          <w:lang w:eastAsia="ko-KR"/>
+        </w:rPr>
+        <w:t>하고</w:t>
+      </w:r>
+      <w:r>
+        <w:rPr>
+          <w:rFonts w:ascii="Meiryo" w:eastAsia="맑은 고딕" w:hAnsi="Meiryo" w:hint="eastAsia"/>
+          <w:sz w:val="24"/>
+          <w:szCs w:val="24"/>
+          <w:lang w:eastAsia="ko-KR"/>
+        </w:rPr>
+        <w:t xml:space="preserve"> </w:t>
+      </w:r>
+      <w:r>
+        <w:rPr>
+          <w:rFonts w:ascii="Meiryo" w:eastAsia="맑은 고딕" w:hAnsi="Meiryo" w:hint="eastAsia"/>
+          <w:sz w:val="24"/>
+          <w:szCs w:val="24"/>
+          <w:lang w:eastAsia="ko-KR"/>
+        </w:rPr>
+        <w:t>있는</w:t>
+      </w:r>
+      <w:r>
+        <w:rPr>
+          <w:rFonts w:ascii="Meiryo" w:eastAsia="맑은 고딕" w:hAnsi="Meiryo" w:hint="eastAsia"/>
+          <w:sz w:val="24"/>
+          <w:szCs w:val="24"/>
+          <w:lang w:eastAsia="ko-KR"/>
+        </w:rPr>
+        <w:t xml:space="preserve"> </w:t>
+      </w:r>
+      <w:r>
+        <w:rPr>
+          <w:rFonts w:ascii="Meiryo" w:eastAsia="맑은 고딕" w:hAnsi="Meiryo" w:hint="eastAsia"/>
+          <w:sz w:val="24"/>
+          <w:szCs w:val="24"/>
+          <w:lang w:eastAsia="ko-KR"/>
+        </w:rPr>
+        <w:t>프로젝트</w:t>
+      </w:r>
+    </w:p>
+    <w:p>
+      <w:pPr>
+        <w:pStyle w:val="a6"/>
+        <w:numPr>
+          <w:ilvl w:val="0"/>
+          <w:numId w:val="4"/>
+        </w:numPr>
+        <w:spacing w:line="400" w:lineRule="exact"/>
+        <w:rPr>
+          <w:rFonts w:ascii="Meiryo" w:eastAsia="맑은 고딕" w:hAnsi="Meiryo"/>
+          <w:sz w:val="24"/>
+          <w:szCs w:val="24"/>
+          <w:lang w:eastAsia="ko-KR"/>
+        </w:rPr>
+      </w:pPr>
+      <w:r>
+        <w:rPr>
+          <w:rFonts w:ascii="Meiryo" w:eastAsia="맑은 고딕" w:hAnsi="Meiryo" w:hint="eastAsia"/>
+          <w:sz w:val="24"/>
+          <w:szCs w:val="24"/>
+          <w:lang w:eastAsia="ko-KR"/>
+        </w:rPr>
+        <w:t>사내</w:t>
+      </w:r>
+      <w:r>
+        <w:rPr>
+          <w:rFonts w:ascii="Meiryo" w:eastAsia="맑은 고딕" w:hAnsi="Meiryo" w:hint="eastAsia"/>
+          <w:sz w:val="24"/>
+          <w:szCs w:val="24"/>
+          <w:lang w:eastAsia="ko-KR"/>
+        </w:rPr>
+        <w:t xml:space="preserve"> </w:t>
+      </w:r>
+      <w:r>
+        <w:rPr>
+          <w:rFonts w:ascii="Meiryo" w:eastAsia="맑은 고딕" w:hAnsi="Meiryo" w:hint="eastAsia"/>
+          <w:sz w:val="24"/>
+          <w:szCs w:val="24"/>
+          <w:lang w:eastAsia="ko-KR"/>
+        </w:rPr>
+        <w:t>프로젝트</w:t>
+      </w:r>
+      <w:r>
+        <w:rPr>
+          <w:rFonts w:ascii="Meiryo" w:eastAsia="맑은 고딕" w:hAnsi="Meiryo" w:hint="eastAsia"/>
+          <w:sz w:val="24"/>
+          <w:szCs w:val="24"/>
+          <w:lang w:eastAsia="ko-KR"/>
+        </w:rPr>
+        <w:t xml:space="preserve"> </w:t>
+      </w:r>
+      <w:proofErr w:type="spellStart"/>
+      <w:r>
+        <w:rPr>
+          <w:rFonts w:ascii="Meiryo" w:eastAsia="맑은 고딕" w:hAnsi="Meiryo" w:hint="eastAsia"/>
+          <w:sz w:val="24"/>
+          <w:szCs w:val="24"/>
+          <w:lang w:eastAsia="ko-KR"/>
+        </w:rPr>
+        <w:t>참가중이며</w:t>
+      </w:r>
+      <w:proofErr w:type="spellEnd"/>
+      <w:r>
+        <w:rPr>
+          <w:rFonts w:ascii="Meiryo" w:eastAsia="맑은 고딕" w:hAnsi="Meiryo" w:hint="eastAsia"/>
+          <w:sz w:val="24"/>
+          <w:szCs w:val="24"/>
+          <w:lang w:eastAsia="ko-KR"/>
+        </w:rPr>
+        <w:t xml:space="preserve">, </w:t>
+      </w:r>
+      <w:r>
+        <w:rPr>
+          <w:rFonts w:ascii="Meiryo" w:eastAsia="맑은 고딕" w:hAnsi="Meiryo" w:hint="eastAsia"/>
+          <w:sz w:val="24"/>
+          <w:szCs w:val="24"/>
+          <w:lang w:eastAsia="ko-KR"/>
+        </w:rPr>
+        <w:t>프리랜서</w:t>
+      </w:r>
+      <w:r>
+        <w:rPr>
+          <w:rFonts w:ascii="Meiryo" w:eastAsia="맑은 고딕" w:hAnsi="Meiryo" w:hint="eastAsia"/>
+          <w:sz w:val="24"/>
+          <w:szCs w:val="24"/>
+          <w:lang w:eastAsia="ko-KR"/>
+        </w:rPr>
+        <w:t xml:space="preserve"> </w:t>
+      </w:r>
+      <w:r>
+        <w:rPr>
+          <w:rFonts w:ascii="Meiryo" w:eastAsia="맑은 고딕" w:hAnsi="Meiryo" w:hint="eastAsia"/>
+          <w:sz w:val="24"/>
+          <w:szCs w:val="24"/>
+          <w:lang w:eastAsia="ko-KR"/>
+        </w:rPr>
+        <w:t>엔지니어</w:t>
+      </w:r>
+      <w:r>
+        <w:rPr>
+          <w:rFonts w:ascii="Meiryo" w:eastAsia="맑은 고딕" w:hAnsi="Meiryo" w:hint="eastAsia"/>
+          <w:sz w:val="24"/>
+          <w:szCs w:val="24"/>
+          <w:lang w:eastAsia="ko-KR"/>
+        </w:rPr>
+        <w:t xml:space="preserve"> </w:t>
+      </w:r>
+      <w:r>
+        <w:rPr>
+          <w:rFonts w:ascii="Meiryo" w:eastAsia="맑은 고딕" w:hAnsi="Meiryo" w:hint="eastAsia"/>
+          <w:sz w:val="24"/>
+          <w:szCs w:val="24"/>
+          <w:lang w:eastAsia="ko-KR"/>
+        </w:rPr>
+        <w:t>대상으로</w:t>
+      </w:r>
+      <w:r>
+        <w:rPr>
+          <w:rFonts w:ascii="Meiryo" w:eastAsia="맑은 고딕" w:hAnsi="Meiryo" w:hint="eastAsia"/>
+          <w:sz w:val="24"/>
+          <w:szCs w:val="24"/>
+          <w:lang w:eastAsia="ko-KR"/>
+        </w:rPr>
+        <w:t xml:space="preserve"> </w:t>
+      </w:r>
+      <w:r>
+        <w:rPr>
+          <w:rFonts w:ascii="Meiryo" w:eastAsia="맑은 고딕" w:hAnsi="Meiryo" w:hint="eastAsia"/>
+          <w:sz w:val="24"/>
+          <w:szCs w:val="24"/>
+          <w:lang w:eastAsia="ko-KR"/>
+        </w:rPr>
+        <w:t>하는</w:t>
+      </w:r>
+      <w:r>
+        <w:rPr>
+          <w:rFonts w:ascii="Meiryo" w:eastAsia="맑은 고딕" w:hAnsi="Meiryo" w:hint="eastAsia"/>
+          <w:sz w:val="24"/>
+          <w:szCs w:val="24"/>
+          <w:lang w:eastAsia="ko-KR"/>
+        </w:rPr>
+        <w:t xml:space="preserve"> </w:t>
+      </w:r>
+      <w:r>
+        <w:rPr>
+          <w:rFonts w:ascii="Meiryo" w:eastAsia="맑은 고딕" w:hAnsi="Meiryo" w:hint="eastAsia"/>
+          <w:sz w:val="24"/>
+          <w:szCs w:val="24"/>
+          <w:lang w:eastAsia="ko-KR"/>
+        </w:rPr>
+        <w:t>구인</w:t>
+      </w:r>
+      <w:r>
+        <w:rPr>
+          <w:rFonts w:ascii="Meiryo" w:eastAsia="맑은 고딕" w:hAnsi="Meiryo" w:hint="eastAsia"/>
+          <w:sz w:val="24"/>
+          <w:szCs w:val="24"/>
+          <w:lang w:eastAsia="ko-KR"/>
+        </w:rPr>
+        <w:t xml:space="preserve"> </w:t>
+      </w:r>
+      <w:r>
+        <w:rPr>
+          <w:rFonts w:ascii="Meiryo" w:eastAsia="맑은 고딕" w:hAnsi="Meiryo" w:hint="eastAsia"/>
+          <w:sz w:val="24"/>
+          <w:szCs w:val="24"/>
+          <w:lang w:eastAsia="ko-KR"/>
+        </w:rPr>
+        <w:t>사이트</w:t>
+      </w:r>
+      <w:r>
+        <w:rPr>
+          <w:rFonts w:ascii="Meiryo" w:eastAsia="맑은 고딕" w:hAnsi="Meiryo" w:hint="eastAsia"/>
+          <w:sz w:val="24"/>
+          <w:szCs w:val="24"/>
+          <w:lang w:eastAsia="ko-KR"/>
+        </w:rPr>
+        <w:t xml:space="preserve"> </w:t>
+      </w:r>
+      <w:r>
+        <w:rPr>
+          <w:rFonts w:ascii="Meiryo" w:eastAsia="맑은 고딕" w:hAnsi="Meiryo" w:hint="eastAsia"/>
+          <w:sz w:val="24"/>
+          <w:szCs w:val="24"/>
+          <w:lang w:eastAsia="ko-KR"/>
+        </w:rPr>
+        <w:t>개발</w:t>
+      </w:r>
+      <w:r>
+        <w:rPr>
+          <w:rFonts w:ascii="Meiryo" w:eastAsia="맑은 고딕" w:hAnsi="Meiryo" w:hint="eastAsia"/>
+          <w:sz w:val="24"/>
+          <w:szCs w:val="24"/>
+          <w:lang w:eastAsia="ko-KR"/>
+        </w:rPr>
+        <w:t xml:space="preserve"> </w:t>
+      </w:r>
+      <w:r>
+        <w:rPr>
+          <w:rFonts w:ascii="Meiryo" w:eastAsia="맑은 고딕" w:hAnsi="Meiryo" w:hint="eastAsia"/>
+          <w:sz w:val="24"/>
+          <w:szCs w:val="24"/>
+          <w:lang w:eastAsia="ko-KR"/>
+        </w:rPr>
+        <w:t>설계</w:t>
+      </w:r>
+      <w:r>
+        <w:rPr>
+          <w:rFonts w:ascii="Meiryo" w:eastAsia="맑은 고딕" w:hAnsi="Meiryo" w:hint="eastAsia"/>
+          <w:sz w:val="24"/>
+          <w:szCs w:val="24"/>
+          <w:lang w:eastAsia="ko-KR"/>
+        </w:rPr>
+        <w:t xml:space="preserve"> </w:t>
+      </w:r>
+      <w:r>
+        <w:rPr>
+          <w:rFonts w:ascii="Meiryo" w:eastAsia="맑은 고딕" w:hAnsi="Meiryo" w:hint="eastAsia"/>
+          <w:sz w:val="24"/>
+          <w:szCs w:val="24"/>
+          <w:lang w:eastAsia="ko-KR"/>
+        </w:rPr>
+        <w:t>및</w:t>
+      </w:r>
+      <w:r>
+        <w:rPr>
+          <w:rFonts w:ascii="Meiryo" w:eastAsia="맑은 고딕" w:hAnsi="Meiryo" w:hint="eastAsia"/>
+          <w:sz w:val="24"/>
+          <w:szCs w:val="24"/>
+          <w:lang w:eastAsia="ko-KR"/>
+        </w:rPr>
+        <w:t xml:space="preserve"> </w:t>
+      </w:r>
+      <w:r>
+        <w:rPr>
+          <w:rFonts w:ascii="Meiryo" w:eastAsia="맑은 고딕" w:hAnsi="Meiryo" w:hint="eastAsia"/>
+          <w:sz w:val="24"/>
+          <w:szCs w:val="24"/>
+          <w:lang w:eastAsia="ko-KR"/>
+        </w:rPr>
+        <w:t>개발</w:t>
+      </w:r>
+      <w:r>
+        <w:rPr>
+          <w:rFonts w:ascii="Meiryo" w:eastAsia="맑은 고딕" w:hAnsi="Meiryo" w:hint="eastAsia"/>
+          <w:sz w:val="24"/>
+          <w:szCs w:val="24"/>
+          <w:lang w:eastAsia="ko-KR"/>
+        </w:rPr>
+        <w:t xml:space="preserve"> </w:t>
+      </w:r>
+      <w:r>
+        <w:rPr>
+          <w:rFonts w:ascii="Meiryo" w:eastAsia="맑은 고딕" w:hAnsi="Meiryo" w:hint="eastAsia"/>
+          <w:sz w:val="24"/>
+          <w:szCs w:val="24"/>
+          <w:lang w:eastAsia="ko-KR"/>
+        </w:rPr>
+        <w:t>참여</w:t>
+      </w:r>
+      <w:r>
+        <w:rPr>
+          <w:rFonts w:ascii="Meiryo" w:eastAsia="맑은 고딕" w:hAnsi="Meiryo" w:hint="eastAsia"/>
+          <w:sz w:val="24"/>
+          <w:szCs w:val="24"/>
+          <w:lang w:eastAsia="ko-KR"/>
+        </w:rPr>
+        <w:t xml:space="preserve"> </w:t>
+      </w:r>
+      <w:r>
+        <w:rPr>
+          <w:rFonts w:ascii="Meiryo" w:eastAsia="맑은 고딕" w:hAnsi="Meiryo" w:hint="eastAsia"/>
+          <w:sz w:val="24"/>
+          <w:szCs w:val="24"/>
+          <w:lang w:eastAsia="ko-KR"/>
+        </w:rPr>
+        <w:t>중</w:t>
+      </w:r>
+    </w:p>
+    <w:p>
+      <w:pPr>
+        <w:spacing w:line="400" w:lineRule="exact"/>
+        <w:rPr>
+          <w:rFonts w:ascii="Meiryo" w:eastAsia="맑은 고딕" w:hAnsi="Meiryo"/>
+          <w:sz w:val="24"/>
+          <w:szCs w:val="24"/>
+          <w:lang w:eastAsia="ko-KR"/>
+        </w:rPr>
+      </w:pPr>
+      <w:r>
+        <w:rPr>
+          <w:rFonts w:ascii="Meiryo" w:eastAsia="맑은 고딕" w:hAnsi="Meiryo" w:hint="eastAsia"/>
+          <w:sz w:val="24"/>
+          <w:szCs w:val="24"/>
+          <w:lang w:eastAsia="ko-KR"/>
+        </w:rPr>
+        <w:t>자기</w:t>
+      </w:r>
+      <w:r>
+        <w:rPr>
+          <w:rFonts w:ascii="Meiryo" w:eastAsia="맑은 고딕" w:hAnsi="Meiryo" w:hint="eastAsia"/>
+          <w:sz w:val="24"/>
+          <w:szCs w:val="24"/>
+          <w:lang w:eastAsia="ko-KR"/>
+        </w:rPr>
+        <w:t xml:space="preserve"> PR</w:t>
+      </w:r>
+    </w:p>
+    <w:p>
+      <w:pPr>
+        <w:pStyle w:val="a6"/>
+        <w:numPr>
+          <w:ilvl w:val="0"/>
+          <w:numId w:val="4"/>
+        </w:numPr>
+        <w:spacing w:line="400" w:lineRule="exact"/>
+        <w:rPr>
+          <w:rFonts w:ascii="Meiryo" w:eastAsia="맑은 고딕" w:hAnsi="Meiryo"/>
+          <w:sz w:val="24"/>
+          <w:szCs w:val="24"/>
+          <w:lang w:eastAsia="ko-KR"/>
+        </w:rPr>
+      </w:pPr>
+      <w:r>
+        <w:rPr>
+          <w:rFonts w:ascii="Meiryo" w:eastAsia="맑은 고딕" w:hAnsi="Meiryo" w:hint="eastAsia"/>
+          <w:sz w:val="24"/>
+          <w:szCs w:val="24"/>
+          <w:lang w:eastAsia="ko-KR"/>
+        </w:rPr>
+        <w:t>프로그래밍에</w:t>
+      </w:r>
+      <w:r>
+        <w:rPr>
+          <w:rFonts w:ascii="Meiryo" w:eastAsia="맑은 고딕" w:hAnsi="Meiryo" w:hint="eastAsia"/>
+          <w:sz w:val="24"/>
+          <w:szCs w:val="24"/>
+          <w:lang w:eastAsia="ko-KR"/>
+        </w:rPr>
+        <w:t xml:space="preserve"> </w:t>
+      </w:r>
+      <w:r>
+        <w:rPr>
+          <w:rFonts w:ascii="Meiryo" w:eastAsia="맑은 고딕" w:hAnsi="Meiryo" w:hint="eastAsia"/>
+          <w:sz w:val="24"/>
+          <w:szCs w:val="24"/>
+          <w:lang w:eastAsia="ko-KR"/>
+        </w:rPr>
+        <w:t>대해</w:t>
+      </w:r>
+      <w:r>
+        <w:rPr>
+          <w:rFonts w:ascii="Meiryo" w:eastAsia="맑은 고딕" w:hAnsi="Meiryo" w:hint="eastAsia"/>
+          <w:sz w:val="24"/>
+          <w:szCs w:val="24"/>
+          <w:lang w:eastAsia="ko-KR"/>
+        </w:rPr>
+        <w:t xml:space="preserve"> </w:t>
+      </w:r>
+      <w:r>
+        <w:rPr>
+          <w:rFonts w:ascii="Meiryo" w:eastAsia="맑은 고딕" w:hAnsi="Meiryo" w:hint="eastAsia"/>
+          <w:sz w:val="24"/>
+          <w:szCs w:val="24"/>
+          <w:lang w:eastAsia="ko-KR"/>
+        </w:rPr>
+        <w:t>아직</w:t>
+      </w:r>
+      <w:r>
+        <w:rPr>
+          <w:rFonts w:ascii="Meiryo" w:eastAsia="맑은 고딕" w:hAnsi="Meiryo" w:hint="eastAsia"/>
+          <w:sz w:val="24"/>
+          <w:szCs w:val="24"/>
+          <w:lang w:eastAsia="ko-KR"/>
+        </w:rPr>
+        <w:t xml:space="preserve"> </w:t>
+      </w:r>
+      <w:r>
+        <w:rPr>
+          <w:rFonts w:ascii="Meiryo" w:eastAsia="맑은 고딕" w:hAnsi="Meiryo" w:hint="eastAsia"/>
+          <w:sz w:val="24"/>
+          <w:szCs w:val="24"/>
+          <w:lang w:eastAsia="ko-KR"/>
+        </w:rPr>
+        <w:t>성장</w:t>
+      </w:r>
+      <w:r>
+        <w:rPr>
+          <w:rFonts w:ascii="Meiryo" w:eastAsia="맑은 고딕" w:hAnsi="Meiryo" w:hint="eastAsia"/>
+          <w:sz w:val="24"/>
+          <w:szCs w:val="24"/>
+          <w:lang w:eastAsia="ko-KR"/>
+        </w:rPr>
+        <w:t xml:space="preserve"> </w:t>
+      </w:r>
+      <w:r>
+        <w:rPr>
+          <w:rFonts w:ascii="Meiryo" w:eastAsia="맑은 고딕" w:hAnsi="Meiryo" w:hint="eastAsia"/>
+          <w:sz w:val="24"/>
+          <w:szCs w:val="24"/>
+          <w:lang w:eastAsia="ko-KR"/>
+        </w:rPr>
+        <w:t>도중에</w:t>
+      </w:r>
+      <w:r>
+        <w:rPr>
+          <w:rFonts w:ascii="Meiryo" w:eastAsia="맑은 고딕" w:hAnsi="Meiryo" w:hint="eastAsia"/>
+          <w:sz w:val="24"/>
+          <w:szCs w:val="24"/>
+          <w:lang w:eastAsia="ko-KR"/>
+        </w:rPr>
+        <w:t xml:space="preserve"> </w:t>
+      </w:r>
+      <w:r>
+        <w:rPr>
+          <w:rFonts w:ascii="Meiryo" w:eastAsia="맑은 고딕" w:hAnsi="Meiryo" w:hint="eastAsia"/>
+          <w:sz w:val="24"/>
+          <w:szCs w:val="24"/>
+          <w:lang w:eastAsia="ko-KR"/>
+        </w:rPr>
+        <w:t>있으나</w:t>
+      </w:r>
+      <w:r>
+        <w:rPr>
+          <w:rFonts w:ascii="Meiryo" w:eastAsia="맑은 고딕" w:hAnsi="Meiryo" w:hint="eastAsia"/>
+          <w:sz w:val="24"/>
+          <w:szCs w:val="24"/>
+          <w:lang w:eastAsia="ko-KR"/>
+        </w:rPr>
+        <w:t xml:space="preserve">, </w:t>
+      </w:r>
+      <w:r>
+        <w:rPr>
+          <w:rFonts w:ascii="Meiryo" w:eastAsia="맑은 고딕" w:hAnsi="Meiryo" w:hint="eastAsia"/>
+          <w:sz w:val="24"/>
+          <w:szCs w:val="24"/>
+          <w:lang w:eastAsia="ko-KR"/>
+        </w:rPr>
+        <w:t>과제에</w:t>
+      </w:r>
+      <w:r>
+        <w:rPr>
+          <w:rFonts w:ascii="Meiryo" w:eastAsia="맑은 고딕" w:hAnsi="Meiryo" w:hint="eastAsia"/>
+          <w:sz w:val="24"/>
+          <w:szCs w:val="24"/>
+          <w:lang w:eastAsia="ko-KR"/>
+        </w:rPr>
+        <w:t xml:space="preserve"> </w:t>
+      </w:r>
+      <w:r>
+        <w:rPr>
+          <w:rFonts w:ascii="Meiryo" w:eastAsia="맑은 고딕" w:hAnsi="Meiryo" w:hint="eastAsia"/>
+          <w:sz w:val="24"/>
+          <w:szCs w:val="24"/>
+          <w:lang w:eastAsia="ko-KR"/>
+        </w:rPr>
+        <w:t>대해</w:t>
+      </w:r>
+      <w:r>
+        <w:rPr>
+          <w:rFonts w:ascii="Meiryo" w:eastAsia="맑은 고딕" w:hAnsi="Meiryo" w:hint="eastAsia"/>
+          <w:sz w:val="24"/>
+          <w:szCs w:val="24"/>
+          <w:lang w:eastAsia="ko-KR"/>
+        </w:rPr>
+        <w:t xml:space="preserve"> </w:t>
+      </w:r>
+      <w:r>
+        <w:rPr>
+          <w:rFonts w:ascii="Meiryo" w:eastAsia="맑은 고딕" w:hAnsi="Meiryo" w:hint="eastAsia"/>
+          <w:sz w:val="24"/>
+          <w:szCs w:val="24"/>
+          <w:lang w:eastAsia="ko-KR"/>
+        </w:rPr>
+        <w:t>내</w:t>
+      </w:r>
+      <w:r>
+        <w:rPr>
+          <w:rFonts w:ascii="Meiryo" w:eastAsia="맑은 고딕" w:hAnsi="Meiryo" w:hint="eastAsia"/>
+          <w:sz w:val="24"/>
+          <w:szCs w:val="24"/>
+          <w:lang w:eastAsia="ko-KR"/>
+        </w:rPr>
+        <w:t xml:space="preserve"> </w:t>
+      </w:r>
+      <w:r>
+        <w:rPr>
+          <w:rFonts w:ascii="Meiryo" w:eastAsia="맑은 고딕" w:hAnsi="Meiryo" w:hint="eastAsia"/>
+          <w:sz w:val="24"/>
+          <w:szCs w:val="24"/>
+          <w:lang w:eastAsia="ko-KR"/>
+        </w:rPr>
+        <w:t>손으로</w:t>
+      </w:r>
+      <w:r>
+        <w:rPr>
+          <w:rFonts w:ascii="Meiryo" w:eastAsia="맑은 고딕" w:hAnsi="Meiryo" w:hint="eastAsia"/>
+          <w:sz w:val="24"/>
+          <w:szCs w:val="24"/>
+          <w:lang w:eastAsia="ko-KR"/>
+        </w:rPr>
+        <w:t xml:space="preserve"> </w:t>
+      </w:r>
+      <w:r>
+        <w:rPr>
+          <w:rFonts w:ascii="Meiryo" w:eastAsia="맑은 고딕" w:hAnsi="Meiryo" w:hint="eastAsia"/>
+          <w:sz w:val="24"/>
+          <w:szCs w:val="24"/>
+          <w:lang w:eastAsia="ko-KR"/>
+        </w:rPr>
+        <w:t>직접</w:t>
+      </w:r>
+      <w:r>
+        <w:rPr>
+          <w:rFonts w:ascii="Meiryo" w:eastAsia="맑은 고딕" w:hAnsi="Meiryo" w:hint="eastAsia"/>
+          <w:sz w:val="24"/>
+          <w:szCs w:val="24"/>
+          <w:lang w:eastAsia="ko-KR"/>
+        </w:rPr>
+        <w:t xml:space="preserve"> </w:t>
+      </w:r>
+      <w:r>
+        <w:rPr>
+          <w:rFonts w:ascii="Meiryo" w:eastAsia="맑은 고딕" w:hAnsi="Meiryo" w:hint="eastAsia"/>
+          <w:sz w:val="24"/>
+          <w:szCs w:val="24"/>
+          <w:lang w:eastAsia="ko-KR"/>
+        </w:rPr>
+        <w:t>해결책을</w:t>
+      </w:r>
+      <w:r>
+        <w:rPr>
+          <w:rFonts w:ascii="Meiryo" w:eastAsia="맑은 고딕" w:hAnsi="Meiryo" w:hint="eastAsia"/>
+          <w:sz w:val="24"/>
+          <w:szCs w:val="24"/>
+          <w:lang w:eastAsia="ko-KR"/>
+        </w:rPr>
+        <w:t xml:space="preserve"> </w:t>
+      </w:r>
+      <w:r>
+        <w:rPr>
+          <w:rFonts w:ascii="Meiryo" w:eastAsia="맑은 고딕" w:hAnsi="Meiryo" w:hint="eastAsia"/>
+          <w:sz w:val="24"/>
+          <w:szCs w:val="24"/>
+          <w:lang w:eastAsia="ko-KR"/>
+        </w:rPr>
+        <w:t>찾고</w:t>
+      </w:r>
+      <w:r>
+        <w:rPr>
+          <w:rFonts w:ascii="Meiryo" w:eastAsia="맑은 고딕" w:hAnsi="Meiryo" w:hint="eastAsia"/>
+          <w:sz w:val="24"/>
+          <w:szCs w:val="24"/>
+          <w:lang w:eastAsia="ko-KR"/>
+        </w:rPr>
+        <w:t xml:space="preserve"> </w:t>
+      </w:r>
+      <w:r>
+        <w:rPr>
+          <w:rFonts w:ascii="Meiryo" w:eastAsia="맑은 고딕" w:hAnsi="Meiryo" w:hint="eastAsia"/>
+          <w:sz w:val="24"/>
+          <w:szCs w:val="24"/>
+          <w:lang w:eastAsia="ko-KR"/>
+        </w:rPr>
+        <w:t>해결</w:t>
+      </w:r>
+      <w:r>
+        <w:rPr>
+          <w:rFonts w:ascii="Meiryo" w:eastAsia="맑은 고딕" w:hAnsi="Meiryo" w:hint="eastAsia"/>
+          <w:sz w:val="24"/>
+          <w:szCs w:val="24"/>
+          <w:lang w:eastAsia="ko-KR"/>
+        </w:rPr>
+        <w:t xml:space="preserve"> </w:t>
+      </w:r>
+      <w:r>
+        <w:rPr>
+          <w:rFonts w:ascii="Meiryo" w:eastAsia="맑은 고딕" w:hAnsi="Meiryo" w:hint="eastAsia"/>
+          <w:sz w:val="24"/>
+          <w:szCs w:val="24"/>
+          <w:lang w:eastAsia="ko-KR"/>
+        </w:rPr>
+        <w:t>할</w:t>
+      </w:r>
+      <w:r>
+        <w:rPr>
+          <w:rFonts w:ascii="Meiryo" w:eastAsia="맑은 고딕" w:hAnsi="Meiryo" w:hint="eastAsia"/>
+          <w:sz w:val="24"/>
+          <w:szCs w:val="24"/>
+          <w:lang w:eastAsia="ko-KR"/>
+        </w:rPr>
+        <w:t xml:space="preserve"> </w:t>
+      </w:r>
+      <w:r>
+        <w:rPr>
+          <w:rFonts w:ascii="Meiryo" w:eastAsia="맑은 고딕" w:hAnsi="Meiryo" w:hint="eastAsia"/>
+          <w:sz w:val="24"/>
+          <w:szCs w:val="24"/>
+          <w:lang w:eastAsia="ko-KR"/>
+        </w:rPr>
+        <w:t>때</w:t>
+      </w:r>
+      <w:r>
+        <w:rPr>
+          <w:rFonts w:ascii="Meiryo" w:eastAsia="맑은 고딕" w:hAnsi="Meiryo" w:hint="eastAsia"/>
+          <w:sz w:val="24"/>
+          <w:szCs w:val="24"/>
+          <w:lang w:eastAsia="ko-KR"/>
+        </w:rPr>
+        <w:t xml:space="preserve"> </w:t>
+      </w:r>
+      <w:r>
+        <w:rPr>
+          <w:rFonts w:ascii="Meiryo" w:eastAsia="맑은 고딕" w:hAnsi="Meiryo" w:hint="eastAsia"/>
+          <w:sz w:val="24"/>
+          <w:szCs w:val="24"/>
+          <w:lang w:eastAsia="ko-KR"/>
+        </w:rPr>
+        <w:t>엔지니어로서</w:t>
+      </w:r>
+      <w:r>
+        <w:rPr>
+          <w:rFonts w:ascii="Meiryo" w:eastAsia="맑은 고딕" w:hAnsi="Meiryo" w:hint="eastAsia"/>
+          <w:sz w:val="24"/>
+          <w:szCs w:val="24"/>
+          <w:lang w:eastAsia="ko-KR"/>
+        </w:rPr>
+        <w:t xml:space="preserve"> </w:t>
+      </w:r>
+      <w:r>
+        <w:rPr>
+          <w:rFonts w:ascii="Meiryo" w:eastAsia="맑은 고딕" w:hAnsi="Meiryo" w:hint="eastAsia"/>
+          <w:sz w:val="24"/>
+          <w:szCs w:val="24"/>
+          <w:lang w:eastAsia="ko-KR"/>
+        </w:rPr>
+        <w:t>정말</w:t>
+      </w:r>
+      <w:r>
+        <w:rPr>
+          <w:rFonts w:ascii="Meiryo" w:eastAsia="맑은 고딕" w:hAnsi="Meiryo" w:hint="eastAsia"/>
+          <w:sz w:val="24"/>
+          <w:szCs w:val="24"/>
+          <w:lang w:eastAsia="ko-KR"/>
+        </w:rPr>
+        <w:t xml:space="preserve"> </w:t>
+      </w:r>
+      <w:r>
+        <w:rPr>
+          <w:rFonts w:ascii="Meiryo" w:eastAsia="맑은 고딕" w:hAnsi="Meiryo" w:hint="eastAsia"/>
+          <w:sz w:val="24"/>
+          <w:szCs w:val="24"/>
+          <w:lang w:eastAsia="ko-KR"/>
+        </w:rPr>
+        <w:t>큰</w:t>
+      </w:r>
+      <w:r>
+        <w:rPr>
+          <w:rFonts w:ascii="Meiryo" w:eastAsia="맑은 고딕" w:hAnsi="Meiryo" w:hint="eastAsia"/>
+          <w:sz w:val="24"/>
+          <w:szCs w:val="24"/>
+          <w:lang w:eastAsia="ko-KR"/>
+        </w:rPr>
+        <w:t xml:space="preserve"> </w:t>
+      </w:r>
+      <w:r>
+        <w:rPr>
+          <w:rFonts w:ascii="Meiryo" w:eastAsia="맑은 고딕" w:hAnsi="Meiryo" w:hint="eastAsia"/>
+          <w:sz w:val="24"/>
+          <w:szCs w:val="24"/>
+          <w:lang w:eastAsia="ko-KR"/>
+        </w:rPr>
+        <w:t>보람을</w:t>
+      </w:r>
+      <w:r>
+        <w:rPr>
+          <w:rFonts w:ascii="Meiryo" w:eastAsia="맑은 고딕" w:hAnsi="Meiryo" w:hint="eastAsia"/>
+          <w:sz w:val="24"/>
+          <w:szCs w:val="24"/>
+          <w:lang w:eastAsia="ko-KR"/>
+        </w:rPr>
+        <w:t xml:space="preserve"> </w:t>
+      </w:r>
+      <w:r>
+        <w:rPr>
+          <w:rFonts w:ascii="Meiryo" w:eastAsia="맑은 고딕" w:hAnsi="Meiryo" w:hint="eastAsia"/>
+          <w:sz w:val="24"/>
+          <w:szCs w:val="24"/>
+          <w:lang w:eastAsia="ko-KR"/>
+        </w:rPr>
+        <w:t>느낀다</w:t>
+      </w:r>
+      <w:r>
+        <w:rPr>
+          <w:rFonts w:ascii="Meiryo" w:eastAsia="맑은 고딕" w:hAnsi="Meiryo" w:hint="eastAsia"/>
+          <w:sz w:val="24"/>
+          <w:szCs w:val="24"/>
+          <w:lang w:eastAsia="ko-KR"/>
+        </w:rPr>
+        <w:t xml:space="preserve">. </w:t>
+      </w:r>
+      <w:r>
+        <w:rPr>
+          <w:rFonts w:ascii="Meiryo" w:eastAsia="맑은 고딕" w:hAnsi="Meiryo" w:hint="eastAsia"/>
+          <w:sz w:val="24"/>
+          <w:szCs w:val="24"/>
+          <w:lang w:eastAsia="ko-KR"/>
+        </w:rPr>
+        <w:t>이후에도</w:t>
+      </w:r>
+      <w:r>
+        <w:rPr>
+          <w:rFonts w:ascii="Meiryo" w:eastAsia="맑은 고딕" w:hAnsi="Meiryo" w:hint="eastAsia"/>
+          <w:sz w:val="24"/>
+          <w:szCs w:val="24"/>
+          <w:lang w:eastAsia="ko-KR"/>
+        </w:rPr>
+        <w:t xml:space="preserve"> </w:t>
+      </w:r>
+      <w:r>
+        <w:rPr>
+          <w:rFonts w:ascii="Meiryo" w:eastAsia="맑은 고딕" w:hAnsi="Meiryo" w:hint="eastAsia"/>
+          <w:sz w:val="24"/>
+          <w:szCs w:val="24"/>
+          <w:lang w:eastAsia="ko-KR"/>
+        </w:rPr>
+        <w:t>계속</w:t>
+      </w:r>
+      <w:r>
+        <w:rPr>
+          <w:rFonts w:ascii="Meiryo" w:eastAsia="맑은 고딕" w:hAnsi="Meiryo" w:hint="eastAsia"/>
+          <w:sz w:val="24"/>
+          <w:szCs w:val="24"/>
+          <w:lang w:eastAsia="ko-KR"/>
+        </w:rPr>
+        <w:t xml:space="preserve"> </w:t>
+      </w:r>
+      <w:r>
+        <w:rPr>
+          <w:rFonts w:ascii="Meiryo" w:eastAsia="맑은 고딕" w:hAnsi="Meiryo" w:hint="eastAsia"/>
+          <w:sz w:val="24"/>
+          <w:szCs w:val="24"/>
+          <w:lang w:eastAsia="ko-KR"/>
+        </w:rPr>
+        <w:t>학습을</w:t>
+      </w:r>
+      <w:r>
+        <w:rPr>
+          <w:rFonts w:ascii="Meiryo" w:eastAsia="맑은 고딕" w:hAnsi="Meiryo" w:hint="eastAsia"/>
+          <w:sz w:val="24"/>
+          <w:szCs w:val="24"/>
+          <w:lang w:eastAsia="ko-KR"/>
+        </w:rPr>
+        <w:t xml:space="preserve"> </w:t>
+      </w:r>
+      <w:proofErr w:type="spellStart"/>
+      <w:r>
+        <w:rPr>
+          <w:rFonts w:ascii="Meiryo" w:eastAsia="맑은 고딕" w:hAnsi="Meiryo" w:hint="eastAsia"/>
+          <w:sz w:val="24"/>
+          <w:szCs w:val="24"/>
+          <w:lang w:eastAsia="ko-KR"/>
+        </w:rPr>
+        <w:t>쌓아나가</w:t>
+      </w:r>
+      <w:proofErr w:type="spellEnd"/>
+      <w:r>
+        <w:rPr>
+          <w:rFonts w:ascii="Meiryo" w:eastAsia="맑은 고딕" w:hAnsi="Meiryo" w:hint="eastAsia"/>
+          <w:sz w:val="24"/>
+          <w:szCs w:val="24"/>
+          <w:lang w:eastAsia="ko-KR"/>
+        </w:rPr>
+        <w:t xml:space="preserve"> </w:t>
+      </w:r>
+      <w:r>
+        <w:rPr>
+          <w:rFonts w:ascii="Meiryo" w:eastAsia="맑은 고딕" w:hAnsi="Meiryo" w:hint="eastAsia"/>
+          <w:sz w:val="24"/>
+          <w:szCs w:val="24"/>
+          <w:lang w:eastAsia="ko-KR"/>
+        </w:rPr>
+        <w:t>팀이나</w:t>
+      </w:r>
+      <w:r>
+        <w:rPr>
+          <w:rFonts w:ascii="Meiryo" w:eastAsia="맑은 고딕" w:hAnsi="Meiryo" w:hint="eastAsia"/>
+          <w:sz w:val="24"/>
+          <w:szCs w:val="24"/>
+          <w:lang w:eastAsia="ko-KR"/>
+        </w:rPr>
+        <w:t xml:space="preserve"> </w:t>
+      </w:r>
+      <w:r>
+        <w:rPr>
+          <w:rFonts w:ascii="Meiryo" w:eastAsia="맑은 고딕" w:hAnsi="Meiryo" w:hint="eastAsia"/>
+          <w:sz w:val="24"/>
+          <w:szCs w:val="24"/>
+          <w:lang w:eastAsia="ko-KR"/>
+        </w:rPr>
+        <w:t>프로젝트에</w:t>
+      </w:r>
+      <w:r>
+        <w:rPr>
+          <w:rFonts w:ascii="Meiryo" w:eastAsia="맑은 고딕" w:hAnsi="Meiryo" w:hint="eastAsia"/>
+          <w:sz w:val="24"/>
+          <w:szCs w:val="24"/>
+          <w:lang w:eastAsia="ko-KR"/>
+        </w:rPr>
+        <w:t xml:space="preserve"> </w:t>
+      </w:r>
+      <w:r>
+        <w:rPr>
+          <w:rFonts w:ascii="Meiryo" w:eastAsia="맑은 고딕" w:hAnsi="Meiryo" w:hint="eastAsia"/>
+          <w:sz w:val="24"/>
+          <w:szCs w:val="24"/>
+          <w:lang w:eastAsia="ko-KR"/>
+        </w:rPr>
+        <w:t>대한</w:t>
+      </w:r>
+      <w:r>
+        <w:rPr>
+          <w:rFonts w:ascii="Meiryo" w:eastAsia="맑은 고딕" w:hAnsi="Meiryo" w:hint="eastAsia"/>
+          <w:sz w:val="24"/>
+          <w:szCs w:val="24"/>
+          <w:lang w:eastAsia="ko-KR"/>
+        </w:rPr>
+        <w:t xml:space="preserve"> </w:t>
+      </w:r>
+      <w:r>
+        <w:rPr>
+          <w:rFonts w:ascii="Meiryo" w:eastAsia="맑은 고딕" w:hAnsi="Meiryo" w:hint="eastAsia"/>
+          <w:sz w:val="24"/>
+          <w:szCs w:val="24"/>
+          <w:lang w:eastAsia="ko-KR"/>
+        </w:rPr>
+        <w:t>공헌도를</w:t>
+      </w:r>
+      <w:r>
+        <w:rPr>
+          <w:rFonts w:ascii="Meiryo" w:eastAsia="맑은 고딕" w:hAnsi="Meiryo" w:hint="eastAsia"/>
+          <w:sz w:val="24"/>
+          <w:szCs w:val="24"/>
+          <w:lang w:eastAsia="ko-KR"/>
+        </w:rPr>
+        <w:t xml:space="preserve"> </w:t>
+      </w:r>
+      <w:proofErr w:type="spellStart"/>
+      <w:r>
+        <w:rPr>
+          <w:rFonts w:ascii="Meiryo" w:eastAsia="맑은 고딕" w:hAnsi="Meiryo" w:hint="eastAsia"/>
+          <w:sz w:val="24"/>
+          <w:szCs w:val="24"/>
+          <w:lang w:eastAsia="ko-KR"/>
+        </w:rPr>
+        <w:t>높여나아가고</w:t>
+      </w:r>
+      <w:proofErr w:type="spellEnd"/>
+      <w:r>
+        <w:rPr>
+          <w:rFonts w:ascii="Meiryo" w:eastAsia="맑은 고딕" w:hAnsi="Meiryo" w:hint="eastAsia"/>
+          <w:sz w:val="24"/>
+          <w:szCs w:val="24"/>
+          <w:lang w:eastAsia="ko-KR"/>
+        </w:rPr>
+        <w:t xml:space="preserve"> </w:t>
+      </w:r>
+      <w:r>
+        <w:rPr>
+          <w:rFonts w:ascii="Meiryo" w:eastAsia="맑은 고딕" w:hAnsi="Meiryo" w:hint="eastAsia"/>
+          <w:sz w:val="24"/>
+          <w:szCs w:val="24"/>
+          <w:lang w:eastAsia="ko-KR"/>
+        </w:rPr>
+        <w:t>싶다</w:t>
+      </w:r>
+      <w:r>
+        <w:rPr>
+          <w:rFonts w:ascii="Meiryo" w:eastAsia="맑은 고딕" w:hAnsi="Meiryo" w:hint="eastAsia"/>
+          <w:sz w:val="24"/>
+          <w:szCs w:val="24"/>
+          <w:lang w:eastAsia="ko-KR"/>
+        </w:rPr>
+        <w:t xml:space="preserve">. </w:t>
+      </w:r>
+    </w:p>
+    <w:p>
+      <w:pPr>
+        <w:spacing w:line="400" w:lineRule="exact"/>
+        <w:ind w:left="440"/>
+        <w:rPr>
+          <w:rFonts w:ascii="Meiryo" w:eastAsia="맑은 고딕" w:hAnsi="Meiryo"/>
+          <w:sz w:val="24"/>
+          <w:szCs w:val="24"/>
+          <w:lang w:eastAsia="ko-KR"/>
+        </w:rPr>
+      </w:pPr>
+      <w:r>
+        <w:rPr>
+          <w:rFonts w:ascii="Meiryo" w:eastAsia="맑은 고딕" w:hAnsi="Meiryo" w:hint="eastAsia"/>
+          <w:sz w:val="24"/>
+          <w:szCs w:val="24"/>
+          <w:lang w:eastAsia="ko-KR"/>
+        </w:rPr>
+        <w:t xml:space="preserve"> </w:t>
+      </w:r>
+      <w:proofErr w:type="spellStart"/>
+      <w:r>
+        <w:rPr>
+          <w:rFonts w:ascii="Meiryo" w:eastAsia="맑은 고딕" w:hAnsi="Meiryo" w:hint="eastAsia"/>
+          <w:sz w:val="24"/>
+          <w:szCs w:val="24"/>
+          <w:lang w:eastAsia="ko-KR"/>
+        </w:rPr>
+        <w:t>잘부탁드린다</w:t>
+      </w:r>
+      <w:proofErr w:type="spellEnd"/>
+      <w:r>
+        <w:rPr>
+          <w:rFonts w:ascii="Meiryo" w:eastAsia="맑은 고딕" w:hAnsi="Meiryo" w:hint="eastAsia"/>
+          <w:sz w:val="24"/>
+          <w:szCs w:val="24"/>
+          <w:lang w:eastAsia="ko-KR"/>
+        </w:rPr>
+        <w:t xml:space="preserve"> </w:t>
+      </w:r>
+    </w:p>
+    <w:p>
+      <w:pPr>
+        <w:spacing w:line="400" w:lineRule="exact"/>
+        <w:ind w:left="440"/>
+        <w:rPr>
+          <w:rFonts w:ascii="Meiryo" w:eastAsia="맑은 고딕" w:hAnsi="Meiryo"/>
+          <w:sz w:val="24"/>
+          <w:szCs w:val="24"/>
+          <w:lang w:eastAsia="ko-KR"/>
+        </w:rPr>
+      </w:pPr>
+    </w:p>
+    <w:p>
+      <w:pPr>
+        <w:spacing w:line="400" w:lineRule="exact"/>
+        <w:rPr>
+          <w:rFonts w:ascii="Meiryo" w:eastAsia="맑은 고딕" w:hAnsi="Meiryo" w:hint="eastAsia"/>
+          <w:b/>
+          <w:bCs/>
+          <w:sz w:val="24"/>
+          <w:szCs w:val="24"/>
+          <w:lang w:eastAsia="ko-KR"/>
+        </w:rPr>
+      </w:pPr>
+      <w:r>
+        <w:rPr>
+          <w:rFonts w:ascii="Meiryo" w:eastAsia="맑은 고딕" w:hAnsi="Meiryo" w:hint="eastAsia"/>
+          <w:b/>
+          <w:bCs/>
+          <w:sz w:val="24"/>
+          <w:szCs w:val="24"/>
+          <w:lang w:eastAsia="ko-KR"/>
+        </w:rPr>
+        <w:t>예상</w:t>
+      </w:r>
+      <w:r>
+        <w:rPr>
+          <w:rFonts w:ascii="Meiryo" w:eastAsia="맑은 고딕" w:hAnsi="Meiryo" w:hint="eastAsia"/>
+          <w:b/>
+          <w:bCs/>
+          <w:sz w:val="24"/>
+          <w:szCs w:val="24"/>
+          <w:lang w:eastAsia="ko-KR"/>
+        </w:rPr>
+        <w:t xml:space="preserve"> </w:t>
+      </w:r>
+      <w:r>
+        <w:rPr>
+          <w:rFonts w:ascii="Meiryo" w:eastAsia="맑은 고딕" w:hAnsi="Meiryo" w:hint="eastAsia"/>
+          <w:b/>
+          <w:bCs/>
+          <w:sz w:val="24"/>
+          <w:szCs w:val="24"/>
+          <w:lang w:eastAsia="ko-KR"/>
+        </w:rPr>
+        <w:t>질문</w:t>
+      </w:r>
+      <w:r>
+        <w:rPr>
+          <w:rFonts w:ascii="Meiryo" w:eastAsia="맑은 고딕" w:hAnsi="Meiryo"/>
+          <w:b/>
+          <w:bCs/>
+          <w:sz w:val="24"/>
+          <w:szCs w:val="24"/>
+          <w:lang w:eastAsia="ko-KR"/>
+        </w:rPr>
+        <w:tab/>
+      </w:r>
+    </w:p>
+    <w:p>
+      <w:pPr>
+        <w:spacing w:line="400" w:lineRule="exact"/>
+        <w:rPr>
+          <w:rFonts w:ascii="Meiryo" w:hAnsi="Meiryo"/>
+          <w:sz w:val="24"/>
+          <w:szCs w:val="24"/>
+        </w:rPr>
+      </w:pPr>
+      <w:r>
+        <w:rPr>
+          <w:rFonts w:ascii="Meiryo" w:eastAsia="맑은 고딕" w:hAnsi="Meiryo" w:hint="eastAsia"/>
+          <w:sz w:val="24"/>
+          <w:szCs w:val="24"/>
+          <w:lang w:eastAsia="ko-KR"/>
+        </w:rPr>
+        <w:t>나머지</w:t>
+      </w:r>
+      <w:r>
+        <w:rPr>
+          <w:rFonts w:ascii="Meiryo" w:eastAsia="맑은 고딕" w:hAnsi="Meiryo" w:hint="eastAsia"/>
+          <w:sz w:val="24"/>
+          <w:szCs w:val="24"/>
+          <w:lang w:eastAsia="ko-KR"/>
+        </w:rPr>
+        <w:t xml:space="preserve"> </w:t>
+      </w:r>
+      <w:proofErr w:type="spellStart"/>
+      <w:r>
+        <w:rPr>
+          <w:rFonts w:ascii="Meiryo" w:eastAsia="맑은 고딕" w:hAnsi="Meiryo" w:hint="eastAsia"/>
+          <w:sz w:val="24"/>
+          <w:szCs w:val="24"/>
+          <w:lang w:eastAsia="ko-KR"/>
+        </w:rPr>
+        <w:t>안읽은</w:t>
+      </w:r>
+      <w:proofErr w:type="spellEnd"/>
+      <w:r>
+        <w:rPr>
+          <w:rFonts w:ascii="Meiryo" w:eastAsia="맑은 고딕" w:hAnsi="Meiryo" w:hint="eastAsia"/>
+          <w:sz w:val="24"/>
+          <w:szCs w:val="24"/>
+          <w:lang w:eastAsia="ko-KR"/>
+        </w:rPr>
+        <w:t xml:space="preserve"> </w:t>
+      </w:r>
+      <w:proofErr w:type="spellStart"/>
+      <w:r>
+        <w:rPr>
+          <w:rFonts w:ascii="Meiryo" w:eastAsia="맑은 고딕" w:hAnsi="Meiryo" w:hint="eastAsia"/>
+          <w:sz w:val="24"/>
+          <w:szCs w:val="24"/>
+          <w:lang w:eastAsia="ko-KR"/>
+        </w:rPr>
+        <w:t>스킬시트는</w:t>
+      </w:r>
+      <w:proofErr w:type="spellEnd"/>
+      <w:r>
+        <w:rPr>
+          <w:rFonts w:ascii="Meiryo" w:eastAsia="맑은 고딕" w:hAnsi="Meiryo" w:hint="eastAsia"/>
+          <w:sz w:val="24"/>
+          <w:szCs w:val="24"/>
+          <w:lang w:eastAsia="ko-KR"/>
+        </w:rPr>
+        <w:t xml:space="preserve"> </w:t>
+      </w:r>
+      <w:r>
+        <w:rPr>
+          <w:rFonts w:ascii="Meiryo" w:eastAsia="맑은 고딕" w:hAnsi="Meiryo" w:hint="eastAsia"/>
+          <w:sz w:val="24"/>
+          <w:szCs w:val="24"/>
+          <w:lang w:eastAsia="ko-KR"/>
+        </w:rPr>
+        <w:t>왜</w:t>
+      </w:r>
+      <w:r>
+        <w:rPr>
+          <w:rFonts w:ascii="Meiryo" w:eastAsia="맑은 고딕" w:hAnsi="Meiryo" w:hint="eastAsia"/>
+          <w:sz w:val="24"/>
+          <w:szCs w:val="24"/>
+          <w:lang w:eastAsia="ko-KR"/>
+        </w:rPr>
+        <w:t xml:space="preserve">? -&gt; </w:t>
+      </w:r>
+      <w:r>
+        <w:rPr>
+          <w:rFonts w:ascii="Meiryo" w:eastAsia="맑은 고딕" w:hAnsi="Meiryo" w:hint="eastAsia"/>
+          <w:sz w:val="24"/>
+          <w:szCs w:val="24"/>
+          <w:lang w:eastAsia="ko-KR"/>
+        </w:rPr>
+        <w:t>01</w:t>
+      </w:r>
+      <w:r>
+        <w:rPr>
+          <w:rFonts w:ascii="Meiryo" w:eastAsia="맑은 고딕" w:hAnsi="Meiryo" w:hint="eastAsia"/>
+          <w:sz w:val="24"/>
+          <w:szCs w:val="24"/>
+          <w:lang w:eastAsia="ko-KR"/>
+        </w:rPr>
+        <w:t xml:space="preserve"> </w:t>
+      </w:r>
+    </w:p>
+    <w:p>
+      <w:pPr>
+        <w:spacing w:line="400" w:lineRule="exact"/>
+        <w:rPr>
+          <w:rFonts w:ascii="Meiryo" w:eastAsia="맑은 고딕" w:hAnsi="Meiryo"/>
+          <w:sz w:val="24"/>
+          <w:szCs w:val="24"/>
+          <w:lang w:eastAsia="ko-KR"/>
+        </w:rPr>
+      </w:pPr>
+    </w:p>
+    <w:p>
+      <w:pPr>
+        <w:spacing w:line="400" w:lineRule="exact"/>
+        <w:rPr>
+          <w:rFonts w:ascii="Meiryo" w:eastAsia="맑은 고딕" w:hAnsi="Meiryo"/>
+          <w:sz w:val="24"/>
+          <w:szCs w:val="24"/>
+          <w:lang w:eastAsia="ko-KR"/>
+        </w:rPr>
+      </w:pPr>
+    </w:p>
+    <w:p>
+      <w:pPr>
+        <w:spacing w:line="400" w:lineRule="exact"/>
+        <w:rPr>
+          <w:rFonts w:ascii="Meiryo" w:eastAsia="맑은 고딕" w:hAnsi="Meiryo"/>
+          <w:sz w:val="24"/>
+          <w:szCs w:val="24"/>
+          <w:lang w:eastAsia="ko-KR"/>
+        </w:rPr>
+      </w:pPr>
+      <w:r>
+        <w:rPr>
+          <w:rFonts w:ascii="Meiryo" w:eastAsia="맑은 고딕" w:hAnsi="Meiryo" w:hint="eastAsia"/>
+          <w:sz w:val="24"/>
+          <w:szCs w:val="24"/>
+          <w:lang w:eastAsia="ko-KR"/>
+        </w:rPr>
+        <w:t>읽기</w:t>
+      </w:r>
+      <w:r>
+        <w:rPr>
+          <w:rFonts w:ascii="Meiryo" w:eastAsia="맑은 고딕" w:hAnsi="Meiryo" w:hint="eastAsia"/>
+          <w:sz w:val="24"/>
+          <w:szCs w:val="24"/>
+          <w:lang w:eastAsia="ko-KR"/>
+        </w:rPr>
+        <w:t xml:space="preserve"> </w:t>
+      </w:r>
+      <w:r>
+        <w:rPr>
+          <w:rFonts w:ascii="Meiryo" w:eastAsia="맑은 고딕" w:hAnsi="Meiryo" w:hint="eastAsia"/>
+          <w:sz w:val="24"/>
+          <w:szCs w:val="24"/>
+          <w:lang w:eastAsia="ko-KR"/>
+        </w:rPr>
+        <w:t>어려운</w:t>
+      </w:r>
+      <w:r>
+        <w:rPr>
+          <w:rFonts w:ascii="Meiryo" w:eastAsia="맑은 고딕" w:hAnsi="Meiryo" w:hint="eastAsia"/>
+          <w:sz w:val="24"/>
+          <w:szCs w:val="24"/>
+          <w:lang w:eastAsia="ko-KR"/>
+        </w:rPr>
+        <w:t xml:space="preserve"> </w:t>
+      </w:r>
+      <w:r>
+        <w:rPr>
+          <w:rFonts w:ascii="Meiryo" w:eastAsia="맑은 고딕" w:hAnsi="Meiryo" w:hint="eastAsia"/>
+          <w:sz w:val="24"/>
+          <w:szCs w:val="24"/>
+          <w:lang w:eastAsia="ko-KR"/>
+        </w:rPr>
+        <w:t>부분은</w:t>
+      </w:r>
+      <w:r>
+        <w:rPr>
+          <w:rFonts w:ascii="Meiryo" w:eastAsia="맑은 고딕" w:hAnsi="Meiryo" w:hint="eastAsia"/>
+          <w:sz w:val="24"/>
+          <w:szCs w:val="24"/>
+          <w:lang w:eastAsia="ko-KR"/>
+        </w:rPr>
+        <w:t xml:space="preserve"> </w:t>
+      </w:r>
+      <w:r>
+        <w:rPr>
+          <w:rFonts w:ascii="Meiryo" w:eastAsia="맑은 고딕" w:hAnsi="Meiryo" w:hint="eastAsia"/>
+          <w:sz w:val="24"/>
+          <w:szCs w:val="24"/>
+          <w:lang w:eastAsia="ko-KR"/>
+        </w:rPr>
+        <w:t>굳이</w:t>
+      </w:r>
+      <w:r>
+        <w:rPr>
+          <w:rFonts w:ascii="Meiryo" w:eastAsia="맑은 고딕" w:hAnsi="Meiryo" w:hint="eastAsia"/>
+          <w:sz w:val="24"/>
+          <w:szCs w:val="24"/>
+          <w:lang w:eastAsia="ko-KR"/>
+        </w:rPr>
+        <w:t xml:space="preserve"> </w:t>
+      </w:r>
+      <w:proofErr w:type="spellStart"/>
+      <w:r>
+        <w:rPr>
+          <w:rFonts w:ascii="Meiryo" w:eastAsia="맑은 고딕" w:hAnsi="Meiryo" w:hint="eastAsia"/>
+          <w:sz w:val="24"/>
+          <w:szCs w:val="24"/>
+          <w:lang w:eastAsia="ko-KR"/>
+        </w:rPr>
+        <w:t>읽으려하지말고</w:t>
+      </w:r>
+      <w:proofErr w:type="spellEnd"/>
+      <w:r>
+        <w:rPr>
+          <w:rFonts w:ascii="Meiryo" w:eastAsia="맑은 고딕" w:hAnsi="Meiryo" w:hint="eastAsia"/>
+          <w:sz w:val="24"/>
+          <w:szCs w:val="24"/>
+          <w:lang w:eastAsia="ko-KR"/>
+        </w:rPr>
+        <w:t xml:space="preserve"> </w:t>
+      </w:r>
+      <w:r>
+        <w:rPr>
+          <w:rFonts w:ascii="Meiryo" w:eastAsia="맑은 고딕" w:hAnsi="Meiryo" w:hint="eastAsia"/>
+          <w:sz w:val="24"/>
+          <w:szCs w:val="24"/>
+          <w:lang w:eastAsia="ko-KR"/>
+        </w:rPr>
+        <w:t>익숙한</w:t>
+      </w:r>
+      <w:r>
+        <w:rPr>
+          <w:rFonts w:ascii="Meiryo" w:eastAsia="맑은 고딕" w:hAnsi="Meiryo" w:hint="eastAsia"/>
+          <w:sz w:val="24"/>
+          <w:szCs w:val="24"/>
+          <w:lang w:eastAsia="ko-KR"/>
+        </w:rPr>
+        <w:t xml:space="preserve"> </w:t>
+      </w:r>
+      <w:r>
+        <w:rPr>
+          <w:rFonts w:ascii="Meiryo" w:eastAsia="맑은 고딕" w:hAnsi="Meiryo" w:hint="eastAsia"/>
+          <w:sz w:val="24"/>
+          <w:szCs w:val="24"/>
+          <w:lang w:eastAsia="ko-KR"/>
+        </w:rPr>
+        <w:t>말로</w:t>
+      </w:r>
+      <w:r>
+        <w:rPr>
+          <w:rFonts w:ascii="Meiryo" w:eastAsia="맑은 고딕" w:hAnsi="Meiryo" w:hint="eastAsia"/>
+          <w:sz w:val="24"/>
+          <w:szCs w:val="24"/>
+          <w:lang w:eastAsia="ko-KR"/>
+        </w:rPr>
+        <w:t xml:space="preserve"> </w:t>
+      </w:r>
+      <w:r>
+        <w:rPr>
+          <w:rFonts w:ascii="Meiryo" w:eastAsia="맑은 고딕" w:hAnsi="Meiryo" w:hint="eastAsia"/>
+          <w:sz w:val="24"/>
+          <w:szCs w:val="24"/>
+          <w:lang w:eastAsia="ko-KR"/>
+        </w:rPr>
+        <w:t>바꿔서</w:t>
+      </w:r>
+      <w:r>
+        <w:rPr>
+          <w:rFonts w:ascii="Meiryo" w:eastAsia="맑은 고딕" w:hAnsi="Meiryo" w:hint="eastAsia"/>
+          <w:sz w:val="24"/>
+          <w:szCs w:val="24"/>
+          <w:lang w:eastAsia="ko-KR"/>
+        </w:rPr>
+        <w:t xml:space="preserve"> </w:t>
+      </w:r>
+    </w:p>
+    <w:p>
+      <w:pPr>
+        <w:spacing w:line="400" w:lineRule="exact"/>
+        <w:rPr>
+          <w:rFonts w:ascii="Meiryo" w:eastAsia="맑은 고딕" w:hAnsi="Meiryo"/>
+          <w:sz w:val="24"/>
+          <w:szCs w:val="24"/>
+          <w:lang w:eastAsia="ko-KR"/>
+        </w:rPr>
+      </w:pPr>
+      <w:r>
+        <w:rPr>
+          <w:rFonts w:ascii="Meiryo" w:eastAsia="맑은 고딕" w:hAnsi="Meiryo" w:hint="eastAsia"/>
+          <w:sz w:val="24"/>
+          <w:szCs w:val="24"/>
+          <w:lang w:eastAsia="ko-KR"/>
+        </w:rPr>
+        <w:t>너무</w:t>
+      </w:r>
+      <w:r>
+        <w:rPr>
+          <w:rFonts w:ascii="Meiryo" w:eastAsia="맑은 고딕" w:hAnsi="Meiryo" w:hint="eastAsia"/>
+          <w:sz w:val="24"/>
+          <w:szCs w:val="24"/>
+          <w:lang w:eastAsia="ko-KR"/>
+        </w:rPr>
+        <w:t xml:space="preserve"> </w:t>
+      </w:r>
+      <w:r>
+        <w:rPr>
+          <w:rFonts w:ascii="Meiryo" w:eastAsia="맑은 고딕" w:hAnsi="Meiryo" w:hint="eastAsia"/>
+          <w:sz w:val="24"/>
+          <w:szCs w:val="24"/>
+          <w:lang w:eastAsia="ko-KR"/>
+        </w:rPr>
+        <w:t>경어</w:t>
+      </w:r>
+      <w:r>
+        <w:rPr>
+          <w:rFonts w:ascii="Meiryo" w:eastAsia="맑은 고딕" w:hAnsi="Meiryo" w:hint="eastAsia"/>
+          <w:sz w:val="24"/>
+          <w:szCs w:val="24"/>
+          <w:lang w:eastAsia="ko-KR"/>
+        </w:rPr>
+        <w:t xml:space="preserve"> </w:t>
+      </w:r>
+      <w:proofErr w:type="spellStart"/>
+      <w:r>
+        <w:rPr>
+          <w:rFonts w:ascii="Meiryo" w:eastAsia="맑은 고딕" w:hAnsi="Meiryo" w:hint="eastAsia"/>
+          <w:sz w:val="24"/>
+          <w:szCs w:val="24"/>
+          <w:lang w:eastAsia="ko-KR"/>
+        </w:rPr>
+        <w:t>사용하지말고</w:t>
+      </w:r>
+      <w:proofErr w:type="spellEnd"/>
+      <w:r>
+        <w:rPr>
+          <w:rFonts w:ascii="Meiryo" w:eastAsia="맑은 고딕" w:hAnsi="Meiryo" w:hint="eastAsia"/>
+          <w:sz w:val="24"/>
+          <w:szCs w:val="24"/>
+          <w:lang w:eastAsia="ko-KR"/>
+        </w:rPr>
+        <w:t xml:space="preserve"> </w:t>
+      </w:r>
+      <w:r>
+        <w:rPr>
+          <w:rFonts w:ascii="Meiryo" w:eastAsia="맑은 고딕" w:hAnsi="Meiryo" w:hint="eastAsia"/>
+          <w:sz w:val="24"/>
+          <w:szCs w:val="24"/>
+          <w:lang w:eastAsia="ko-KR"/>
+        </w:rPr>
+        <w:t>익숙한</w:t>
+      </w:r>
+      <w:r>
+        <w:rPr>
+          <w:rFonts w:ascii="Meiryo" w:eastAsia="맑은 고딕" w:hAnsi="Meiryo" w:hint="eastAsia"/>
+          <w:sz w:val="24"/>
+          <w:szCs w:val="24"/>
+          <w:lang w:eastAsia="ko-KR"/>
+        </w:rPr>
+        <w:t xml:space="preserve"> </w:t>
+      </w:r>
+      <w:r>
+        <w:rPr>
+          <w:rFonts w:ascii="Meiryo" w:eastAsia="맑은 고딕" w:hAnsi="Meiryo" w:hint="eastAsia"/>
+          <w:sz w:val="24"/>
+          <w:szCs w:val="24"/>
+          <w:lang w:eastAsia="ko-KR"/>
+        </w:rPr>
+        <w:t>말로</w:t>
+      </w:r>
+      <w:r>
+        <w:rPr>
+          <w:rFonts w:ascii="Meiryo" w:eastAsia="맑은 고딕" w:hAnsi="Meiryo" w:hint="eastAsia"/>
+          <w:sz w:val="24"/>
+          <w:szCs w:val="24"/>
+          <w:lang w:eastAsia="ko-KR"/>
+        </w:rPr>
+        <w:t xml:space="preserve">. </w:t>
+      </w:r>
+      <w:proofErr w:type="spellStart"/>
+      <w:r>
+        <w:rPr>
+          <w:rFonts w:ascii="Meiryo" w:eastAsia="맑은 고딕" w:hAnsi="Meiryo" w:hint="eastAsia"/>
+          <w:sz w:val="24"/>
+          <w:szCs w:val="24"/>
+          <w:lang w:eastAsia="ko-KR"/>
+        </w:rPr>
+        <w:t>데스</w:t>
+      </w:r>
+      <w:proofErr w:type="spellEnd"/>
+      <w:r>
+        <w:rPr>
+          <w:rFonts w:ascii="Meiryo" w:eastAsia="맑은 고딕" w:hAnsi="Meiryo" w:hint="eastAsia"/>
+          <w:sz w:val="24"/>
+          <w:szCs w:val="24"/>
+          <w:lang w:eastAsia="ko-KR"/>
+        </w:rPr>
+        <w:t xml:space="preserve"> , </w:t>
+      </w:r>
+      <w:r>
+        <w:rPr>
+          <w:rFonts w:ascii="Meiryo" w:eastAsia="맑은 고딕" w:hAnsi="Meiryo" w:hint="eastAsia"/>
+          <w:sz w:val="24"/>
+          <w:szCs w:val="24"/>
+          <w:lang w:eastAsia="ko-KR"/>
+        </w:rPr>
+        <w:t>마스</w:t>
+      </w:r>
+      <w:r>
+        <w:rPr>
+          <w:rFonts w:ascii="Meiryo" w:eastAsia="맑은 고딕" w:hAnsi="Meiryo" w:hint="eastAsia"/>
+          <w:sz w:val="24"/>
+          <w:szCs w:val="24"/>
+          <w:lang w:eastAsia="ko-KR"/>
+        </w:rPr>
+        <w:t xml:space="preserve"> </w:t>
+      </w:r>
+    </w:p>
+    <w:p>
+      <w:pPr>
+        <w:spacing w:line="400" w:lineRule="exact"/>
+        <w:rPr>
+          <w:rFonts w:ascii="Meiryo" w:eastAsia="맑은 고딕" w:hAnsi="Meiryo"/>
+          <w:sz w:val="24"/>
+          <w:szCs w:val="24"/>
+          <w:lang w:eastAsia="ko-KR"/>
+        </w:rPr>
+      </w:pPr>
+    </w:p>
+    <w:p>
+      <w:pPr>
+        <w:spacing w:line="400" w:lineRule="exact"/>
+        <w:rPr>
+          <w:rFonts w:ascii="Meiryo" w:eastAsia="맑은 고딕" w:hAnsi="Meiryo"/>
+          <w:sz w:val="24"/>
+          <w:szCs w:val="24"/>
+          <w:lang w:eastAsia="ko-KR"/>
+        </w:rPr>
+      </w:pPr>
+      <w:r>
+        <w:rPr>
+          <w:rFonts w:ascii="Meiryo" w:eastAsia="맑은 고딕" w:hAnsi="Meiryo" w:hint="eastAsia"/>
+          <w:sz w:val="24"/>
+          <w:szCs w:val="24"/>
+          <w:lang w:eastAsia="ko-KR"/>
+        </w:rPr>
+        <w:t xml:space="preserve">EC2 </w:t>
+      </w:r>
+      <w:r>
+        <w:rPr>
+          <w:rFonts w:ascii="Meiryo" w:eastAsia="맑은 고딕" w:hAnsi="Meiryo" w:hint="eastAsia"/>
+          <w:sz w:val="24"/>
+          <w:szCs w:val="24"/>
+          <w:lang w:eastAsia="ko-KR"/>
+        </w:rPr>
+        <w:t>서버</w:t>
+      </w:r>
+      <w:r>
+        <w:rPr>
+          <w:rFonts w:ascii="Meiryo" w:eastAsia="맑은 고딕" w:hAnsi="Meiryo" w:hint="eastAsia"/>
+          <w:sz w:val="24"/>
+          <w:szCs w:val="24"/>
+          <w:lang w:eastAsia="ko-KR"/>
+        </w:rPr>
+        <w:t xml:space="preserve"> / </w:t>
+      </w:r>
+      <w:r>
+        <w:rPr>
+          <w:rFonts w:ascii="Meiryo" w:eastAsia="맑은 고딕" w:hAnsi="Meiryo" w:hint="eastAsia"/>
+          <w:sz w:val="24"/>
+          <w:szCs w:val="24"/>
+          <w:lang w:eastAsia="ko-KR"/>
+        </w:rPr>
+        <w:t>사용</w:t>
+      </w:r>
+      <w:r>
+        <w:rPr>
+          <w:rFonts w:ascii="Meiryo" w:eastAsia="맑은 고딕" w:hAnsi="Meiryo" w:hint="eastAsia"/>
+          <w:sz w:val="24"/>
+          <w:szCs w:val="24"/>
+          <w:lang w:eastAsia="ko-KR"/>
+        </w:rPr>
+        <w:t xml:space="preserve"> </w:t>
+      </w:r>
+      <w:r>
+        <w:rPr>
+          <w:rFonts w:ascii="Meiryo" w:eastAsia="맑은 고딕" w:hAnsi="Meiryo" w:hint="eastAsia"/>
+          <w:sz w:val="24"/>
+          <w:szCs w:val="24"/>
+          <w:lang w:eastAsia="ko-KR"/>
+        </w:rPr>
+        <w:t>경험</w:t>
+      </w:r>
+      <w:r>
+        <w:rPr>
+          <w:rFonts w:ascii="Meiryo" w:eastAsia="맑은 고딕" w:hAnsi="Meiryo" w:hint="eastAsia"/>
+          <w:sz w:val="24"/>
+          <w:szCs w:val="24"/>
+          <w:lang w:eastAsia="ko-KR"/>
+        </w:rPr>
+        <w:t xml:space="preserve"> </w:t>
+      </w:r>
+      <w:r>
+        <w:rPr>
+          <w:rFonts w:ascii="Meiryo" w:eastAsia="맑은 고딕" w:hAnsi="Meiryo" w:hint="eastAsia"/>
+          <w:sz w:val="24"/>
+          <w:szCs w:val="24"/>
+          <w:lang w:eastAsia="ko-KR"/>
+        </w:rPr>
+        <w:t>있냐</w:t>
+      </w:r>
+      <w:r>
+        <w:rPr>
+          <w:rFonts w:ascii="Meiryo" w:eastAsia="맑은 고딕" w:hAnsi="Meiryo" w:hint="eastAsia"/>
+          <w:sz w:val="24"/>
+          <w:szCs w:val="24"/>
+          <w:lang w:eastAsia="ko-KR"/>
+        </w:rPr>
+        <w:t xml:space="preserve"> &lt;= </w:t>
+      </w:r>
+      <w:proofErr w:type="spellStart"/>
+      <w:r>
+        <w:rPr>
+          <w:rFonts w:ascii="Meiryo" w:eastAsia="맑은 고딕" w:hAnsi="Meiryo" w:hint="eastAsia"/>
+          <w:sz w:val="24"/>
+          <w:szCs w:val="24"/>
+          <w:lang w:eastAsia="ko-KR"/>
+        </w:rPr>
+        <w:t>기본적인거</w:t>
+      </w:r>
+      <w:proofErr w:type="spellEnd"/>
+      <w:r>
+        <w:rPr>
+          <w:rFonts w:ascii="Meiryo" w:eastAsia="맑은 고딕" w:hAnsi="Meiryo" w:hint="eastAsia"/>
+          <w:sz w:val="24"/>
+          <w:szCs w:val="24"/>
+          <w:lang w:eastAsia="ko-KR"/>
+        </w:rPr>
+        <w:t xml:space="preserve"> </w:t>
+      </w:r>
+      <w:r>
+        <w:rPr>
+          <w:rFonts w:ascii="Meiryo" w:eastAsia="맑은 고딕" w:hAnsi="Meiryo" w:hint="eastAsia"/>
+          <w:sz w:val="24"/>
+          <w:szCs w:val="24"/>
+          <w:lang w:eastAsia="ko-KR"/>
+        </w:rPr>
+        <w:t>공부해</w:t>
+      </w:r>
+      <w:r>
+        <w:rPr>
+          <w:rFonts w:ascii="Meiryo" w:eastAsia="맑은 고딕" w:hAnsi="Meiryo" w:hint="eastAsia"/>
+          <w:sz w:val="24"/>
+          <w:szCs w:val="24"/>
+          <w:lang w:eastAsia="ko-KR"/>
+        </w:rPr>
+        <w:t xml:space="preserve"> </w:t>
+      </w:r>
+      <w:r>
+        <w:rPr>
+          <w:rFonts w:ascii="Meiryo" w:eastAsia="맑은 고딕" w:hAnsi="Meiryo" w:hint="eastAsia"/>
+          <w:sz w:val="24"/>
+          <w:szCs w:val="24"/>
+          <w:lang w:eastAsia="ko-KR"/>
+        </w:rPr>
+        <w:t>두자</w:t>
+      </w:r>
+      <w:r>
+        <w:rPr>
+          <w:rFonts w:ascii="Meiryo" w:eastAsia="맑은 고딕" w:hAnsi="Meiryo" w:hint="eastAsia"/>
+          <w:sz w:val="24"/>
+          <w:szCs w:val="24"/>
+          <w:lang w:eastAsia="ko-KR"/>
+        </w:rPr>
+        <w:t>.</w:t>
+      </w:r>
+    </w:p>
+    <w:p>
+      <w:pPr>
+        <w:spacing w:line="400" w:lineRule="exact"/>
+        <w:rPr>
+          <w:rFonts w:ascii="Meiryo" w:eastAsia="맑은 고딕" w:hAnsi="Meiryo"/>
+          <w:sz w:val="24"/>
+          <w:szCs w:val="24"/>
+          <w:lang w:eastAsia="ko-KR"/>
+        </w:rPr>
+      </w:pPr>
+      <w:r>
+        <w:rPr>
+          <w:rFonts w:ascii="Meiryo" w:eastAsia="맑은 고딕" w:hAnsi="Meiryo" w:hint="eastAsia"/>
+          <w:sz w:val="24"/>
+          <w:szCs w:val="24"/>
+          <w:lang w:eastAsia="ko-KR"/>
+        </w:rPr>
+        <w:t>사용</w:t>
+      </w:r>
+      <w:r>
+        <w:rPr>
+          <w:rFonts w:ascii="Meiryo" w:eastAsia="맑은 고딕" w:hAnsi="Meiryo" w:hint="eastAsia"/>
+          <w:sz w:val="24"/>
+          <w:szCs w:val="24"/>
+          <w:lang w:eastAsia="ko-KR"/>
+        </w:rPr>
+        <w:t xml:space="preserve"> </w:t>
+      </w:r>
+      <w:r>
+        <w:rPr>
+          <w:rFonts w:ascii="Meiryo" w:eastAsia="맑은 고딕" w:hAnsi="Meiryo" w:hint="eastAsia"/>
+          <w:sz w:val="24"/>
+          <w:szCs w:val="24"/>
+          <w:lang w:eastAsia="ko-KR"/>
+        </w:rPr>
+        <w:t>경험</w:t>
+      </w:r>
+      <w:r>
+        <w:rPr>
+          <w:rFonts w:ascii="Meiryo" w:eastAsia="맑은 고딕" w:hAnsi="Meiryo" w:hint="eastAsia"/>
+          <w:sz w:val="24"/>
+          <w:szCs w:val="24"/>
+          <w:lang w:eastAsia="ko-KR"/>
+        </w:rPr>
+        <w:t xml:space="preserve"> </w:t>
+      </w:r>
+      <w:r>
+        <w:rPr>
+          <w:rFonts w:ascii="Meiryo" w:eastAsia="맑은 고딕" w:hAnsi="Meiryo" w:hint="eastAsia"/>
+          <w:sz w:val="24"/>
+          <w:szCs w:val="24"/>
+          <w:lang w:eastAsia="ko-KR"/>
+        </w:rPr>
+        <w:t>있냐</w:t>
+      </w:r>
+      <w:r>
+        <w:rPr>
+          <w:rFonts w:ascii="Meiryo" w:eastAsia="맑은 고딕" w:hAnsi="Meiryo" w:hint="eastAsia"/>
+          <w:sz w:val="24"/>
+          <w:szCs w:val="24"/>
+          <w:lang w:eastAsia="ko-KR"/>
+        </w:rPr>
+        <w:t xml:space="preserve"> </w:t>
+      </w:r>
+      <w:r>
+        <w:rPr>
+          <w:rFonts w:ascii="Meiryo" w:eastAsia="맑은 고딕" w:hAnsi="Meiryo" w:hint="eastAsia"/>
+          <w:sz w:val="24"/>
+          <w:szCs w:val="24"/>
+          <w:lang w:eastAsia="ko-KR"/>
+        </w:rPr>
+        <w:t>할</w:t>
+      </w:r>
+      <w:r>
+        <w:rPr>
+          <w:rFonts w:ascii="Meiryo" w:eastAsia="맑은 고딕" w:hAnsi="Meiryo" w:hint="eastAsia"/>
+          <w:sz w:val="24"/>
+          <w:szCs w:val="24"/>
+          <w:lang w:eastAsia="ko-KR"/>
+        </w:rPr>
+        <w:t xml:space="preserve"> </w:t>
+      </w:r>
+      <w:r>
+        <w:rPr>
+          <w:rFonts w:ascii="Meiryo" w:eastAsia="맑은 고딕" w:hAnsi="Meiryo" w:hint="eastAsia"/>
+          <w:sz w:val="24"/>
+          <w:szCs w:val="24"/>
+          <w:lang w:eastAsia="ko-KR"/>
+        </w:rPr>
+        <w:t>때</w:t>
+      </w:r>
+      <w:r>
+        <w:rPr>
+          <w:rFonts w:ascii="Meiryo" w:eastAsia="맑은 고딕" w:hAnsi="Meiryo" w:hint="eastAsia"/>
+          <w:sz w:val="24"/>
+          <w:szCs w:val="24"/>
+          <w:lang w:eastAsia="ko-KR"/>
+        </w:rPr>
+        <w:t xml:space="preserve"> -&gt; </w:t>
+      </w:r>
+      <w:proofErr w:type="spellStart"/>
+      <w:r>
+        <w:rPr>
+          <w:rFonts w:ascii="Meiryo" w:eastAsia="맑은 고딕" w:hAnsi="Meiryo" w:hint="eastAsia"/>
+          <w:sz w:val="24"/>
+          <w:szCs w:val="24"/>
+          <w:lang w:eastAsia="ko-KR"/>
+        </w:rPr>
+        <w:t>왠만하면</w:t>
+      </w:r>
+      <w:proofErr w:type="spellEnd"/>
+      <w:r>
+        <w:rPr>
+          <w:rFonts w:ascii="Meiryo" w:eastAsia="맑은 고딕" w:hAnsi="Meiryo" w:hint="eastAsia"/>
+          <w:sz w:val="24"/>
+          <w:szCs w:val="24"/>
+          <w:lang w:eastAsia="ko-KR"/>
+        </w:rPr>
+        <w:t xml:space="preserve"> </w:t>
+      </w:r>
+      <w:r>
+        <w:rPr>
+          <w:rFonts w:ascii="Meiryo" w:eastAsia="맑은 고딕" w:hAnsi="Meiryo" w:hint="eastAsia"/>
+          <w:sz w:val="24"/>
+          <w:szCs w:val="24"/>
+          <w:lang w:eastAsia="ko-KR"/>
+        </w:rPr>
+        <w:t>전</w:t>
+      </w:r>
+      <w:r>
+        <w:rPr>
+          <w:rFonts w:ascii="Meiryo" w:eastAsia="맑은 고딕" w:hAnsi="Meiryo" w:hint="eastAsia"/>
+          <w:sz w:val="24"/>
+          <w:szCs w:val="24"/>
+          <w:lang w:eastAsia="ko-KR"/>
+        </w:rPr>
+        <w:t xml:space="preserve"> </w:t>
+      </w:r>
+      <w:r>
+        <w:rPr>
+          <w:rFonts w:ascii="Meiryo" w:eastAsia="맑은 고딕" w:hAnsi="Meiryo" w:hint="eastAsia"/>
+          <w:sz w:val="24"/>
+          <w:szCs w:val="24"/>
+          <w:lang w:eastAsia="ko-KR"/>
+        </w:rPr>
+        <w:t>회사에서</w:t>
+      </w:r>
+      <w:r>
+        <w:rPr>
+          <w:rFonts w:ascii="Meiryo" w:eastAsia="맑은 고딕" w:hAnsi="Meiryo" w:hint="eastAsia"/>
+          <w:sz w:val="24"/>
+          <w:szCs w:val="24"/>
+          <w:lang w:eastAsia="ko-KR"/>
+        </w:rPr>
+        <w:t xml:space="preserve"> </w:t>
+      </w:r>
+      <w:r>
+        <w:rPr>
+          <w:rFonts w:ascii="Meiryo" w:eastAsia="맑은 고딕" w:hAnsi="Meiryo" w:hint="eastAsia"/>
+          <w:sz w:val="24"/>
+          <w:szCs w:val="24"/>
+          <w:lang w:eastAsia="ko-KR"/>
+        </w:rPr>
+        <w:t>경험</w:t>
+      </w:r>
+      <w:r>
+        <w:rPr>
+          <w:rFonts w:ascii="Meiryo" w:eastAsia="맑은 고딕" w:hAnsi="Meiryo" w:hint="eastAsia"/>
+          <w:sz w:val="24"/>
+          <w:szCs w:val="24"/>
+          <w:lang w:eastAsia="ko-KR"/>
+        </w:rPr>
+        <w:t xml:space="preserve"> </w:t>
+      </w:r>
+      <w:r>
+        <w:rPr>
+          <w:rFonts w:ascii="Meiryo" w:eastAsia="맑은 고딕" w:hAnsi="Meiryo" w:hint="eastAsia"/>
+          <w:sz w:val="24"/>
+          <w:szCs w:val="24"/>
+          <w:lang w:eastAsia="ko-KR"/>
+        </w:rPr>
+        <w:t>한</w:t>
+      </w:r>
+      <w:r>
+        <w:rPr>
+          <w:rFonts w:ascii="Meiryo" w:eastAsia="맑은 고딕" w:hAnsi="Meiryo" w:hint="eastAsia"/>
+          <w:sz w:val="24"/>
+          <w:szCs w:val="24"/>
+          <w:lang w:eastAsia="ko-KR"/>
+        </w:rPr>
+        <w:t xml:space="preserve"> </w:t>
+      </w:r>
+      <w:r>
+        <w:rPr>
+          <w:rFonts w:ascii="Meiryo" w:eastAsia="맑은 고딕" w:hAnsi="Meiryo" w:hint="eastAsia"/>
+          <w:sz w:val="24"/>
+          <w:szCs w:val="24"/>
+          <w:lang w:eastAsia="ko-KR"/>
+        </w:rPr>
+        <w:t>적</w:t>
+      </w:r>
+      <w:r>
+        <w:rPr>
+          <w:rFonts w:ascii="Meiryo" w:eastAsia="맑은 고딕" w:hAnsi="Meiryo" w:hint="eastAsia"/>
+          <w:sz w:val="24"/>
+          <w:szCs w:val="24"/>
+          <w:lang w:eastAsia="ko-KR"/>
+        </w:rPr>
+        <w:t xml:space="preserve"> </w:t>
+      </w:r>
+      <w:proofErr w:type="spellStart"/>
+      <w:r>
+        <w:rPr>
+          <w:rFonts w:ascii="Meiryo" w:eastAsia="맑은 고딕" w:hAnsi="Meiryo" w:hint="eastAsia"/>
+          <w:sz w:val="24"/>
+          <w:szCs w:val="24"/>
+          <w:lang w:eastAsia="ko-KR"/>
+        </w:rPr>
+        <w:t>있다는ㄱ</w:t>
+      </w:r>
+      <w:proofErr w:type="spellEnd"/>
+      <w:r>
+        <w:rPr>
+          <w:rFonts w:ascii="Meiryo" w:eastAsia="맑은 고딕" w:hAnsi="Meiryo" w:hint="eastAsia"/>
+          <w:sz w:val="24"/>
+          <w:szCs w:val="24"/>
+          <w:lang w:eastAsia="ko-KR"/>
+        </w:rPr>
+        <w:t xml:space="preserve"> </w:t>
+      </w:r>
+      <w:proofErr w:type="spellStart"/>
+      <w:r>
+        <w:rPr>
+          <w:rFonts w:ascii="Meiryo" w:eastAsia="맑은 고딕" w:hAnsi="Meiryo" w:hint="eastAsia"/>
+          <w:sz w:val="24"/>
+          <w:szCs w:val="24"/>
+          <w:lang w:eastAsia="ko-KR"/>
+        </w:rPr>
+        <w:t>ㅓㄹ</w:t>
+      </w:r>
+      <w:proofErr w:type="spellEnd"/>
+      <w:r>
+        <w:rPr>
+          <w:rFonts w:ascii="Meiryo" w:eastAsia="맑은 고딕" w:hAnsi="Meiryo" w:hint="eastAsia"/>
+          <w:sz w:val="24"/>
+          <w:szCs w:val="24"/>
+          <w:lang w:eastAsia="ko-KR"/>
+        </w:rPr>
+        <w:t xml:space="preserve"> </w:t>
+      </w:r>
+      <w:r>
+        <w:rPr>
+          <w:rFonts w:ascii="Meiryo" w:eastAsia="맑은 고딕" w:hAnsi="Meiryo" w:hint="eastAsia"/>
+          <w:sz w:val="24"/>
+          <w:szCs w:val="24"/>
+          <w:lang w:eastAsia="ko-KR"/>
+        </w:rPr>
+        <w:t>어필하기위</w:t>
+      </w:r>
+      <w:r>
+        <w:rPr>
+          <w:rFonts w:ascii="Meiryo" w:eastAsia="맑은 고딕" w:hAnsi="Meiryo" w:hint="eastAsia"/>
+          <w:sz w:val="24"/>
+          <w:szCs w:val="24"/>
+          <w:lang w:eastAsia="ko-KR"/>
+        </w:rPr>
+        <w:t xml:space="preserve"> </w:t>
+      </w:r>
+      <w:r>
+        <w:rPr>
+          <w:rFonts w:ascii="Meiryo" w:eastAsia="맑은 고딕" w:hAnsi="Meiryo" w:hint="eastAsia"/>
+          <w:sz w:val="24"/>
+          <w:szCs w:val="24"/>
+          <w:lang w:eastAsia="ko-KR"/>
+        </w:rPr>
+        <w:t>해</w:t>
+      </w:r>
+      <w:r>
+        <w:rPr>
+          <w:rFonts w:ascii="Meiryo" w:eastAsia="맑은 고딕" w:hAnsi="Meiryo" w:hint="eastAsia"/>
+          <w:sz w:val="24"/>
+          <w:szCs w:val="24"/>
+          <w:lang w:eastAsia="ko-KR"/>
+        </w:rPr>
+        <w:t xml:space="preserve"> </w:t>
+      </w:r>
+      <w:r>
+        <w:rPr>
+          <w:rFonts w:ascii="Meiryo" w:eastAsia="맑은 고딕" w:hAnsi="Meiryo" w:hint="eastAsia"/>
+          <w:sz w:val="24"/>
+          <w:szCs w:val="24"/>
+          <w:lang w:eastAsia="ko-KR"/>
+        </w:rPr>
+        <w:t>잘</w:t>
+      </w:r>
+      <w:r>
+        <w:rPr>
+          <w:rFonts w:ascii="Meiryo" w:eastAsia="맑은 고딕" w:hAnsi="Meiryo" w:hint="eastAsia"/>
+          <w:sz w:val="24"/>
+          <w:szCs w:val="24"/>
+          <w:lang w:eastAsia="ko-KR"/>
+        </w:rPr>
+        <w:t xml:space="preserve"> </w:t>
+      </w:r>
+      <w:r>
+        <w:rPr>
+          <w:rFonts w:ascii="Meiryo" w:eastAsia="맑은 고딕" w:hAnsi="Meiryo" w:hint="eastAsia"/>
+          <w:sz w:val="24"/>
+          <w:szCs w:val="24"/>
+          <w:lang w:eastAsia="ko-KR"/>
+        </w:rPr>
+        <w:t>정리하기</w:t>
+      </w:r>
+      <w:r>
+        <w:rPr>
+          <w:rFonts w:ascii="Meiryo" w:eastAsia="맑은 고딕" w:hAnsi="Meiryo" w:hint="eastAsia"/>
+          <w:sz w:val="24"/>
+          <w:szCs w:val="24"/>
+          <w:lang w:eastAsia="ko-KR"/>
+        </w:rPr>
+        <w:t xml:space="preserve">. </w:t>
+      </w:r>
+    </w:p>
+    <w:p>
+      <w:pPr>
+        <w:spacing w:line="400" w:lineRule="exact"/>
+        <w:rPr>
+          <w:rFonts w:ascii="Meiryo" w:eastAsia="맑은 고딕" w:hAnsi="Meiryo" w:hint="eastAsia"/>
+          <w:sz w:val="24"/>
+          <w:szCs w:val="24"/>
+          <w:lang w:eastAsia="ko-KR"/>
+        </w:rPr>
+      </w:pPr>
+    </w:p>
+    <w:p>
+      <w:pPr>
+        <w:spacing w:line="400" w:lineRule="exact"/>
+        <w:rPr>
+          <w:rFonts w:asciiTheme="minorEastAsia" w:eastAsia="맑은 고딕" w:hAnsiTheme="minorEastAsia" w:hint="eastAsia"/>
+          <w:sz w:val="24"/>
+          <w:szCs w:val="24"/>
+          <w:lang w:eastAsia="ko-KR"/>
+        </w:rPr>
+      </w:pPr>
+      <w:r>
+        <w:rPr>
+          <w:rFonts w:ascii="Meiryo" w:eastAsia="맑은 고딕" w:hAnsi="Meiryo" w:hint="eastAsia"/>
+          <w:sz w:val="24"/>
+          <w:szCs w:val="24"/>
+          <w:lang w:eastAsia="ko-KR"/>
+        </w:rPr>
+        <w:t xml:space="preserve">LINUX ( </w:t>
+      </w:r>
+      <w:r>
+        <w:rPr>
+          <w:rFonts w:asciiTheme="minorEastAsia" w:hAnsiTheme="minorEastAsia" w:hint="eastAsia"/>
+          <w:sz w:val="24"/>
+          <w:szCs w:val="24"/>
+        </w:rPr>
+        <w:t>りなっくす</w:t>
+      </w:r>
+      <w:r>
+        <w:rPr>
+          <w:rFonts w:asciiTheme="minorEastAsia" w:hAnsiTheme="minorEastAsia" w:hint="eastAsia"/>
+          <w:sz w:val="24"/>
+          <w:szCs w:val="24"/>
+          <w:lang w:eastAsia="ko-KR"/>
+        </w:rPr>
+        <w:t xml:space="preserve">　)</w:t>
+      </w:r>
+      <w:r>
+        <w:rPr>
+          <w:rFonts w:asciiTheme="minorEastAsia" w:eastAsia="맑은 고딕" w:hAnsiTheme="minorEastAsia" w:hint="eastAsia"/>
+          <w:sz w:val="24"/>
+          <w:szCs w:val="24"/>
+          <w:lang w:eastAsia="ko-KR"/>
+        </w:rPr>
+        <w:t xml:space="preserve"> / </w:t>
+      </w:r>
+      <w:proofErr w:type="spellStart"/>
+      <w:r>
+        <w:rPr>
+          <w:rFonts w:asciiTheme="minorEastAsia" w:eastAsia="맑은 고딕" w:hAnsiTheme="minorEastAsia" w:hint="eastAsia"/>
+          <w:sz w:val="24"/>
+          <w:szCs w:val="24"/>
+          <w:lang w:eastAsia="ko-KR"/>
+        </w:rPr>
+        <w:t>레디스</w:t>
+      </w:r>
+      <w:proofErr w:type="spellEnd"/>
+      <w:r>
+        <w:rPr>
+          <w:rFonts w:asciiTheme="minorEastAsia" w:eastAsia="맑은 고딕" w:hAnsiTheme="minorEastAsia" w:hint="eastAsia"/>
+          <w:sz w:val="24"/>
+          <w:szCs w:val="24"/>
+          <w:lang w:eastAsia="ko-KR"/>
+        </w:rPr>
+        <w:t xml:space="preserve"> Redis</w:t>
+      </w:r>
+      <w:r>
+        <w:rPr>
+          <w:rFonts w:asciiTheme="minorEastAsia" w:hAnsiTheme="minorEastAsia" w:hint="eastAsia"/>
+          <w:sz w:val="24"/>
+          <w:szCs w:val="24"/>
+          <w:lang w:eastAsia="ko-KR"/>
+        </w:rPr>
+        <w:t xml:space="preserve">　</w:t>
+      </w:r>
+      <w:r>
+        <w:rPr>
+          <w:rFonts w:asciiTheme="minorEastAsia" w:eastAsia="맑은 고딕" w:hAnsiTheme="minorEastAsia" w:hint="eastAsia"/>
+          <w:sz w:val="24"/>
+          <w:szCs w:val="24"/>
+          <w:lang w:eastAsia="ko-KR"/>
+        </w:rPr>
+        <w:t xml:space="preserve"> &lt; - </w:t>
+      </w:r>
+      <w:r>
+        <w:rPr>
+          <w:rFonts w:asciiTheme="minorEastAsia" w:eastAsia="맑은 고딕" w:hAnsiTheme="minorEastAsia" w:hint="eastAsia"/>
+          <w:sz w:val="24"/>
+          <w:szCs w:val="24"/>
+          <w:lang w:eastAsia="ko-KR"/>
+        </w:rPr>
+        <w:t>답변</w:t>
+      </w:r>
+      <w:r>
+        <w:rPr>
+          <w:rFonts w:asciiTheme="minorEastAsia" w:eastAsia="맑은 고딕" w:hAnsiTheme="minorEastAsia" w:hint="eastAsia"/>
+          <w:sz w:val="24"/>
+          <w:szCs w:val="24"/>
+          <w:lang w:eastAsia="ko-KR"/>
+        </w:rPr>
+        <w:t xml:space="preserve"> </w:t>
+      </w:r>
+      <w:r>
+        <w:rPr>
+          <w:rFonts w:asciiTheme="minorEastAsia" w:eastAsia="맑은 고딕" w:hAnsiTheme="minorEastAsia" w:hint="eastAsia"/>
+          <w:sz w:val="24"/>
+          <w:szCs w:val="24"/>
+          <w:lang w:eastAsia="ko-KR"/>
+        </w:rPr>
+        <w:t>준비해오기</w:t>
+      </w:r>
+    </w:p>
+    <w:p>
+      <w:pPr>
+        <w:spacing w:line="400" w:lineRule="exact"/>
+        <w:rPr>
+          <w:rFonts w:asciiTheme="minorEastAsia" w:eastAsia="맑은 고딕" w:hAnsiTheme="minorEastAsia"/>
+          <w:sz w:val="24"/>
+          <w:szCs w:val="24"/>
+          <w:lang w:eastAsia="ko-KR"/>
+        </w:rPr>
+      </w:pPr>
+      <w:r>
+        <w:rPr>
+          <w:rFonts w:asciiTheme="minorEastAsia" w:eastAsia="맑은 고딕" w:hAnsiTheme="minorEastAsia" w:hint="eastAsia"/>
+          <w:sz w:val="24"/>
+          <w:szCs w:val="24"/>
+          <w:lang w:eastAsia="ko-KR"/>
+        </w:rPr>
+        <w:t>서버</w:t>
+      </w:r>
+      <w:r>
+        <w:rPr>
+          <w:rFonts w:asciiTheme="minorEastAsia" w:eastAsia="맑은 고딕" w:hAnsiTheme="minorEastAsia" w:hint="eastAsia"/>
+          <w:sz w:val="24"/>
+          <w:szCs w:val="24"/>
+          <w:lang w:eastAsia="ko-KR"/>
+        </w:rPr>
+        <w:t>/SQL/</w:t>
+      </w:r>
+      <w:r>
+        <w:rPr>
+          <w:rFonts w:asciiTheme="minorEastAsia" w:eastAsia="맑은 고딕" w:hAnsiTheme="minorEastAsia" w:hint="eastAsia"/>
+          <w:sz w:val="24"/>
+          <w:szCs w:val="24"/>
+          <w:lang w:eastAsia="ko-KR"/>
+        </w:rPr>
+        <w:t>리눅스</w:t>
+      </w:r>
+      <w:r>
+        <w:rPr>
+          <w:rFonts w:asciiTheme="minorEastAsia" w:eastAsia="맑은 고딕" w:hAnsiTheme="minorEastAsia" w:hint="eastAsia"/>
+          <w:sz w:val="24"/>
+          <w:szCs w:val="24"/>
+          <w:lang w:eastAsia="ko-KR"/>
+        </w:rPr>
+        <w:t xml:space="preserve"> </w:t>
+      </w:r>
+      <w:r>
+        <w:rPr>
+          <w:rFonts w:asciiTheme="minorEastAsia" w:eastAsia="맑은 고딕" w:hAnsiTheme="minorEastAsia" w:hint="eastAsia"/>
+          <w:sz w:val="24"/>
+          <w:szCs w:val="24"/>
+          <w:lang w:eastAsia="ko-KR"/>
+        </w:rPr>
+        <w:t>환경에</w:t>
+      </w:r>
+      <w:r>
+        <w:rPr>
+          <w:rFonts w:asciiTheme="minorEastAsia" w:eastAsia="맑은 고딕" w:hAnsiTheme="minorEastAsia" w:hint="eastAsia"/>
+          <w:sz w:val="24"/>
+          <w:szCs w:val="24"/>
+          <w:lang w:eastAsia="ko-KR"/>
+        </w:rPr>
+        <w:t xml:space="preserve"> </w:t>
+      </w:r>
+      <w:r>
+        <w:rPr>
+          <w:rFonts w:asciiTheme="minorEastAsia" w:eastAsia="맑은 고딕" w:hAnsiTheme="minorEastAsia" w:hint="eastAsia"/>
+          <w:sz w:val="24"/>
+          <w:szCs w:val="24"/>
+          <w:lang w:eastAsia="ko-KR"/>
+        </w:rPr>
+        <w:t>대해</w:t>
+      </w:r>
+      <w:r>
+        <w:rPr>
+          <w:rFonts w:asciiTheme="minorEastAsia" w:eastAsia="맑은 고딕" w:hAnsiTheme="minorEastAsia" w:hint="eastAsia"/>
+          <w:sz w:val="24"/>
+          <w:szCs w:val="24"/>
+          <w:lang w:eastAsia="ko-KR"/>
+        </w:rPr>
+        <w:t xml:space="preserve"> </w:t>
+      </w:r>
+      <w:r>
+        <w:rPr>
+          <w:rFonts w:asciiTheme="minorEastAsia" w:eastAsia="맑은 고딕" w:hAnsiTheme="minorEastAsia" w:hint="eastAsia"/>
+          <w:sz w:val="24"/>
+          <w:szCs w:val="24"/>
+          <w:lang w:eastAsia="ko-KR"/>
+        </w:rPr>
+        <w:t>경력이</w:t>
+      </w:r>
+      <w:r>
+        <w:rPr>
+          <w:rFonts w:asciiTheme="minorEastAsia" w:eastAsia="맑은 고딕" w:hAnsiTheme="minorEastAsia" w:hint="eastAsia"/>
+          <w:sz w:val="24"/>
+          <w:szCs w:val="24"/>
+          <w:lang w:eastAsia="ko-KR"/>
+        </w:rPr>
+        <w:t xml:space="preserve"> </w:t>
+      </w:r>
+      <w:proofErr w:type="spellStart"/>
+      <w:r>
+        <w:rPr>
+          <w:rFonts w:asciiTheme="minorEastAsia" w:eastAsia="맑은 고딕" w:hAnsiTheme="minorEastAsia" w:hint="eastAsia"/>
+          <w:sz w:val="24"/>
+          <w:szCs w:val="24"/>
+          <w:lang w:eastAsia="ko-KR"/>
+        </w:rPr>
+        <w:t>드러날수</w:t>
+      </w:r>
+      <w:proofErr w:type="spellEnd"/>
+      <w:r>
+        <w:rPr>
+          <w:rFonts w:asciiTheme="minorEastAsia" w:eastAsia="맑은 고딕" w:hAnsiTheme="minorEastAsia" w:hint="eastAsia"/>
+          <w:sz w:val="24"/>
+          <w:szCs w:val="24"/>
+          <w:lang w:eastAsia="ko-KR"/>
+        </w:rPr>
+        <w:t xml:space="preserve"> </w:t>
+      </w:r>
+      <w:r>
+        <w:rPr>
+          <w:rFonts w:asciiTheme="minorEastAsia" w:eastAsia="맑은 고딕" w:hAnsiTheme="minorEastAsia" w:hint="eastAsia"/>
+          <w:sz w:val="24"/>
+          <w:szCs w:val="24"/>
+          <w:lang w:eastAsia="ko-KR"/>
+        </w:rPr>
+        <w:t>있게</w:t>
+      </w:r>
+      <w:r>
+        <w:rPr>
+          <w:rFonts w:asciiTheme="minorEastAsia" w:eastAsia="맑은 고딕" w:hAnsiTheme="minorEastAsia" w:hint="eastAsia"/>
+          <w:sz w:val="24"/>
+          <w:szCs w:val="24"/>
+          <w:lang w:eastAsia="ko-KR"/>
+        </w:rPr>
+        <w:t xml:space="preserve"> </w:t>
+      </w:r>
+      <w:r>
+        <w:rPr>
+          <w:rFonts w:asciiTheme="minorEastAsia" w:eastAsia="맑은 고딕" w:hAnsiTheme="minorEastAsia" w:hint="eastAsia"/>
+          <w:sz w:val="24"/>
+          <w:szCs w:val="24"/>
+          <w:lang w:eastAsia="ko-KR"/>
+        </w:rPr>
+        <w:t>정리해서</w:t>
+      </w:r>
+      <w:r>
+        <w:rPr>
+          <w:rFonts w:asciiTheme="minorEastAsia" w:eastAsia="맑은 고딕" w:hAnsiTheme="minorEastAsia" w:hint="eastAsia"/>
+          <w:sz w:val="24"/>
+          <w:szCs w:val="24"/>
+          <w:lang w:eastAsia="ko-KR"/>
+        </w:rPr>
+        <w:t xml:space="preserve"> 2~3</w:t>
+      </w:r>
+      <w:r>
+        <w:rPr>
+          <w:rFonts w:asciiTheme="minorEastAsia" w:eastAsia="맑은 고딕" w:hAnsiTheme="minorEastAsia" w:hint="eastAsia"/>
+          <w:sz w:val="24"/>
+          <w:szCs w:val="24"/>
+          <w:lang w:eastAsia="ko-KR"/>
+        </w:rPr>
+        <w:t>개만</w:t>
+      </w:r>
+      <w:r>
+        <w:rPr>
+          <w:rFonts w:asciiTheme="minorEastAsia" w:eastAsia="맑은 고딕" w:hAnsiTheme="minorEastAsia" w:hint="eastAsia"/>
+          <w:sz w:val="24"/>
+          <w:szCs w:val="24"/>
+          <w:lang w:eastAsia="ko-KR"/>
+        </w:rPr>
+        <w:t xml:space="preserve"> </w:t>
+      </w:r>
+      <w:r>
+        <w:rPr>
+          <w:rFonts w:asciiTheme="minorEastAsia" w:eastAsia="맑은 고딕" w:hAnsiTheme="minorEastAsia" w:hint="eastAsia"/>
+          <w:sz w:val="24"/>
+          <w:szCs w:val="24"/>
+          <w:lang w:eastAsia="ko-KR"/>
+        </w:rPr>
+        <w:t>설명</w:t>
+      </w:r>
+    </w:p>
+    <w:p>
+      <w:pPr>
+        <w:spacing w:line="400" w:lineRule="exact"/>
+        <w:rPr>
+          <w:rFonts w:asciiTheme="minorEastAsia" w:eastAsia="맑은 고딕" w:hAnsiTheme="minorEastAsia"/>
+          <w:sz w:val="24"/>
+          <w:szCs w:val="24"/>
+          <w:lang w:eastAsia="ko-KR"/>
+        </w:rPr>
+      </w:pPr>
+      <w:r>
+        <w:rPr>
+          <w:rFonts w:asciiTheme="minorEastAsia" w:eastAsia="맑은 고딕" w:hAnsiTheme="minorEastAsia" w:hint="eastAsia"/>
+          <w:sz w:val="24"/>
+          <w:szCs w:val="24"/>
+          <w:lang w:eastAsia="ko-KR"/>
+        </w:rPr>
+        <w:t xml:space="preserve">+ </w:t>
+      </w:r>
+      <w:r>
+        <w:rPr>
+          <w:rFonts w:asciiTheme="minorEastAsia" w:eastAsia="맑은 고딕" w:hAnsiTheme="minorEastAsia" w:hint="eastAsia"/>
+          <w:sz w:val="24"/>
+          <w:szCs w:val="24"/>
+          <w:lang w:eastAsia="ko-KR"/>
+        </w:rPr>
+        <w:t>예상</w:t>
+      </w:r>
+      <w:r>
+        <w:rPr>
+          <w:rFonts w:asciiTheme="minorEastAsia" w:eastAsia="맑은 고딕" w:hAnsiTheme="minorEastAsia" w:hint="eastAsia"/>
+          <w:sz w:val="24"/>
+          <w:szCs w:val="24"/>
+          <w:lang w:eastAsia="ko-KR"/>
+        </w:rPr>
+        <w:t xml:space="preserve"> </w:t>
+      </w:r>
+      <w:r>
+        <w:rPr>
+          <w:rFonts w:asciiTheme="minorEastAsia" w:eastAsia="맑은 고딕" w:hAnsiTheme="minorEastAsia" w:hint="eastAsia"/>
+          <w:sz w:val="24"/>
+          <w:szCs w:val="24"/>
+          <w:lang w:eastAsia="ko-KR"/>
+        </w:rPr>
+        <w:t>질문</w:t>
+      </w:r>
+      <w:r>
+        <w:rPr>
+          <w:rFonts w:asciiTheme="minorEastAsia" w:eastAsia="맑은 고딕" w:hAnsiTheme="minorEastAsia" w:hint="eastAsia"/>
+          <w:sz w:val="24"/>
+          <w:szCs w:val="24"/>
+          <w:lang w:eastAsia="ko-KR"/>
+        </w:rPr>
+        <w:t xml:space="preserve"> </w:t>
+      </w:r>
+      <w:r>
+        <w:rPr>
+          <w:rFonts w:asciiTheme="minorEastAsia" w:eastAsia="맑은 고딕" w:hAnsiTheme="minorEastAsia" w:hint="eastAsia"/>
+          <w:sz w:val="24"/>
+          <w:szCs w:val="24"/>
+          <w:lang w:eastAsia="ko-KR"/>
+        </w:rPr>
+        <w:t>답변도</w:t>
+      </w:r>
+      <w:r>
+        <w:rPr>
+          <w:rFonts w:asciiTheme="minorEastAsia" w:eastAsia="맑은 고딕" w:hAnsiTheme="minorEastAsia" w:hint="eastAsia"/>
+          <w:sz w:val="24"/>
+          <w:szCs w:val="24"/>
+          <w:lang w:eastAsia="ko-KR"/>
+        </w:rPr>
+        <w:t xml:space="preserve"> </w:t>
+      </w:r>
+      <w:r>
+        <w:rPr>
+          <w:rFonts w:asciiTheme="minorEastAsia" w:eastAsia="맑은 고딕" w:hAnsiTheme="minorEastAsia" w:hint="eastAsia"/>
+          <w:sz w:val="24"/>
+          <w:szCs w:val="24"/>
+          <w:lang w:eastAsia="ko-KR"/>
+        </w:rPr>
+        <w:t>그거에</w:t>
+      </w:r>
+      <w:r>
+        <w:rPr>
+          <w:rFonts w:asciiTheme="minorEastAsia" w:eastAsia="맑은 고딕" w:hAnsiTheme="minorEastAsia" w:hint="eastAsia"/>
+          <w:sz w:val="24"/>
+          <w:szCs w:val="24"/>
+          <w:lang w:eastAsia="ko-KR"/>
+        </w:rPr>
+        <w:t xml:space="preserve"> </w:t>
+      </w:r>
+      <w:r>
+        <w:rPr>
+          <w:rFonts w:asciiTheme="minorEastAsia" w:eastAsia="맑은 고딕" w:hAnsiTheme="minorEastAsia" w:hint="eastAsia"/>
+          <w:sz w:val="24"/>
+          <w:szCs w:val="24"/>
+          <w:lang w:eastAsia="ko-KR"/>
+        </w:rPr>
+        <w:t>맞게</w:t>
+      </w:r>
+      <w:r>
+        <w:rPr>
+          <w:rFonts w:asciiTheme="minorEastAsia" w:eastAsia="맑은 고딕" w:hAnsiTheme="minorEastAsia" w:hint="eastAsia"/>
+          <w:sz w:val="24"/>
+          <w:szCs w:val="24"/>
+          <w:lang w:eastAsia="ko-KR"/>
+        </w:rPr>
+        <w:t xml:space="preserve"> </w:t>
+      </w:r>
+      <w:r>
+        <w:rPr>
+          <w:rFonts w:asciiTheme="minorEastAsia" w:eastAsia="맑은 고딕" w:hAnsiTheme="minorEastAsia" w:hint="eastAsia"/>
+          <w:sz w:val="24"/>
+          <w:szCs w:val="24"/>
+          <w:lang w:eastAsia="ko-KR"/>
+        </w:rPr>
+        <w:t>준비</w:t>
+      </w:r>
+      <w:r>
+        <w:rPr>
+          <w:rFonts w:asciiTheme="minorEastAsia" w:eastAsia="맑은 고딕" w:hAnsiTheme="minorEastAsia" w:hint="eastAsia"/>
+          <w:sz w:val="24"/>
+          <w:szCs w:val="24"/>
+          <w:lang w:eastAsia="ko-KR"/>
+        </w:rPr>
+        <w:t xml:space="preserve"> </w:t>
+      </w:r>
+    </w:p>
+    <w:p>
+      <w:pPr>
+        <w:spacing w:line="400" w:lineRule="exact"/>
+        <w:rPr>
+          <w:rFonts w:asciiTheme="minorEastAsia" w:eastAsia="맑은 고딕" w:hAnsiTheme="minorEastAsia"/>
+          <w:sz w:val="24"/>
+          <w:szCs w:val="24"/>
+          <w:lang w:eastAsia="ko-KR"/>
+        </w:rPr>
+      </w:pPr>
+      <w:r>
+        <w:rPr>
+          <w:rFonts w:asciiTheme="minorEastAsia" w:eastAsia="맑은 고딕" w:hAnsiTheme="minorEastAsia" w:hint="eastAsia"/>
+          <w:sz w:val="24"/>
+          <w:szCs w:val="24"/>
+          <w:lang w:eastAsia="ko-KR"/>
+        </w:rPr>
+        <w:t xml:space="preserve">+ </w:t>
+      </w:r>
+      <w:r>
+        <w:rPr>
+          <w:rFonts w:asciiTheme="minorEastAsia" w:eastAsia="맑은 고딕" w:hAnsiTheme="minorEastAsia" w:hint="eastAsia"/>
+          <w:sz w:val="24"/>
+          <w:szCs w:val="24"/>
+          <w:lang w:eastAsia="ko-KR"/>
+        </w:rPr>
+        <w:t>코딩실력에</w:t>
+      </w:r>
+      <w:r>
+        <w:rPr>
+          <w:rFonts w:asciiTheme="minorEastAsia" w:eastAsia="맑은 고딕" w:hAnsiTheme="minorEastAsia" w:hint="eastAsia"/>
+          <w:sz w:val="24"/>
+          <w:szCs w:val="24"/>
+          <w:lang w:eastAsia="ko-KR"/>
+        </w:rPr>
+        <w:t xml:space="preserve"> </w:t>
+      </w:r>
+      <w:r>
+        <w:rPr>
+          <w:rFonts w:asciiTheme="minorEastAsia" w:eastAsia="맑은 고딕" w:hAnsiTheme="minorEastAsia" w:hint="eastAsia"/>
+          <w:sz w:val="24"/>
+          <w:szCs w:val="24"/>
+          <w:lang w:eastAsia="ko-KR"/>
+        </w:rPr>
+        <w:t>대한</w:t>
+      </w:r>
+      <w:r>
+        <w:rPr>
+          <w:rFonts w:asciiTheme="minorEastAsia" w:eastAsia="맑은 고딕" w:hAnsiTheme="minorEastAsia" w:hint="eastAsia"/>
+          <w:sz w:val="24"/>
+          <w:szCs w:val="24"/>
+          <w:lang w:eastAsia="ko-KR"/>
+        </w:rPr>
+        <w:t xml:space="preserve"> </w:t>
+      </w:r>
+      <w:r>
+        <w:rPr>
+          <w:rFonts w:asciiTheme="minorEastAsia" w:eastAsia="맑은 고딕" w:hAnsiTheme="minorEastAsia" w:hint="eastAsia"/>
+          <w:sz w:val="24"/>
+          <w:szCs w:val="24"/>
+          <w:lang w:eastAsia="ko-KR"/>
+        </w:rPr>
+        <w:t>자신은</w:t>
+      </w:r>
+      <w:r>
+        <w:rPr>
+          <w:rFonts w:asciiTheme="minorEastAsia" w:eastAsia="맑은 고딕" w:hAnsiTheme="minorEastAsia" w:hint="eastAsia"/>
+          <w:sz w:val="24"/>
+          <w:szCs w:val="24"/>
+          <w:lang w:eastAsia="ko-KR"/>
+        </w:rPr>
+        <w:t xml:space="preserve"> </w:t>
+      </w:r>
+      <w:r>
+        <w:rPr>
+          <w:rFonts w:asciiTheme="minorEastAsia" w:eastAsia="맑은 고딕" w:hAnsiTheme="minorEastAsia" w:hint="eastAsia"/>
+          <w:sz w:val="24"/>
+          <w:szCs w:val="24"/>
+          <w:lang w:eastAsia="ko-KR"/>
+        </w:rPr>
+        <w:t>있냐</w:t>
+      </w:r>
+      <w:r>
+        <w:rPr>
+          <w:rFonts w:asciiTheme="minorEastAsia" w:eastAsia="맑은 고딕" w:hAnsiTheme="minorEastAsia" w:hint="eastAsia"/>
+          <w:sz w:val="24"/>
+          <w:szCs w:val="24"/>
+          <w:lang w:eastAsia="ko-KR"/>
+        </w:rPr>
+        <w:t xml:space="preserve"> ( </w:t>
+      </w:r>
+      <w:r>
+        <w:rPr>
+          <w:rFonts w:asciiTheme="minorEastAsia" w:eastAsia="맑은 고딕" w:hAnsiTheme="minorEastAsia" w:hint="eastAsia"/>
+          <w:sz w:val="24"/>
+          <w:szCs w:val="24"/>
+          <w:lang w:eastAsia="ko-KR"/>
+        </w:rPr>
+        <w:t>가독성</w:t>
+      </w:r>
+      <w:r>
+        <w:rPr>
+          <w:rFonts w:asciiTheme="minorEastAsia" w:eastAsia="맑은 고딕" w:hAnsiTheme="minorEastAsia" w:hint="eastAsia"/>
+          <w:sz w:val="24"/>
+          <w:szCs w:val="24"/>
+          <w:lang w:eastAsia="ko-KR"/>
+        </w:rPr>
+        <w:t xml:space="preserve">, </w:t>
+      </w:r>
+      <w:proofErr w:type="spellStart"/>
+      <w:r>
+        <w:rPr>
+          <w:rFonts w:asciiTheme="minorEastAsia" w:eastAsia="맑은 고딕" w:hAnsiTheme="minorEastAsia" w:hint="eastAsia"/>
+          <w:sz w:val="24"/>
+          <w:szCs w:val="24"/>
+          <w:lang w:eastAsia="ko-KR"/>
+        </w:rPr>
+        <w:t>리팩토링</w:t>
+      </w:r>
+      <w:proofErr w:type="spellEnd"/>
+      <w:r>
+        <w:rPr>
+          <w:rFonts w:asciiTheme="minorEastAsia" w:eastAsia="맑은 고딕" w:hAnsiTheme="minorEastAsia" w:hint="eastAsia"/>
+          <w:sz w:val="24"/>
+          <w:szCs w:val="24"/>
+          <w:lang w:eastAsia="ko-KR"/>
+        </w:rPr>
+        <w:t xml:space="preserve"> </w:t>
+      </w:r>
+      <w:r>
+        <w:rPr>
+          <w:rFonts w:asciiTheme="minorEastAsia" w:eastAsia="맑은 고딕" w:hAnsiTheme="minorEastAsia" w:hint="eastAsia"/>
+          <w:sz w:val="24"/>
+          <w:szCs w:val="24"/>
+          <w:lang w:eastAsia="ko-KR"/>
+        </w:rPr>
+        <w:t>실력</w:t>
+      </w:r>
+      <w:r>
+        <w:rPr>
+          <w:rFonts w:asciiTheme="minorEastAsia" w:eastAsia="맑은 고딕" w:hAnsiTheme="minorEastAsia" w:hint="eastAsia"/>
+          <w:sz w:val="24"/>
+          <w:szCs w:val="24"/>
+          <w:lang w:eastAsia="ko-KR"/>
+        </w:rPr>
+        <w:t xml:space="preserve"> </w:t>
+      </w:r>
+      <w:r>
+        <w:rPr>
+          <w:rFonts w:asciiTheme="minorEastAsia" w:eastAsia="맑은 고딕" w:hAnsiTheme="minorEastAsia" w:hint="eastAsia"/>
+          <w:sz w:val="24"/>
+          <w:szCs w:val="24"/>
+          <w:lang w:eastAsia="ko-KR"/>
+        </w:rPr>
+        <w:t>등에</w:t>
+      </w:r>
+      <w:r>
+        <w:rPr>
+          <w:rFonts w:asciiTheme="minorEastAsia" w:eastAsia="맑은 고딕" w:hAnsiTheme="minorEastAsia" w:hint="eastAsia"/>
+          <w:sz w:val="24"/>
+          <w:szCs w:val="24"/>
+          <w:lang w:eastAsia="ko-KR"/>
+        </w:rPr>
+        <w:t xml:space="preserve"> </w:t>
+      </w:r>
+      <w:r>
+        <w:rPr>
+          <w:rFonts w:asciiTheme="minorEastAsia" w:eastAsia="맑은 고딕" w:hAnsiTheme="minorEastAsia" w:hint="eastAsia"/>
+          <w:sz w:val="24"/>
+          <w:szCs w:val="24"/>
+          <w:lang w:eastAsia="ko-KR"/>
+        </w:rPr>
+        <w:t>대해</w:t>
+      </w:r>
+      <w:r>
+        <w:rPr>
+          <w:rFonts w:asciiTheme="minorEastAsia" w:eastAsia="맑은 고딕" w:hAnsiTheme="minorEastAsia" w:hint="eastAsia"/>
+          <w:sz w:val="24"/>
+          <w:szCs w:val="24"/>
+          <w:lang w:eastAsia="ko-KR"/>
+        </w:rPr>
+        <w:t xml:space="preserve"> </w:t>
+      </w:r>
+      <w:r>
+        <w:rPr>
+          <w:rFonts w:asciiTheme="minorEastAsia" w:eastAsia="맑은 고딕" w:hAnsiTheme="minorEastAsia" w:hint="eastAsia"/>
+          <w:sz w:val="24"/>
+          <w:szCs w:val="24"/>
+          <w:lang w:eastAsia="ko-KR"/>
+        </w:rPr>
+        <w:t>어필</w:t>
+      </w:r>
+      <w:r>
+        <w:rPr>
+          <w:rFonts w:asciiTheme="minorEastAsia" w:eastAsia="맑은 고딕" w:hAnsiTheme="minorEastAsia" w:hint="eastAsia"/>
+          <w:sz w:val="24"/>
+          <w:szCs w:val="24"/>
+          <w:lang w:eastAsia="ko-KR"/>
+        </w:rPr>
+        <w:t xml:space="preserve"> ) </w:t>
+      </w:r>
+    </w:p>
+    <w:p>
+      <w:pPr>
+        <w:spacing w:line="400" w:lineRule="exact"/>
+        <w:rPr>
+          <w:rFonts w:ascii="Meiryo" w:eastAsia="맑은 고딕" w:hAnsi="Meiryo"/>
+          <w:sz w:val="24"/>
+          <w:szCs w:val="24"/>
+          <w:lang w:eastAsia="ko-KR"/>
+        </w:rPr>
+      </w:pPr>
+    </w:p>
+    <w:p>
+      <w:pPr>
+        <w:spacing w:line="400" w:lineRule="exact"/>
+        <w:rPr>
+          <w:rFonts w:ascii="Meiryo" w:eastAsia="맑은 고딕" w:hAnsi="Meiryo" w:hint="eastAsia"/>
+          <w:sz w:val="24"/>
+          <w:szCs w:val="24"/>
+          <w:lang w:eastAsia="ko-KR"/>
+        </w:rPr>
+      </w:pPr>
+    </w:p>
+    <w:p>
+      <w:pPr>
+        <w:spacing w:line="400" w:lineRule="exact"/>
+        <w:rPr>
+          <w:rFonts w:ascii="Meiryo" w:eastAsia="맑은 고딕" w:hAnsi="Meiryo" w:hint="eastAsia"/>
+          <w:sz w:val="24"/>
+          <w:szCs w:val="24"/>
+          <w:lang w:eastAsia="ko-KR"/>
+        </w:rPr>
+      </w:pPr>
+      <w:r>
+        <w:rPr>
+          <w:rFonts w:ascii="Meiryo" w:eastAsia="맑은 고딕" w:hAnsi="Meiryo" w:hint="eastAsia"/>
+          <w:sz w:val="24"/>
+          <w:szCs w:val="24"/>
+          <w:lang w:eastAsia="ko-KR"/>
+        </w:rPr>
+        <w:t xml:space="preserve">+ </w:t>
+      </w:r>
+      <w:r>
+        <w:rPr>
+          <w:rFonts w:ascii="Meiryo" w:eastAsia="맑은 고딕" w:hAnsi="Meiryo" w:hint="eastAsia"/>
+          <w:sz w:val="24"/>
+          <w:szCs w:val="24"/>
+          <w:lang w:eastAsia="ko-KR"/>
+        </w:rPr>
+        <w:t>가장</w:t>
+      </w:r>
+      <w:r>
+        <w:rPr>
+          <w:rFonts w:ascii="Meiryo" w:eastAsia="맑은 고딕" w:hAnsi="Meiryo" w:hint="eastAsia"/>
+          <w:sz w:val="24"/>
+          <w:szCs w:val="24"/>
+          <w:lang w:eastAsia="ko-KR"/>
+        </w:rPr>
+        <w:t xml:space="preserve"> </w:t>
+      </w:r>
+      <w:r>
+        <w:rPr>
+          <w:rFonts w:ascii="Meiryo" w:eastAsia="맑은 고딕" w:hAnsi="Meiryo" w:hint="eastAsia"/>
+          <w:sz w:val="24"/>
+          <w:szCs w:val="24"/>
+          <w:lang w:eastAsia="ko-KR"/>
+        </w:rPr>
+        <w:t>많이</w:t>
+      </w:r>
+      <w:r>
+        <w:rPr>
+          <w:rFonts w:ascii="Meiryo" w:eastAsia="맑은 고딕" w:hAnsi="Meiryo" w:hint="eastAsia"/>
+          <w:sz w:val="24"/>
+          <w:szCs w:val="24"/>
+          <w:lang w:eastAsia="ko-KR"/>
+        </w:rPr>
+        <w:t xml:space="preserve"> </w:t>
+      </w:r>
+      <w:r>
+        <w:rPr>
+          <w:rFonts w:ascii="Meiryo" w:eastAsia="맑은 고딕" w:hAnsi="Meiryo" w:hint="eastAsia"/>
+          <w:sz w:val="24"/>
+          <w:szCs w:val="24"/>
+          <w:lang w:eastAsia="ko-KR"/>
+        </w:rPr>
+        <w:t>작성한</w:t>
+      </w:r>
+      <w:r>
+        <w:rPr>
+          <w:rFonts w:ascii="Meiryo" w:eastAsia="맑은 고딕" w:hAnsi="Meiryo" w:hint="eastAsia"/>
+          <w:sz w:val="24"/>
+          <w:szCs w:val="24"/>
+          <w:lang w:eastAsia="ko-KR"/>
+        </w:rPr>
+        <w:t xml:space="preserve"> </w:t>
+      </w:r>
+      <w:r>
+        <w:rPr>
+          <w:rFonts w:ascii="Meiryo" w:eastAsia="맑은 고딕" w:hAnsi="Meiryo" w:hint="eastAsia"/>
+          <w:sz w:val="24"/>
+          <w:szCs w:val="24"/>
+          <w:lang w:eastAsia="ko-KR"/>
+        </w:rPr>
+        <w:t>코드</w:t>
+      </w:r>
+      <w:r>
+        <w:rPr>
+          <w:rFonts w:ascii="Meiryo" w:eastAsia="맑은 고딕" w:hAnsi="Meiryo" w:hint="eastAsia"/>
+          <w:sz w:val="24"/>
+          <w:szCs w:val="24"/>
+          <w:lang w:eastAsia="ko-KR"/>
+        </w:rPr>
+        <w:t xml:space="preserve"> </w:t>
+      </w:r>
+      <w:r>
+        <w:rPr>
+          <w:rFonts w:ascii="Meiryo" w:eastAsia="맑은 고딕" w:hAnsi="Meiryo" w:hint="eastAsia"/>
+          <w:sz w:val="24"/>
+          <w:szCs w:val="24"/>
+          <w:lang w:eastAsia="ko-KR"/>
+        </w:rPr>
+        <w:t>양에</w:t>
+      </w:r>
+      <w:r>
+        <w:rPr>
+          <w:rFonts w:ascii="Meiryo" w:eastAsia="맑은 고딕" w:hAnsi="Meiryo" w:hint="eastAsia"/>
+          <w:sz w:val="24"/>
+          <w:szCs w:val="24"/>
+          <w:lang w:eastAsia="ko-KR"/>
+        </w:rPr>
+        <w:t xml:space="preserve"> </w:t>
+      </w:r>
+      <w:r>
+        <w:rPr>
+          <w:rFonts w:ascii="Meiryo" w:eastAsia="맑은 고딕" w:hAnsi="Meiryo" w:hint="eastAsia"/>
+          <w:sz w:val="24"/>
+          <w:szCs w:val="24"/>
+          <w:lang w:eastAsia="ko-KR"/>
+        </w:rPr>
+        <w:t>따라</w:t>
+      </w:r>
+      <w:r>
+        <w:rPr>
+          <w:rFonts w:ascii="Meiryo" w:eastAsia="맑은 고딕" w:hAnsi="Meiryo" w:hint="eastAsia"/>
+          <w:sz w:val="24"/>
+          <w:szCs w:val="24"/>
+          <w:lang w:eastAsia="ko-KR"/>
+        </w:rPr>
+        <w:t xml:space="preserve"> </w:t>
+      </w:r>
+      <w:r>
+        <w:rPr>
+          <w:rFonts w:ascii="Meiryo" w:eastAsia="맑은 고딕" w:hAnsi="Meiryo" w:hint="eastAsia"/>
+          <w:sz w:val="24"/>
+          <w:szCs w:val="24"/>
+          <w:lang w:eastAsia="ko-KR"/>
+        </w:rPr>
+        <w:t>물어볼</w:t>
+      </w:r>
+      <w:r>
+        <w:rPr>
+          <w:rFonts w:ascii="Meiryo" w:eastAsia="맑은 고딕" w:hAnsi="Meiryo" w:hint="eastAsia"/>
+          <w:sz w:val="24"/>
+          <w:szCs w:val="24"/>
+          <w:lang w:eastAsia="ko-KR"/>
+        </w:rPr>
+        <w:t xml:space="preserve"> </w:t>
+      </w:r>
+      <w:r>
+        <w:rPr>
+          <w:rFonts w:ascii="Meiryo" w:eastAsia="맑은 고딕" w:hAnsi="Meiryo" w:hint="eastAsia"/>
+          <w:sz w:val="24"/>
+          <w:szCs w:val="24"/>
+          <w:lang w:eastAsia="ko-KR"/>
+        </w:rPr>
+        <w:t>것</w:t>
+      </w:r>
+      <w:r>
+        <w:rPr>
+          <w:rFonts w:ascii="Meiryo" w:eastAsia="맑은 고딕" w:hAnsi="Meiryo" w:hint="eastAsia"/>
+          <w:sz w:val="24"/>
+          <w:szCs w:val="24"/>
+          <w:lang w:eastAsia="ko-KR"/>
+        </w:rPr>
+        <w:t xml:space="preserve"> ( </w:t>
+      </w:r>
+      <w:r>
+        <w:rPr>
+          <w:rFonts w:ascii="Meiryo" w:eastAsia="맑은 고딕" w:hAnsi="Meiryo" w:hint="eastAsia"/>
+          <w:sz w:val="24"/>
+          <w:szCs w:val="24"/>
+          <w:lang w:eastAsia="ko-KR"/>
+        </w:rPr>
+        <w:t>스텝</w:t>
+      </w:r>
+      <w:r>
+        <w:rPr>
+          <w:rFonts w:ascii="Meiryo" w:eastAsia="맑은 고딕" w:hAnsi="Meiryo" w:hint="eastAsia"/>
+          <w:sz w:val="24"/>
+          <w:szCs w:val="24"/>
+          <w:lang w:eastAsia="ko-KR"/>
+        </w:rPr>
+        <w:t xml:space="preserve"> = </w:t>
+      </w:r>
+      <w:r>
+        <w:rPr>
+          <w:rFonts w:ascii="Meiryo" w:eastAsia="맑은 고딕" w:hAnsi="Meiryo" w:hint="eastAsia"/>
+          <w:sz w:val="24"/>
+          <w:szCs w:val="24"/>
+          <w:lang w:eastAsia="ko-KR"/>
+        </w:rPr>
+        <w:t>줄</w:t>
+      </w:r>
+      <w:r>
+        <w:rPr>
+          <w:rFonts w:ascii="Meiryo" w:eastAsia="맑은 고딕" w:hAnsi="Meiryo" w:hint="eastAsia"/>
+          <w:sz w:val="24"/>
+          <w:szCs w:val="24"/>
+          <w:lang w:eastAsia="ko-KR"/>
+        </w:rPr>
+        <w:t xml:space="preserve"> ) </w:t>
       </w:r>
     </w:p>
     <w:sectPr>
@@ -1313,6 +6547,208 @@
 <file path=word/numbering.xml><?xml version="1.0" encoding="utf-8"?>
 <w:numbering xmlns:wpc="http://schemas.microsoft.com/office/word/2010/wordprocessingCanvas" xmlns:cx="http://schemas.microsoft.com/office/drawing/2014/chartex" xmlns:cx1="http://schemas.microsoft.com/office/drawing/2015/9/8/chartex" xmlns:cx2="http://schemas.microsoft.com/office/drawing/2015/10/21/chartex" xmlns:cx3="http://schemas.microsoft.com/office/drawing/2016/5/9/chartex" xmlns:cx4="http://schemas.microsoft.com/office/drawing/2016/5/10/chartex" xmlns:cx5="http://schemas.microsoft.com/office/drawing/2016/5/11/chartex" xmlns:cx6="http://schemas.microsoft.com/office/drawing/2016/5/12/chartex" xmlns:cx7="http://schemas.microsoft.com/office/drawing/2016/5/13/chartex" xmlns:cx8="http://schemas.microsoft.com/office/drawing/2016/5/14/chartex" xmlns:mc="http://schemas.openxmlformats.org/markup-compatibility/2006" xmlns:aink="http://schemas.microsoft.com/office/drawing/2016/ink" xmlns:am3d="http://schemas.microsoft.com/office/drawing/2017/model3d" xmlns:o="urn:schemas-microsoft-com:office:office" xmlns:oel="http://schemas.microsoft.com/office/2019/extlst" xmlns:r="http://schemas.openxmlformats.org/officeDocument/2006/relationships" xmlns:m="http://schemas.openxmlformats.org/officeDocument/2006/math" xmlns:v="urn:schemas-microsoft-com:vml" xmlns:wp14="http://schemas.microsoft.com/office/word/2010/wordprocessingDrawing" xmlns:wp="http://schemas.openxmlformats.org/drawingml/2006/wordprocessingDrawing" xmlns:w10="urn:schemas-microsoft-com:office:word" xmlns:w="http://schemas.openxmlformats.org/wordprocessingml/2006/main" xmlns:w14="http://schemas.microsoft.com/office/word/2010/wordml" xmlns:w15="http://schemas.microsoft.com/office/word/2012/wordml" xmlns:w16cex="http://schemas.microsoft.com/office/word/2018/wordml/cex" xmlns:w16cid="http://schemas.microsoft.com/office/word/2016/wordml/cid" xmlns:w16="http://schemas.microsoft.com/office/word/2018/wordml" xmlns:w16du="http://schemas.microsoft.com/office/word/2023/wordml/word16du" xmlns:w16sdtdh="http://schemas.microsoft.com/office/word/2020/wordml/sdtdatahash" xmlns:w16sdtfl="http://schemas.microsoft.com/office/word/2024/wordml/sdtformatlock" xmlns:w16se="http://schemas.microsoft.com/office/word/2015/wordml/symex" xmlns:wpg="http://schemas.microsoft.com/office/word/2010/wordprocessingGroup" xmlns:wpi="http://schemas.microsoft.com/office/word/2010/wordprocessingInk" xmlns:wne="http://schemas.microsoft.com/office/word/2006/wordml" xmlns:wps="http://schemas.microsoft.com/office/word/2010/wordprocessingShape" mc:Ignorable="w14 w15 w16se w16cid w16 w16cex w16sdtdh w16sdtfl w16du wp14">
   <w:abstractNum w:abstractNumId="0" w15:restartNumberingAfterBreak="0">
+    <w:nsid w:val="09FB2571"/>
+    <w:multiLevelType w:val="hybridMultilevel"/>
+    <w:tmpl w:val="F042B160"/>
+    <w:lvl w:ilvl="0" w:tplc="CF7A0248">
+      <w:start w:val="1"/>
+      <w:numFmt w:val="decimal"/>
+      <w:lvlText w:val="%1."/>
+      <w:lvlJc w:val="left"/>
+      <w:pPr>
+        <w:ind w:left="800" w:hanging="360"/>
+      </w:pPr>
+      <w:rPr>
+        <w:rFonts w:hint="default"/>
+      </w:rPr>
+    </w:lvl>
+    <w:lvl w:ilvl="1" w:tplc="04090019" w:tentative="1">
+      <w:start w:val="1"/>
+      <w:numFmt w:val="upperLetter"/>
+      <w:lvlText w:val="%2."/>
+      <w:lvlJc w:val="left"/>
+      <w:pPr>
+        <w:ind w:left="1320" w:hanging="440"/>
+      </w:pPr>
+    </w:lvl>
+    <w:lvl w:ilvl="2" w:tplc="0409001B" w:tentative="1">
+      <w:start w:val="1"/>
+      <w:numFmt w:val="lowerRoman"/>
+      <w:lvlText w:val="%3."/>
+      <w:lvlJc w:val="right"/>
+      <w:pPr>
+        <w:ind w:left="1760" w:hanging="440"/>
+      </w:pPr>
+    </w:lvl>
+    <w:lvl w:ilvl="3" w:tplc="0409000F" w:tentative="1">
+      <w:start w:val="1"/>
+      <w:numFmt w:val="decimal"/>
+      <w:lvlText w:val="%4."/>
+      <w:lvlJc w:val="left"/>
+      <w:pPr>
+        <w:ind w:left="2200" w:hanging="440"/>
+      </w:pPr>
+    </w:lvl>
+    <w:lvl w:ilvl="4" w:tplc="04090019" w:tentative="1">
+      <w:start w:val="1"/>
+      <w:numFmt w:val="upperLetter"/>
+      <w:lvlText w:val="%5."/>
+      <w:lvlJc w:val="left"/>
+      <w:pPr>
+        <w:ind w:left="2640" w:hanging="440"/>
+      </w:pPr>
+    </w:lvl>
+    <w:lvl w:ilvl="5" w:tplc="0409001B" w:tentative="1">
+      <w:start w:val="1"/>
+      <w:numFmt w:val="lowerRoman"/>
+      <w:lvlText w:val="%6."/>
+      <w:lvlJc w:val="right"/>
+      <w:pPr>
+        <w:ind w:left="3080" w:hanging="440"/>
+      </w:pPr>
+    </w:lvl>
+    <w:lvl w:ilvl="6" w:tplc="0409000F" w:tentative="1">
+      <w:start w:val="1"/>
+      <w:numFmt w:val="decimal"/>
+      <w:lvlText w:val="%7."/>
+      <w:lvlJc w:val="left"/>
+      <w:pPr>
+        <w:ind w:left="3520" w:hanging="440"/>
+      </w:pPr>
+    </w:lvl>
+    <w:lvl w:ilvl="7" w:tplc="04090019" w:tentative="1">
+      <w:start w:val="1"/>
+      <w:numFmt w:val="upperLetter"/>
+      <w:lvlText w:val="%8."/>
+      <w:lvlJc w:val="left"/>
+      <w:pPr>
+        <w:ind w:left="3960" w:hanging="440"/>
+      </w:pPr>
+    </w:lvl>
+    <w:lvl w:ilvl="8" w:tplc="0409001B" w:tentative="1">
+      <w:start w:val="1"/>
+      <w:numFmt w:val="lowerRoman"/>
+      <w:lvlText w:val="%9."/>
+      <w:lvlJc w:val="right"/>
+      <w:pPr>
+        <w:ind w:left="4400" w:hanging="440"/>
+      </w:pPr>
+    </w:lvl>
+  </w:abstractNum>
+  <w:abstractNum w:abstractNumId="1" w15:restartNumberingAfterBreak="0">
+    <w:nsid w:val="45B61CDD"/>
+    <w:multiLevelType w:val="hybridMultilevel"/>
+    <w:tmpl w:val="7778A024"/>
+    <w:lvl w:ilvl="0" w:tplc="2F3EA68A">
+      <w:start w:val="2"/>
+      <w:numFmt w:val="bullet"/>
+      <w:lvlText w:val=""/>
+      <w:lvlJc w:val="left"/>
+      <w:pPr>
+        <w:ind w:left="1160" w:hanging="360"/>
+      </w:pPr>
+      <w:rPr>
+        <w:rFonts w:ascii="Wingdings" w:eastAsia="맑은 고딕" w:hAnsi="Wingdings" w:cs="맑은 고딕" w:hint="default"/>
+      </w:rPr>
+    </w:lvl>
+    <w:lvl w:ilvl="1" w:tplc="04090003" w:tentative="1">
+      <w:start w:val="1"/>
+      <w:numFmt w:val="bullet"/>
+      <w:lvlText w:val=""/>
+      <w:lvlJc w:val="left"/>
+      <w:pPr>
+        <w:ind w:left="1680" w:hanging="440"/>
+      </w:pPr>
+      <w:rPr>
+        <w:rFonts w:ascii="Wingdings" w:hAnsi="Wingdings" w:hint="default"/>
+      </w:rPr>
+    </w:lvl>
+    <w:lvl w:ilvl="2" w:tplc="04090005" w:tentative="1">
+      <w:start w:val="1"/>
+      <w:numFmt w:val="bullet"/>
+      <w:lvlText w:val=""/>
+      <w:lvlJc w:val="left"/>
+      <w:pPr>
+        <w:ind w:left="2120" w:hanging="440"/>
+      </w:pPr>
+      <w:rPr>
+        <w:rFonts w:ascii="Wingdings" w:hAnsi="Wingdings" w:hint="default"/>
+      </w:rPr>
+    </w:lvl>
+    <w:lvl w:ilvl="3" w:tplc="04090001" w:tentative="1">
+      <w:start w:val="1"/>
+      <w:numFmt w:val="bullet"/>
+      <w:lvlText w:val=""/>
+      <w:lvlJc w:val="left"/>
+      <w:pPr>
+        <w:ind w:left="2560" w:hanging="440"/>
+      </w:pPr>
+      <w:rPr>
+        <w:rFonts w:ascii="Wingdings" w:hAnsi="Wingdings" w:hint="default"/>
+      </w:rPr>
+    </w:lvl>
+    <w:lvl w:ilvl="4" w:tplc="04090003" w:tentative="1">
+      <w:start w:val="1"/>
+      <w:numFmt w:val="bullet"/>
+      <w:lvlText w:val=""/>
+      <w:lvlJc w:val="left"/>
+      <w:pPr>
+        <w:ind w:left="3000" w:hanging="440"/>
+      </w:pPr>
+      <w:rPr>
+        <w:rFonts w:ascii="Wingdings" w:hAnsi="Wingdings" w:hint="default"/>
+      </w:rPr>
+    </w:lvl>
+    <w:lvl w:ilvl="5" w:tplc="04090005" w:tentative="1">
+      <w:start w:val="1"/>
+      <w:numFmt w:val="bullet"/>
+      <w:lvlText w:val=""/>
+      <w:lvlJc w:val="left"/>
+      <w:pPr>
+        <w:ind w:left="3440" w:hanging="440"/>
+      </w:pPr>
+      <w:rPr>
+        <w:rFonts w:ascii="Wingdings" w:hAnsi="Wingdings" w:hint="default"/>
+      </w:rPr>
+    </w:lvl>
+    <w:lvl w:ilvl="6" w:tplc="04090001" w:tentative="1">
+      <w:start w:val="1"/>
+      <w:numFmt w:val="bullet"/>
+      <w:lvlText w:val=""/>
+      <w:lvlJc w:val="left"/>
+      <w:pPr>
+        <w:ind w:left="3880" w:hanging="440"/>
+      </w:pPr>
+      <w:rPr>
+        <w:rFonts w:ascii="Wingdings" w:hAnsi="Wingdings" w:hint="default"/>
+      </w:rPr>
+    </w:lvl>
+    <w:lvl w:ilvl="7" w:tplc="04090003" w:tentative="1">
+      <w:start w:val="1"/>
+      <w:numFmt w:val="bullet"/>
+      <w:lvlText w:val=""/>
+      <w:lvlJc w:val="left"/>
+      <w:pPr>
+        <w:ind w:left="4320" w:hanging="440"/>
+      </w:pPr>
+      <w:rPr>
+        <w:rFonts w:ascii="Wingdings" w:hAnsi="Wingdings" w:hint="default"/>
+      </w:rPr>
+    </w:lvl>
+    <w:lvl w:ilvl="8" w:tplc="04090005" w:tentative="1">
+      <w:start w:val="1"/>
+      <w:numFmt w:val="bullet"/>
+      <w:lvlText w:val=""/>
+      <w:lvlJc w:val="left"/>
+      <w:pPr>
+        <w:ind w:left="4760" w:hanging="440"/>
+      </w:pPr>
+      <w:rPr>
+        <w:rFonts w:ascii="Wingdings" w:hAnsi="Wingdings" w:hint="default"/>
+      </w:rPr>
+    </w:lvl>
+  </w:abstractNum>
+  <w:abstractNum w:abstractNumId="2" w15:restartNumberingAfterBreak="0">
     <w:nsid w:val="573010EA"/>
     <w:multiLevelType w:val="hybridMultilevel"/>
     <w:tmpl w:val="6B94A1EC"/>
@@ -1401,8 +6837,130 @@
       </w:pPr>
     </w:lvl>
   </w:abstractNum>
+  <w:abstractNum w:abstractNumId="3" w15:restartNumberingAfterBreak="0">
+    <w:nsid w:val="7CF93F5C"/>
+    <w:multiLevelType w:val="hybridMultilevel"/>
+    <w:tmpl w:val="E0165E2E"/>
+    <w:lvl w:ilvl="0" w:tplc="440843B4">
+      <w:start w:val="2"/>
+      <w:numFmt w:val="bullet"/>
+      <w:lvlText w:val=""/>
+      <w:lvlJc w:val="left"/>
+      <w:pPr>
+        <w:ind w:left="800" w:hanging="360"/>
+      </w:pPr>
+      <w:rPr>
+        <w:rFonts w:ascii="Wingdings" w:eastAsia="맑은 고딕" w:hAnsi="Wingdings" w:cstheme="minorBidi" w:hint="default"/>
+      </w:rPr>
+    </w:lvl>
+    <w:lvl w:ilvl="1" w:tplc="04090003" w:tentative="1">
+      <w:start w:val="1"/>
+      <w:numFmt w:val="bullet"/>
+      <w:lvlText w:val=""/>
+      <w:lvlJc w:val="left"/>
+      <w:pPr>
+        <w:ind w:left="1320" w:hanging="440"/>
+      </w:pPr>
+      <w:rPr>
+        <w:rFonts w:ascii="Wingdings" w:hAnsi="Wingdings" w:hint="default"/>
+      </w:rPr>
+    </w:lvl>
+    <w:lvl w:ilvl="2" w:tplc="04090005" w:tentative="1">
+      <w:start w:val="1"/>
+      <w:numFmt w:val="bullet"/>
+      <w:lvlText w:val=""/>
+      <w:lvlJc w:val="left"/>
+      <w:pPr>
+        <w:ind w:left="1760" w:hanging="440"/>
+      </w:pPr>
+      <w:rPr>
+        <w:rFonts w:ascii="Wingdings" w:hAnsi="Wingdings" w:hint="default"/>
+      </w:rPr>
+    </w:lvl>
+    <w:lvl w:ilvl="3" w:tplc="04090001" w:tentative="1">
+      <w:start w:val="1"/>
+      <w:numFmt w:val="bullet"/>
+      <w:lvlText w:val=""/>
+      <w:lvlJc w:val="left"/>
+      <w:pPr>
+        <w:ind w:left="2200" w:hanging="440"/>
+      </w:pPr>
+      <w:rPr>
+        <w:rFonts w:ascii="Wingdings" w:hAnsi="Wingdings" w:hint="default"/>
+      </w:rPr>
+    </w:lvl>
+    <w:lvl w:ilvl="4" w:tplc="04090003" w:tentative="1">
+      <w:start w:val="1"/>
+      <w:numFmt w:val="bullet"/>
+      <w:lvlText w:val=""/>
+      <w:lvlJc w:val="left"/>
+      <w:pPr>
+        <w:ind w:left="2640" w:hanging="440"/>
+      </w:pPr>
+      <w:rPr>
+        <w:rFonts w:ascii="Wingdings" w:hAnsi="Wingdings" w:hint="default"/>
+      </w:rPr>
+    </w:lvl>
+    <w:lvl w:ilvl="5" w:tplc="04090005" w:tentative="1">
+      <w:start w:val="1"/>
+      <w:numFmt w:val="bullet"/>
+      <w:lvlText w:val=""/>
+      <w:lvlJc w:val="left"/>
+      <w:pPr>
+        <w:ind w:left="3080" w:hanging="440"/>
+      </w:pPr>
+      <w:rPr>
+        <w:rFonts w:ascii="Wingdings" w:hAnsi="Wingdings" w:hint="default"/>
+      </w:rPr>
+    </w:lvl>
+    <w:lvl w:ilvl="6" w:tplc="04090001" w:tentative="1">
+      <w:start w:val="1"/>
+      <w:numFmt w:val="bullet"/>
+      <w:lvlText w:val=""/>
+      <w:lvlJc w:val="left"/>
+      <w:pPr>
+        <w:ind w:left="3520" w:hanging="440"/>
+      </w:pPr>
+      <w:rPr>
+        <w:rFonts w:ascii="Wingdings" w:hAnsi="Wingdings" w:hint="default"/>
+      </w:rPr>
+    </w:lvl>
+    <w:lvl w:ilvl="7" w:tplc="04090003" w:tentative="1">
+      <w:start w:val="1"/>
+      <w:numFmt w:val="bullet"/>
+      <w:lvlText w:val=""/>
+      <w:lvlJc w:val="left"/>
+      <w:pPr>
+        <w:ind w:left="3960" w:hanging="440"/>
+      </w:pPr>
+      <w:rPr>
+        <w:rFonts w:ascii="Wingdings" w:hAnsi="Wingdings" w:hint="default"/>
+      </w:rPr>
+    </w:lvl>
+    <w:lvl w:ilvl="8" w:tplc="04090005" w:tentative="1">
+      <w:start w:val="1"/>
+      <w:numFmt w:val="bullet"/>
+      <w:lvlText w:val=""/>
+      <w:lvlJc w:val="left"/>
+      <w:pPr>
+        <w:ind w:left="4400" w:hanging="440"/>
+      </w:pPr>
+      <w:rPr>
+        <w:rFonts w:ascii="Wingdings" w:hAnsi="Wingdings" w:hint="default"/>
+      </w:rPr>
+    </w:lvl>
+  </w:abstractNum>
   <w:num w:numId="1" w16cid:durableId="909849382">
+    <w:abstractNumId w:val="2"/>
+  </w:num>
+  <w:num w:numId="2" w16cid:durableId="1987080118">
     <w:abstractNumId w:val="0"/>
+  </w:num>
+  <w:num w:numId="3" w16cid:durableId="1319770961">
+    <w:abstractNumId w:val="1"/>
+  </w:num>
+  <w:num w:numId="4" w16cid:durableId="1295060199">
+    <w:abstractNumId w:val="3"/>
   </w:num>
 </w:numbering>
 </file>
